--- a/juridico/ACP-0900193-90.2016.8.24.0064/2026-09-02-cumprimento-ev25/auditoria/RELATORIO-AUDITORIA.docx
+++ b/juridico/ACP-0900193-90.2016.8.24.0064/2026-09-02-cumprimento-ev25/auditoria/RELATORIO-AUDITORIA.docx
@@ -20,6 +20,8 @@
     </w:p>
     <w:p>
       <w:pPr>
+        <w:keepNext/>
+        <w:keepLines/>
         <w:spacing w:after="120" w:line="360"/>
         <w:jc w:val="center"/>
       </w:pPr>
@@ -34,6 +36,8 @@
     </w:p>
     <w:p>
       <w:pPr>
+        <w:keepNext w:val="false"/>
+        <w:keepLines/>
         <w:spacing w:after="120" w:line="360"/>
         <w:jc w:val="center"/>
       </w:pPr>
@@ -2738,7 +2742,7 @@
           <w:sz w:val="24"/>
           <w:szCs w:val="24"/>
         </w:rPr>
-        <w:t xml:space="preserve">. É valor fixo de tabela (Lei estadual n. 17.654/2018, Anexo Único, valores de 2026 — Circular CGJ n. 643/2025). Autos eletrônicos não têm porte de remessa e retorno.</w:t>
+        <w:t xml:space="preserve">. É valor fixo de tabela (Lei estadual n. 17.654/2018, Anexo Único, com os valores atualizados para 2026 por ato do TJSC — a verificação adversarial apontou que a Circular CGJ n. 643/2025, citada nas notas do escritório, trata dos emolumentos do foro extrajudicial, e não da Taxa de Serviços Judiciais; por isso a peça não nomeia o ato e ancora o valor na guia emitida pela própria Seção de Custas). Autos eletrônicos não têm porte de remessa e retorno (CPC, art. 1.007, § 3º).</w:t>
       </w:r>
     </w:p>
     <w:p>
@@ -7073,6 +7077,6374 @@
           <w:szCs w:val="24"/>
         </w:rPr>
         <w:t xml:space="preserve"> o eproc (bloqueio de rede da sessão): não foram lidos hoje os Ev. 18, 23, 25 (íntegra), 31 e 32, nem a guia e o comprovante. Tudo o que depende desses documentos está marcado como "conferir no eproc".</w:t>
+      </w:r>
+    </w:p>
+    <w:p>
+      <w:pPr>
+        <w:keepNext/>
+        <w:spacing w:after="180" w:before="360" w:line="360"/>
+        <w:jc w:val="left"/>
+      </w:pPr>
+      <w:r>
+        <w:rPr>
+          <w:rFonts w:ascii="Times New Roman" w:cs="Times New Roman" w:eastAsia="Times New Roman" w:hAnsi="Times New Roman"/>
+          <w:b/>
+          <w:bCs/>
+          <w:sz w:val="24"/>
+          <w:szCs w:val="24"/>
+        </w:rPr>
+        <w:t xml:space="preserve">Apêndice A — Caminho processual detalhado (laudo do agente de processamento recursal)</w:t>
+      </w:r>
+    </w:p>
+    <w:tbl>
+      <w:tblPr>
+        <w:tblW w:type="dxa" w:w="9072"/>
+        <w:tblBorders>
+          <w:top w:val="single" w:color="auto" w:sz="4"/>
+          <w:left w:val="single" w:color="auto" w:sz="4"/>
+          <w:bottom w:val="single" w:color="auto" w:sz="4"/>
+          <w:right w:val="single" w:color="auto" w:sz="4"/>
+          <w:insideH w:val="single" w:color="auto" w:sz="4"/>
+          <w:insideV w:val="single" w:color="auto" w:sz="4"/>
+        </w:tblBorders>
+      </w:tblPr>
+      <w:tblGrid>
+        <w:gridCol w:w="1296"/>
+        <w:gridCol w:w="1296"/>
+        <w:gridCol w:w="1296"/>
+        <w:gridCol w:w="1296"/>
+        <w:gridCol w:w="1296"/>
+        <w:gridCol w:w="1296"/>
+        <w:gridCol w:w="1296"/>
+      </w:tblGrid>
+      <w:tr>
+        <w:tc>
+          <w:tcPr>
+            <w:tcW w:type="dxa" w:w="1296"/>
+            <w:tcBorders>
+              <w:top w:val="single" w:color="999999" w:sz="4"/>
+              <w:left w:val="single" w:color="999999" w:sz="4"/>
+              <w:bottom w:val="single" w:color="999999" w:sz="4"/>
+              <w:right w:val="single" w:color="999999" w:sz="4"/>
+            </w:tcBorders>
+            <w:shd w:fill="EDEDED" w:color="auto" w:val="clear"/>
+            <w:tcMar>
+              <w:top w:type="dxa" w:w="60"/>
+              <w:left w:type="dxa" w:w="100"/>
+              <w:bottom w:type="dxa" w:w="60"/>
+              <w:right w:type="dxa" w:w="100"/>
+            </w:tcMar>
+          </w:tcPr>
+          <w:p>
+            <w:pPr>
+              <w:spacing w:after="0" w:line="276"/>
+            </w:pPr>
+            <w:r>
+              <w:rPr>
+                <w:rFonts w:ascii="Times New Roman" w:cs="Times New Roman" w:eastAsia="Times New Roman" w:hAnsi="Times New Roman"/>
+                <w:b/>
+                <w:bCs/>
+                <w:sz w:val="20"/>
+                <w:szCs w:val="20"/>
+              </w:rPr>
+              <w:t xml:space="preserve">#</w:t>
+            </w:r>
+          </w:p>
+        </w:tc>
+        <w:tc>
+          <w:tcPr>
+            <w:tcW w:type="dxa" w:w="1296"/>
+            <w:tcBorders>
+              <w:top w:val="single" w:color="999999" w:sz="4"/>
+              <w:left w:val="single" w:color="999999" w:sz="4"/>
+              <w:bottom w:val="single" w:color="999999" w:sz="4"/>
+              <w:right w:val="single" w:color="999999" w:sz="4"/>
+            </w:tcBorders>
+            <w:shd w:fill="EDEDED" w:color="auto" w:val="clear"/>
+            <w:tcMar>
+              <w:top w:type="dxa" w:w="60"/>
+              <w:left w:type="dxa" w:w="100"/>
+              <w:bottom w:type="dxa" w:w="60"/>
+              <w:right w:type="dxa" w:w="100"/>
+            </w:tcMar>
+          </w:tcPr>
+          <w:p>
+            <w:pPr>
+              <w:spacing w:after="0" w:line="276"/>
+            </w:pPr>
+            <w:r>
+              <w:rPr>
+                <w:rFonts w:ascii="Times New Roman" w:cs="Times New Roman" w:eastAsia="Times New Roman" w:hAnsi="Times New Roman"/>
+                <w:b/>
+                <w:bCs/>
+                <w:sz w:val="20"/>
+                <w:szCs w:val="20"/>
+              </w:rPr>
+              <w:t xml:space="preserve">Etapa</w:t>
+            </w:r>
+          </w:p>
+        </w:tc>
+        <w:tc>
+          <w:tcPr>
+            <w:tcW w:type="dxa" w:w="1296"/>
+            <w:tcBorders>
+              <w:top w:val="single" w:color="999999" w:sz="4"/>
+              <w:left w:val="single" w:color="999999" w:sz="4"/>
+              <w:bottom w:val="single" w:color="999999" w:sz="4"/>
+              <w:right w:val="single" w:color="999999" w:sz="4"/>
+            </w:tcBorders>
+            <w:shd w:fill="EDEDED" w:color="auto" w:val="clear"/>
+            <w:tcMar>
+              <w:top w:type="dxa" w:w="60"/>
+              <w:left w:type="dxa" w:w="100"/>
+              <w:bottom w:type="dxa" w:w="60"/>
+              <w:right w:type="dxa" w:w="100"/>
+            </w:tcMar>
+          </w:tcPr>
+          <w:p>
+            <w:pPr>
+              <w:spacing w:after="0" w:line="276"/>
+            </w:pPr>
+            <w:r>
+              <w:rPr>
+                <w:rFonts w:ascii="Times New Roman" w:cs="Times New Roman" w:eastAsia="Times New Roman" w:hAnsi="Times New Roman"/>
+                <w:b/>
+                <w:bCs/>
+                <w:sz w:val="20"/>
+                <w:szCs w:val="20"/>
+              </w:rPr>
+              <w:t xml:space="preserve">Quem</w:t>
+            </w:r>
+          </w:p>
+        </w:tc>
+        <w:tc>
+          <w:tcPr>
+            <w:tcW w:type="dxa" w:w="1296"/>
+            <w:tcBorders>
+              <w:top w:val="single" w:color="999999" w:sz="4"/>
+              <w:left w:val="single" w:color="999999" w:sz="4"/>
+              <w:bottom w:val="single" w:color="999999" w:sz="4"/>
+              <w:right w:val="single" w:color="999999" w:sz="4"/>
+            </w:tcBorders>
+            <w:shd w:fill="EDEDED" w:color="auto" w:val="clear"/>
+            <w:tcMar>
+              <w:top w:type="dxa" w:w="60"/>
+              <w:left w:type="dxa" w:w="100"/>
+              <w:bottom w:type="dxa" w:w="60"/>
+              <w:right w:type="dxa" w:w="100"/>
+            </w:tcMar>
+          </w:tcPr>
+          <w:p>
+            <w:pPr>
+              <w:spacing w:after="0" w:line="276"/>
+            </w:pPr>
+            <w:r>
+              <w:rPr>
+                <w:rFonts w:ascii="Times New Roman" w:cs="Times New Roman" w:eastAsia="Times New Roman" w:hAnsi="Times New Roman"/>
+                <w:b/>
+                <w:bCs/>
+                <w:sz w:val="20"/>
+                <w:szCs w:val="20"/>
+              </w:rPr>
+              <w:t xml:space="preserve">Prazo</w:t>
+            </w:r>
+          </w:p>
+        </w:tc>
+        <w:tc>
+          <w:tcPr>
+            <w:tcW w:type="dxa" w:w="1296"/>
+            <w:tcBorders>
+              <w:top w:val="single" w:color="999999" w:sz="4"/>
+              <w:left w:val="single" w:color="999999" w:sz="4"/>
+              <w:bottom w:val="single" w:color="999999" w:sz="4"/>
+              <w:right w:val="single" w:color="999999" w:sz="4"/>
+            </w:tcBorders>
+            <w:shd w:fill="EDEDED" w:color="auto" w:val="clear"/>
+            <w:tcMar>
+              <w:top w:type="dxa" w:w="60"/>
+              <w:left w:type="dxa" w:w="100"/>
+              <w:bottom w:type="dxa" w:w="60"/>
+              <w:right w:type="dxa" w:w="100"/>
+            </w:tcMar>
+          </w:tcPr>
+          <w:p>
+            <w:pPr>
+              <w:spacing w:after="0" w:line="276"/>
+            </w:pPr>
+            <w:r>
+              <w:rPr>
+                <w:rFonts w:ascii="Times New Roman" w:cs="Times New Roman" w:eastAsia="Times New Roman" w:hAnsi="Times New Roman"/>
+                <w:b/>
+                <w:bCs/>
+                <w:sz w:val="20"/>
+                <w:szCs w:val="20"/>
+              </w:rPr>
+              <w:t xml:space="preserve">Base legal</w:t>
+            </w:r>
+          </w:p>
+        </w:tc>
+        <w:tc>
+          <w:tcPr>
+            <w:tcW w:type="dxa" w:w="1296"/>
+            <w:tcBorders>
+              <w:top w:val="single" w:color="999999" w:sz="4"/>
+              <w:left w:val="single" w:color="999999" w:sz="4"/>
+              <w:bottom w:val="single" w:color="999999" w:sz="4"/>
+              <w:right w:val="single" w:color="999999" w:sz="4"/>
+            </w:tcBorders>
+            <w:shd w:fill="EDEDED" w:color="auto" w:val="clear"/>
+            <w:tcMar>
+              <w:top w:type="dxa" w:w="60"/>
+              <w:left w:type="dxa" w:w="100"/>
+              <w:bottom w:type="dxa" w:w="60"/>
+              <w:right w:type="dxa" w:w="100"/>
+            </w:tcMar>
+          </w:tcPr>
+          <w:p>
+            <w:pPr>
+              <w:spacing w:after="0" w:line="276"/>
+            </w:pPr>
+            <w:r>
+              <w:rPr>
+                <w:rFonts w:ascii="Times New Roman" w:cs="Times New Roman" w:eastAsia="Times New Roman" w:hAnsi="Times New Roman"/>
+                <w:b/>
+                <w:bCs/>
+                <w:sz w:val="20"/>
+                <w:szCs w:val="20"/>
+              </w:rPr>
+              <w:t xml:space="preserve">Risco</w:t>
+            </w:r>
+          </w:p>
+        </w:tc>
+        <w:tc>
+          <w:tcPr>
+            <w:tcW w:type="dxa" w:w="1296"/>
+            <w:tcBorders>
+              <w:top w:val="single" w:color="999999" w:sz="4"/>
+              <w:left w:val="single" w:color="999999" w:sz="4"/>
+              <w:bottom w:val="single" w:color="999999" w:sz="4"/>
+              <w:right w:val="single" w:color="999999" w:sz="4"/>
+            </w:tcBorders>
+            <w:shd w:fill="EDEDED" w:color="auto" w:val="clear"/>
+            <w:tcMar>
+              <w:top w:type="dxa" w:w="60"/>
+              <w:left w:type="dxa" w:w="100"/>
+              <w:bottom w:type="dxa" w:w="60"/>
+              <w:right w:type="dxa" w:w="100"/>
+            </w:tcMar>
+          </w:tcPr>
+          <w:p>
+            <w:pPr>
+              <w:spacing w:after="0" w:line="276"/>
+            </w:pPr>
+            <w:r>
+              <w:rPr>
+                <w:rFonts w:ascii="Times New Roman" w:cs="Times New Roman" w:eastAsia="Times New Roman" w:hAnsi="Times New Roman"/>
+                <w:b/>
+                <w:bCs/>
+                <w:sz w:val="20"/>
+                <w:szCs w:val="20"/>
+              </w:rPr>
+              <w:t xml:space="preserve">O que fazer</w:t>
+            </w:r>
+          </w:p>
+        </w:tc>
+      </w:tr>
+      <w:tr>
+        <w:tc>
+          <w:tcPr>
+            <w:tcW w:type="dxa" w:w="1296"/>
+            <w:tcBorders>
+              <w:top w:val="single" w:color="999999" w:sz="4"/>
+              <w:left w:val="single" w:color="999999" w:sz="4"/>
+              <w:bottom w:val="single" w:color="999999" w:sz="4"/>
+              <w:right w:val="single" w:color="999999" w:sz="4"/>
+            </w:tcBorders>
+            <w:tcMar>
+              <w:top w:type="dxa" w:w="60"/>
+              <w:left w:type="dxa" w:w="100"/>
+              <w:bottom w:type="dxa" w:w="60"/>
+              <w:right w:type="dxa" w:w="100"/>
+            </w:tcMar>
+          </w:tcPr>
+          <w:p>
+            <w:pPr>
+              <w:spacing w:after="0" w:line="276"/>
+            </w:pPr>
+            <w:r>
+              <w:rPr>
+                <w:rFonts w:ascii="Times New Roman" w:cs="Times New Roman" w:eastAsia="Times New Roman" w:hAnsi="Times New Roman"/>
+                <w:b w:val="false"/>
+                <w:bCs w:val="false"/>
+                <w:sz w:val="20"/>
+                <w:szCs w:val="20"/>
+              </w:rPr>
+              <w:t xml:space="preserve">1</w:t>
+            </w:r>
+          </w:p>
+        </w:tc>
+        <w:tc>
+          <w:tcPr>
+            <w:tcW w:type="dxa" w:w="1296"/>
+            <w:tcBorders>
+              <w:top w:val="single" w:color="999999" w:sz="4"/>
+              <w:left w:val="single" w:color="999999" w:sz="4"/>
+              <w:bottom w:val="single" w:color="999999" w:sz="4"/>
+              <w:right w:val="single" w:color="999999" w:sz="4"/>
+            </w:tcBorders>
+            <w:tcMar>
+              <w:top w:type="dxa" w:w="60"/>
+              <w:left w:type="dxa" w:w="100"/>
+              <w:bottom w:type="dxa" w:w="60"/>
+              <w:right w:type="dxa" w:w="100"/>
+            </w:tcMar>
+          </w:tcPr>
+          <w:p>
+            <w:pPr>
+              <w:spacing w:after="0" w:line="276"/>
+            </w:pPr>
+            <w:r>
+              <w:rPr>
+                <w:rFonts w:ascii="Times New Roman" w:cs="Times New Roman" w:eastAsia="Times New Roman" w:hAnsi="Times New Roman"/>
+                <w:b w:val="false"/>
+                <w:bCs w:val="false"/>
+                <w:sz w:val="20"/>
+                <w:szCs w:val="20"/>
+              </w:rPr>
+              <w:t xml:space="preserve">Protocolo da petição de cumprimento do Ev. 25 (peça principal) com Doc. 1 (guia Ev. 31 + comprovante de pagamento de 02/09/2026), Doc. 2 (procuração com cláusula de ratificação retroativa, assinada pela outorgante por e-CNPJ ou punho digitalizado), Doc. 3 (Sétima Alteração do Contrato Social, JUCESC 08/06/2021) e Doc. 4 (print da tela 'Custas' tarjada e e-mails com a Seção de Custas de 02/09/2026).</w:t>
+            </w:r>
+          </w:p>
+        </w:tc>
+        <w:tc>
+          <w:tcPr>
+            <w:tcW w:type="dxa" w:w="1296"/>
+            <w:tcBorders>
+              <w:top w:val="single" w:color="999999" w:sz="4"/>
+              <w:left w:val="single" w:color="999999" w:sz="4"/>
+              <w:bottom w:val="single" w:color="999999" w:sz="4"/>
+              <w:right w:val="single" w:color="999999" w:sz="4"/>
+            </w:tcBorders>
+            <w:tcMar>
+              <w:top w:type="dxa" w:w="60"/>
+              <w:left w:type="dxa" w:w="100"/>
+              <w:bottom w:type="dxa" w:w="60"/>
+              <w:right w:type="dxa" w:w="100"/>
+            </w:tcMar>
+          </w:tcPr>
+          <w:p>
+            <w:pPr>
+              <w:spacing w:after="0" w:line="276"/>
+            </w:pPr>
+            <w:r>
+              <w:rPr>
+                <w:rFonts w:ascii="Times New Roman" w:cs="Times New Roman" w:eastAsia="Times New Roman" w:hAnsi="Times New Roman"/>
+                <w:b w:val="false"/>
+                <w:bCs w:val="false"/>
+                <w:sz w:val="20"/>
+                <w:szCs w:val="20"/>
+              </w:rPr>
+              <w:t xml:space="preserve">Advogado da apelante (Gabriel, OAB/SC 53.040), no eproc 2º grau.</w:t>
+            </w:r>
+          </w:p>
+        </w:tc>
+        <w:tc>
+          <w:tcPr>
+            <w:tcW w:type="dxa" w:w="1296"/>
+            <w:tcBorders>
+              <w:top w:val="single" w:color="999999" w:sz="4"/>
+              <w:left w:val="single" w:color="999999" w:sz="4"/>
+              <w:bottom w:val="single" w:color="999999" w:sz="4"/>
+              <w:right w:val="single" w:color="999999" w:sz="4"/>
+            </w:tcBorders>
+            <w:tcMar>
+              <w:top w:type="dxa" w:w="60"/>
+              <w:left w:type="dxa" w:w="100"/>
+              <w:bottom w:type="dxa" w:w="60"/>
+              <w:right w:type="dxa" w:w="100"/>
+            </w:tcMar>
+          </w:tcPr>
+          <w:p>
+            <w:pPr>
+              <w:spacing w:after="0" w:line="276"/>
+            </w:pPr>
+            <w:r>
+              <w:rPr>
+                <w:rFonts w:ascii="Times New Roman" w:cs="Times New Roman" w:eastAsia="Times New Roman" w:hAnsi="Times New Roman"/>
+                <w:b w:val="false"/>
+                <w:bCs w:val="false"/>
+                <w:sz w:val="20"/>
+                <w:szCs w:val="20"/>
+              </w:rPr>
+              <w:t xml:space="preserve">Até 04/09/2026 (sexta) 23h59min59s (Ev. 27). Recomendado: protocolar hoje, 02/09, ou 03/09, com margem para indisponibilidade do sistema (CPC 224, §1º, só socorre se a indisponibilidade for certificada).</w:t>
+            </w:r>
+          </w:p>
+        </w:tc>
+        <w:tc>
+          <w:tcPr>
+            <w:tcW w:type="dxa" w:w="1296"/>
+            <w:tcBorders>
+              <w:top w:val="single" w:color="999999" w:sz="4"/>
+              <w:left w:val="single" w:color="999999" w:sz="4"/>
+              <w:bottom w:val="single" w:color="999999" w:sz="4"/>
+              <w:right w:val="single" w:color="999999" w:sz="4"/>
+            </w:tcBorders>
+            <w:tcMar>
+              <w:top w:type="dxa" w:w="60"/>
+              <w:left w:type="dxa" w:w="100"/>
+              <w:bottom w:type="dxa" w:w="60"/>
+              <w:right w:type="dxa" w:w="100"/>
+            </w:tcMar>
+          </w:tcPr>
+          <w:p>
+            <w:pPr>
+              <w:spacing w:after="0" w:line="276"/>
+            </w:pPr>
+            <w:r>
+              <w:rPr>
+                <w:rFonts w:ascii="Times New Roman" w:cs="Times New Roman" w:eastAsia="Times New Roman" w:hAnsi="Times New Roman"/>
+                <w:b w:val="false"/>
+                <w:bCs w:val="false"/>
+                <w:sz w:val="20"/>
+                <w:szCs w:val="20"/>
+              </w:rPr>
+              <w:t xml:space="preserve">CPC 1.007, caput e §§2º, 6º e 7º; CPC 99, §7º (pedido de gratuidade no recurso dispensa o preparo até decisão); CPC 219 e 224, §§2º e 3º; CPC 104, §§1º e 2º, e 105 (procuração); CC 662, p.ú. (ratificação retroage); CPC 75, VIII (representação da PJ); Súmula 481/STJ; Súmula 51/TJSC.</w:t>
+            </w:r>
+          </w:p>
+        </w:tc>
+        <w:tc>
+          <w:tcPr>
+            <w:tcW w:type="dxa" w:w="1296"/>
+            <w:tcBorders>
+              <w:top w:val="single" w:color="999999" w:sz="4"/>
+              <w:left w:val="single" w:color="999999" w:sz="4"/>
+              <w:bottom w:val="single" w:color="999999" w:sz="4"/>
+              <w:right w:val="single" w:color="999999" w:sz="4"/>
+            </w:tcBorders>
+            <w:tcMar>
+              <w:top w:type="dxa" w:w="60"/>
+              <w:left w:type="dxa" w:w="100"/>
+              <w:bottom w:type="dxa" w:w="60"/>
+              <w:right w:type="dxa" w:w="100"/>
+            </w:tcMar>
+          </w:tcPr>
+          <w:p>
+            <w:pPr>
+              <w:spacing w:after="0" w:line="276"/>
+            </w:pPr>
+            <w:r>
+              <w:rPr>
+                <w:rFonts w:ascii="Times New Roman" w:cs="Times New Roman" w:eastAsia="Times New Roman" w:hAnsi="Times New Roman"/>
+                <w:b w:val="false"/>
+                <w:bCs w:val="false"/>
+                <w:sz w:val="20"/>
+                <w:szCs w:val="20"/>
+              </w:rPr>
+              <w:t xml:space="preserve">(i) Protocolo após 23h59min59s → deserção. (ii) Renovar pedido de gratuidade → Súmula 51/TJSC aplicada contra a apelante e discussão inútil. (iii) Confessar nulidade da representação → convite ao não conhecimento (CPC 76, §2º, I). (iv) Procuração 'assinada' só pelo login do advogado autentica o outorgado, não a outorgante. (v) Comprovante de boleto sem compensação bancária.</w:t>
+            </w:r>
+          </w:p>
+        </w:tc>
+        <w:tc>
+          <w:tcPr>
+            <w:tcW w:type="dxa" w:w="1296"/>
+            <w:tcBorders>
+              <w:top w:val="single" w:color="999999" w:sz="4"/>
+              <w:left w:val="single" w:color="999999" w:sz="4"/>
+              <w:bottom w:val="single" w:color="999999" w:sz="4"/>
+              <w:right w:val="single" w:color="999999" w:sz="4"/>
+            </w:tcBorders>
+            <w:tcMar>
+              <w:top w:type="dxa" w:w="60"/>
+              <w:left w:type="dxa" w:w="100"/>
+              <w:bottom w:type="dxa" w:w="60"/>
+              <w:right w:type="dxa" w:w="100"/>
+            </w:tcMar>
+          </w:tcPr>
+          <w:p>
+            <w:pPr>
+              <w:spacing w:after="0" w:line="276"/>
+            </w:pPr>
+            <w:r>
+              <w:rPr>
+                <w:rFonts w:ascii="Times New Roman" w:cs="Times New Roman" w:eastAsia="Times New Roman" w:hAnsi="Times New Roman"/>
+                <w:b w:val="false"/>
+                <w:bCs w:val="false"/>
+                <w:sz w:val="20"/>
+                <w:szCs w:val="20"/>
+              </w:rPr>
+              <w:t xml:space="preserve">Pedir somente: (a) o recebimento do preparo e a declaração de regularidade; (b) a homologação da desistência expressa do pedido de gratuidade formulado nas razões (Ev. 280/281), para que fique prejudicado; (c) a juntada da procuração 'em reforço e para que não paire dúvida', com ratificação expressa de todos os atos desde 07/02/2020, sem afirmar nulidade. Registrar, sem pedir nada, o contexto de justo impedimento (Ev. 293/1º grau, Ev. 3-4, 22, 23, 31 e 32 do 2º grau). Guardar o recibo de protocolo (evento provável: Ev. 33) e conferir no eproc que o prazo do Ev. 27 passou a 'FECHADO'.</w:t>
+            </w:r>
+          </w:p>
+        </w:tc>
+      </w:tr>
+      <w:tr>
+        <w:tc>
+          <w:tcPr>
+            <w:tcW w:type="dxa" w:w="1296"/>
+            <w:tcBorders>
+              <w:top w:val="single" w:color="999999" w:sz="4"/>
+              <w:left w:val="single" w:color="999999" w:sz="4"/>
+              <w:bottom w:val="single" w:color="999999" w:sz="4"/>
+              <w:right w:val="single" w:color="999999" w:sz="4"/>
+            </w:tcBorders>
+            <w:tcMar>
+              <w:top w:type="dxa" w:w="60"/>
+              <w:left w:type="dxa" w:w="100"/>
+              <w:bottom w:type="dxa" w:w="60"/>
+              <w:right w:type="dxa" w:w="100"/>
+            </w:tcMar>
+          </w:tcPr>
+          <w:p>
+            <w:pPr>
+              <w:spacing w:after="0" w:line="276"/>
+            </w:pPr>
+            <w:r>
+              <w:rPr>
+                <w:rFonts w:ascii="Times New Roman" w:cs="Times New Roman" w:eastAsia="Times New Roman" w:hAnsi="Times New Roman"/>
+                <w:b w:val="false"/>
+                <w:bCs w:val="false"/>
+                <w:sz w:val="20"/>
+                <w:szCs w:val="20"/>
+              </w:rPr>
+              <w:t xml:space="preserve">2</w:t>
+            </w:r>
+          </w:p>
+        </w:tc>
+        <w:tc>
+          <w:tcPr>
+            <w:tcW w:type="dxa" w:w="1296"/>
+            <w:tcBorders>
+              <w:top w:val="single" w:color="999999" w:sz="4"/>
+              <w:left w:val="single" w:color="999999" w:sz="4"/>
+              <w:bottom w:val="single" w:color="999999" w:sz="4"/>
+              <w:right w:val="single" w:color="999999" w:sz="4"/>
+            </w:tcBorders>
+            <w:tcMar>
+              <w:top w:type="dxa" w:w="60"/>
+              <w:left w:type="dxa" w:w="100"/>
+              <w:bottom w:type="dxa" w:w="60"/>
+              <w:right w:type="dxa" w:w="100"/>
+            </w:tcMar>
+          </w:tcPr>
+          <w:p>
+            <w:pPr>
+              <w:spacing w:after="0" w:line="276"/>
+            </w:pPr>
+            <w:r>
+              <w:rPr>
+                <w:rFonts w:ascii="Times New Roman" w:cs="Times New Roman" w:eastAsia="Times New Roman" w:hAnsi="Times New Roman"/>
+                <w:b w:val="false"/>
+                <w:bCs w:val="false"/>
+                <w:sz w:val="20"/>
+                <w:szCs w:val="20"/>
+              </w:rPr>
+              <w:t xml:space="preserve">Peça autônoma, sem prazo: desabilitação das renunciantes (Caroline Vaz, OAB/SC 54.142; Lígia Luis, OAB/SC 53.624) nos dois graus, intimação exclusiva em nome de Gabriel, retificação do cadastro ('EIRELI' → 'Ltda.'; endereço n. 1.003) e certidão das comunicações dirigidas às renunciantes desde 01/08/2023.</w:t>
+            </w:r>
+          </w:p>
+        </w:tc>
+        <w:tc>
+          <w:tcPr>
+            <w:tcW w:type="dxa" w:w="1296"/>
+            <w:tcBorders>
+              <w:top w:val="single" w:color="999999" w:sz="4"/>
+              <w:left w:val="single" w:color="999999" w:sz="4"/>
+              <w:bottom w:val="single" w:color="999999" w:sz="4"/>
+              <w:right w:val="single" w:color="999999" w:sz="4"/>
+            </w:tcBorders>
+            <w:tcMar>
+              <w:top w:type="dxa" w:w="60"/>
+              <w:left w:type="dxa" w:w="100"/>
+              <w:bottom w:type="dxa" w:w="60"/>
+              <w:right w:type="dxa" w:w="100"/>
+            </w:tcMar>
+          </w:tcPr>
+          <w:p>
+            <w:pPr>
+              <w:spacing w:after="0" w:line="276"/>
+            </w:pPr>
+            <w:r>
+              <w:rPr>
+                <w:rFonts w:ascii="Times New Roman" w:cs="Times New Roman" w:eastAsia="Times New Roman" w:hAnsi="Times New Roman"/>
+                <w:b w:val="false"/>
+                <w:bCs w:val="false"/>
+                <w:sz w:val="20"/>
+                <w:szCs w:val="20"/>
+              </w:rPr>
+              <w:t xml:space="preserve">Advogado da apelante.</w:t>
+            </w:r>
+          </w:p>
+        </w:tc>
+        <w:tc>
+          <w:tcPr>
+            <w:tcW w:type="dxa" w:w="1296"/>
+            <w:tcBorders>
+              <w:top w:val="single" w:color="999999" w:sz="4"/>
+              <w:left w:val="single" w:color="999999" w:sz="4"/>
+              <w:bottom w:val="single" w:color="999999" w:sz="4"/>
+              <w:right w:val="single" w:color="999999" w:sz="4"/>
+            </w:tcBorders>
+            <w:tcMar>
+              <w:top w:type="dxa" w:w="60"/>
+              <w:left w:type="dxa" w:w="100"/>
+              <w:bottom w:type="dxa" w:w="60"/>
+              <w:right w:type="dxa" w:w="100"/>
+            </w:tcMar>
+          </w:tcPr>
+          <w:p>
+            <w:pPr>
+              <w:spacing w:after="0" w:line="276"/>
+            </w:pPr>
+            <w:r>
+              <w:rPr>
+                <w:rFonts w:ascii="Times New Roman" w:cs="Times New Roman" w:eastAsia="Times New Roman" w:hAnsi="Times New Roman"/>
+                <w:b w:val="false"/>
+                <w:bCs w:val="false"/>
+                <w:sz w:val="20"/>
+                <w:szCs w:val="20"/>
+              </w:rPr>
+              <w:t xml:space="preserve">Sem prazo legal. Sugerido: mesmo dia do protocolo principal ou até 08/09/2026 (terça, 1º dia útil após 07/09, feriado), para que o despacho do relator já saia com o cadastro correto.</w:t>
+            </w:r>
+          </w:p>
+        </w:tc>
+        <w:tc>
+          <w:tcPr>
+            <w:tcW w:type="dxa" w:w="1296"/>
+            <w:tcBorders>
+              <w:top w:val="single" w:color="999999" w:sz="4"/>
+              <w:left w:val="single" w:color="999999" w:sz="4"/>
+              <w:bottom w:val="single" w:color="999999" w:sz="4"/>
+              <w:right w:val="single" w:color="999999" w:sz="4"/>
+            </w:tcBorders>
+            <w:tcMar>
+              <w:top w:type="dxa" w:w="60"/>
+              <w:left w:type="dxa" w:w="100"/>
+              <w:bottom w:type="dxa" w:w="60"/>
+              <w:right w:type="dxa" w:w="100"/>
+            </w:tcMar>
+          </w:tcPr>
+          <w:p>
+            <w:pPr>
+              <w:spacing w:after="0" w:line="276"/>
+            </w:pPr>
+            <w:r>
+              <w:rPr>
+                <w:rFonts w:ascii="Times New Roman" w:cs="Times New Roman" w:eastAsia="Times New Roman" w:hAnsi="Times New Roman"/>
+                <w:b w:val="false"/>
+                <w:bCs w:val="false"/>
+                <w:sz w:val="20"/>
+                <w:szCs w:val="20"/>
+              </w:rPr>
+              <w:t xml:space="preserve">CPC 112 (renúncia; Ev. 211 e 256); CPC 272, §§2º, 5º e 8º (intimação exclusiva e ressalva de nulidade); CPC 76 (regularização). Registros distintos: 156966604326 (2º grau) e 409609497820 (ACP).</w:t>
+            </w:r>
+          </w:p>
+        </w:tc>
+        <w:tc>
+          <w:tcPr>
+            <w:tcW w:type="dxa" w:w="1296"/>
+            <w:tcBorders>
+              <w:top w:val="single" w:color="999999" w:sz="4"/>
+              <w:left w:val="single" w:color="999999" w:sz="4"/>
+              <w:bottom w:val="single" w:color="999999" w:sz="4"/>
+              <w:right w:val="single" w:color="999999" w:sz="4"/>
+            </w:tcBorders>
+            <w:tcMar>
+              <w:top w:type="dxa" w:w="60"/>
+              <w:left w:type="dxa" w:w="100"/>
+              <w:bottom w:type="dxa" w:w="60"/>
+              <w:right w:type="dxa" w:w="100"/>
+            </w:tcMar>
+          </w:tcPr>
+          <w:p>
+            <w:pPr>
+              <w:spacing w:after="0" w:line="276"/>
+            </w:pPr>
+            <w:r>
+              <w:rPr>
+                <w:rFonts w:ascii="Times New Roman" w:cs="Times New Roman" w:eastAsia="Times New Roman" w:hAnsi="Times New Roman"/>
+                <w:b w:val="false"/>
+                <w:bCs w:val="false"/>
+                <w:sz w:val="20"/>
+                <w:szCs w:val="20"/>
+              </w:rPr>
+              <w:t xml:space="preserve">Se misturada à peça principal, dilui o pedido do preparo e cria pretexto para o gabinete 'esclarecer' a representação. Se não feita, publicações continuam saindo em nome de advogadas renunciantes (histórico dos Ev. 90/97 em 2020: decurso em branco).</w:t>
+            </w:r>
+          </w:p>
+        </w:tc>
+        <w:tc>
+          <w:tcPr>
+            <w:tcW w:type="dxa" w:w="1296"/>
+            <w:tcBorders>
+              <w:top w:val="single" w:color="999999" w:sz="4"/>
+              <w:left w:val="single" w:color="999999" w:sz="4"/>
+              <w:bottom w:val="single" w:color="999999" w:sz="4"/>
+              <w:right w:val="single" w:color="999999" w:sz="4"/>
+            </w:tcBorders>
+            <w:tcMar>
+              <w:top w:type="dxa" w:w="60"/>
+              <w:left w:type="dxa" w:w="100"/>
+              <w:bottom w:type="dxa" w:w="60"/>
+              <w:right w:type="dxa" w:w="100"/>
+            </w:tcMar>
+          </w:tcPr>
+          <w:p>
+            <w:pPr>
+              <w:spacing w:after="0" w:line="276"/>
+            </w:pPr>
+            <w:r>
+              <w:rPr>
+                <w:rFonts w:ascii="Times New Roman" w:cs="Times New Roman" w:eastAsia="Times New Roman" w:hAnsi="Times New Roman"/>
+                <w:b w:val="false"/>
+                <w:bCs w:val="false"/>
+                <w:sz w:val="20"/>
+                <w:szCs w:val="20"/>
+              </w:rPr>
+              <w:t xml:space="preserve">Protocolar em separado. Não arguir nulidade agora (CPC 272, §8º). Pedir comunicação ao juízo de origem para a mesma baixa no 1º grau.</w:t>
+            </w:r>
+          </w:p>
+        </w:tc>
+      </w:tr>
+      <w:tr>
+        <w:tc>
+          <w:tcPr>
+            <w:tcW w:type="dxa" w:w="1296"/>
+            <w:tcBorders>
+              <w:top w:val="single" w:color="999999" w:sz="4"/>
+              <w:left w:val="single" w:color="999999" w:sz="4"/>
+              <w:bottom w:val="single" w:color="999999" w:sz="4"/>
+              <w:right w:val="single" w:color="999999" w:sz="4"/>
+            </w:tcBorders>
+            <w:tcMar>
+              <w:top w:type="dxa" w:w="60"/>
+              <w:left w:type="dxa" w:w="100"/>
+              <w:bottom w:type="dxa" w:w="60"/>
+              <w:right w:type="dxa" w:w="100"/>
+            </w:tcMar>
+          </w:tcPr>
+          <w:p>
+            <w:pPr>
+              <w:spacing w:after="0" w:line="276"/>
+            </w:pPr>
+            <w:r>
+              <w:rPr>
+                <w:rFonts w:ascii="Times New Roman" w:cs="Times New Roman" w:eastAsia="Times New Roman" w:hAnsi="Times New Roman"/>
+                <w:b w:val="false"/>
+                <w:bCs w:val="false"/>
+                <w:sz w:val="20"/>
+                <w:szCs w:val="20"/>
+              </w:rPr>
+              <w:t xml:space="preserve">3</w:t>
+            </w:r>
+          </w:p>
+        </w:tc>
+        <w:tc>
+          <w:tcPr>
+            <w:tcW w:type="dxa" w:w="1296"/>
+            <w:tcBorders>
+              <w:top w:val="single" w:color="999999" w:sz="4"/>
+              <w:left w:val="single" w:color="999999" w:sz="4"/>
+              <w:bottom w:val="single" w:color="999999" w:sz="4"/>
+              <w:right w:val="single" w:color="999999" w:sz="4"/>
+            </w:tcBorders>
+            <w:tcMar>
+              <w:top w:type="dxa" w:w="60"/>
+              <w:left w:type="dxa" w:w="100"/>
+              <w:bottom w:type="dxa" w:w="60"/>
+              <w:right w:type="dxa" w:w="100"/>
+            </w:tcMar>
+          </w:tcPr>
+          <w:p>
+            <w:pPr>
+              <w:spacing w:after="0" w:line="276"/>
+            </w:pPr>
+            <w:r>
+              <w:rPr>
+                <w:rFonts w:ascii="Times New Roman" w:cs="Times New Roman" w:eastAsia="Times New Roman" w:hAnsi="Times New Roman"/>
+                <w:b w:val="false"/>
+                <w:bCs w:val="false"/>
+                <w:sz w:val="20"/>
+                <w:szCs w:val="20"/>
+              </w:rPr>
+              <w:t xml:space="preserve">Compensação e vinculação do pagamento: a guia ID 51010131 (R$ 720,00) deve aparecer como paga na aba 'Custas'/'Guias' do eproc, com baixa pela Seção de Custas Judiciais (DCDP).</w:t>
+            </w:r>
+          </w:p>
+        </w:tc>
+        <w:tc>
+          <w:tcPr>
+            <w:tcW w:type="dxa" w:w="1296"/>
+            <w:tcBorders>
+              <w:top w:val="single" w:color="999999" w:sz="4"/>
+              <w:left w:val="single" w:color="999999" w:sz="4"/>
+              <w:bottom w:val="single" w:color="999999" w:sz="4"/>
+              <w:right w:val="single" w:color="999999" w:sz="4"/>
+            </w:tcBorders>
+            <w:tcMar>
+              <w:top w:type="dxa" w:w="60"/>
+              <w:left w:type="dxa" w:w="100"/>
+              <w:bottom w:type="dxa" w:w="60"/>
+              <w:right w:type="dxa" w:w="100"/>
+            </w:tcMar>
+          </w:tcPr>
+          <w:p>
+            <w:pPr>
+              <w:spacing w:after="0" w:line="276"/>
+            </w:pPr>
+            <w:r>
+              <w:rPr>
+                <w:rFonts w:ascii="Times New Roman" w:cs="Times New Roman" w:eastAsia="Times New Roman" w:hAnsi="Times New Roman"/>
+                <w:b w:val="false"/>
+                <w:bCs w:val="false"/>
+                <w:sz w:val="20"/>
+                <w:szCs w:val="20"/>
+              </w:rPr>
+              <w:t xml:space="preserve">Rede bancária e Seção de Custas Judiciais (DCDP/TJSC).</w:t>
+            </w:r>
+          </w:p>
+        </w:tc>
+        <w:tc>
+          <w:tcPr>
+            <w:tcW w:type="dxa" w:w="1296"/>
+            <w:tcBorders>
+              <w:top w:val="single" w:color="999999" w:sz="4"/>
+              <w:left w:val="single" w:color="999999" w:sz="4"/>
+              <w:bottom w:val="single" w:color="999999" w:sz="4"/>
+              <w:right w:val="single" w:color="999999" w:sz="4"/>
+            </w:tcBorders>
+            <w:tcMar>
+              <w:top w:type="dxa" w:w="60"/>
+              <w:left w:type="dxa" w:w="100"/>
+              <w:bottom w:type="dxa" w:w="60"/>
+              <w:right w:type="dxa" w:w="100"/>
+            </w:tcMar>
+          </w:tcPr>
+          <w:p>
+            <w:pPr>
+              <w:spacing w:after="0" w:line="276"/>
+            </w:pPr>
+            <w:r>
+              <w:rPr>
+                <w:rFonts w:ascii="Times New Roman" w:cs="Times New Roman" w:eastAsia="Times New Roman" w:hAnsi="Times New Roman"/>
+                <w:b w:val="false"/>
+                <w:bCs w:val="false"/>
+                <w:sz w:val="20"/>
+                <w:szCs w:val="20"/>
+              </w:rPr>
+              <w:t xml:space="preserve">Cartão: confirmação em minutos/horas. Boleto: compensação em 1 a 3 dias úteis [CONFERIR: meio de pagamento usado e situação da guia no eproc]. A data de vencimento do boleto não altera a contagem do prazo processual (Resolução CM n. 3/2019, art. 1º, §4º, conforme e-mail da DCDP de 02/09/2026) [CONFERIR TEXTO].</w:t>
+            </w:r>
+          </w:p>
+        </w:tc>
+        <w:tc>
+          <w:tcPr>
+            <w:tcW w:type="dxa" w:w="1296"/>
+            <w:tcBorders>
+              <w:top w:val="single" w:color="999999" w:sz="4"/>
+              <w:left w:val="single" w:color="999999" w:sz="4"/>
+              <w:bottom w:val="single" w:color="999999" w:sz="4"/>
+              <w:right w:val="single" w:color="999999" w:sz="4"/>
+            </w:tcBorders>
+            <w:tcMar>
+              <w:top w:type="dxa" w:w="60"/>
+              <w:left w:type="dxa" w:w="100"/>
+              <w:bottom w:type="dxa" w:w="60"/>
+              <w:right w:type="dxa" w:w="100"/>
+            </w:tcMar>
+          </w:tcPr>
+          <w:p>
+            <w:pPr>
+              <w:spacing w:after="0" w:line="276"/>
+            </w:pPr>
+            <w:r>
+              <w:rPr>
+                <w:rFonts w:ascii="Times New Roman" w:cs="Times New Roman" w:eastAsia="Times New Roman" w:hAnsi="Times New Roman"/>
+                <w:b w:val="false"/>
+                <w:bCs w:val="false"/>
+                <w:sz w:val="20"/>
+                <w:szCs w:val="20"/>
+              </w:rPr>
+              <w:t xml:space="preserve">CPC 1.007, caput (comprovação do recolhimento no ato); Lei estadual (SC) 17.654/2018, Anexo Único, item 2 (valor 2026 pela Circular CGJ 643/2025); Resolução CM n. 3/2019 [CONFERIR TEXTO].</w:t>
+            </w:r>
+          </w:p>
+        </w:tc>
+        <w:tc>
+          <w:tcPr>
+            <w:tcW w:type="dxa" w:w="1296"/>
+            <w:tcBorders>
+              <w:top w:val="single" w:color="999999" w:sz="4"/>
+              <w:left w:val="single" w:color="999999" w:sz="4"/>
+              <w:bottom w:val="single" w:color="999999" w:sz="4"/>
+              <w:right w:val="single" w:color="999999" w:sz="4"/>
+            </w:tcBorders>
+            <w:tcMar>
+              <w:top w:type="dxa" w:w="60"/>
+              <w:left w:type="dxa" w:w="100"/>
+              <w:bottom w:type="dxa" w:w="60"/>
+              <w:right w:type="dxa" w:w="100"/>
+            </w:tcMar>
+          </w:tcPr>
+          <w:p>
+            <w:pPr>
+              <w:spacing w:after="0" w:line="276"/>
+            </w:pPr>
+            <w:r>
+              <w:rPr>
+                <w:rFonts w:ascii="Times New Roman" w:cs="Times New Roman" w:eastAsia="Times New Roman" w:hAnsi="Times New Roman"/>
+                <w:b w:val="false"/>
+                <w:bCs w:val="false"/>
+                <w:sz w:val="20"/>
+                <w:szCs w:val="20"/>
+              </w:rPr>
+              <w:t xml:space="preserve">Guia 'em aberto' quando os autos subirem ao gabinete → certidão de 'não localizado recolhimento' → intimação para sanar ou, no pior cenário, decreto de deserção. Divergência de valor entre a guia de 02/09 (R$ 720,00) e as guias tarjadas de maio (R$ 724,33 e R$ 724,18) pode ser lida como 'insuficiência' [CONFERIR: composição do valor].</w:t>
+            </w:r>
+          </w:p>
+        </w:tc>
+        <w:tc>
+          <w:tcPr>
+            <w:tcW w:type="dxa" w:w="1296"/>
+            <w:tcBorders>
+              <w:top w:val="single" w:color="999999" w:sz="4"/>
+              <w:left w:val="single" w:color="999999" w:sz="4"/>
+              <w:bottom w:val="single" w:color="999999" w:sz="4"/>
+              <w:right w:val="single" w:color="999999" w:sz="4"/>
+            </w:tcBorders>
+            <w:tcMar>
+              <w:top w:type="dxa" w:w="60"/>
+              <w:left w:type="dxa" w:w="100"/>
+              <w:bottom w:type="dxa" w:w="60"/>
+              <w:right w:type="dxa" w:w="100"/>
+            </w:tcMar>
+          </w:tcPr>
+          <w:p>
+            <w:pPr>
+              <w:spacing w:after="0" w:line="276"/>
+            </w:pPr>
+            <w:r>
+              <w:rPr>
+                <w:rFonts w:ascii="Times New Roman" w:cs="Times New Roman" w:eastAsia="Times New Roman" w:hAnsi="Times New Roman"/>
+                <w:b w:val="false"/>
+                <w:bCs w:val="false"/>
+                <w:sz w:val="20"/>
+                <w:szCs w:val="20"/>
+              </w:rPr>
+              <w:t xml:space="preserve">Conferir a situação da guia em 03/09, 04/09 e 08/09. Se ainda em aberto em 08/09, e-mail à DCDP (48 3287-1726 / dcdp.custas@tjsc.jus.br) e petição juntando extrato bancário com autenticação. Guardar o e-mail de 10h52 de 02/09 (Reginaldo Knevitz) como prova de que a guia foi gerada pelo próprio Tribunal no valor de R$ 720,00.</w:t>
+            </w:r>
+          </w:p>
+        </w:tc>
+      </w:tr>
+      <w:tr>
+        <w:tc>
+          <w:tcPr>
+            <w:tcW w:type="dxa" w:w="1296"/>
+            <w:tcBorders>
+              <w:top w:val="single" w:color="999999" w:sz="4"/>
+              <w:left w:val="single" w:color="999999" w:sz="4"/>
+              <w:bottom w:val="single" w:color="999999" w:sz="4"/>
+              <w:right w:val="single" w:color="999999" w:sz="4"/>
+            </w:tcBorders>
+            <w:tcMar>
+              <w:top w:type="dxa" w:w="60"/>
+              <w:left w:type="dxa" w:w="100"/>
+              <w:bottom w:type="dxa" w:w="60"/>
+              <w:right w:type="dxa" w:w="100"/>
+            </w:tcMar>
+          </w:tcPr>
+          <w:p>
+            <w:pPr>
+              <w:spacing w:after="0" w:line="276"/>
+            </w:pPr>
+            <w:r>
+              <w:rPr>
+                <w:rFonts w:ascii="Times New Roman" w:cs="Times New Roman" w:eastAsia="Times New Roman" w:hAnsi="Times New Roman"/>
+                <w:b w:val="false"/>
+                <w:bCs w:val="false"/>
+                <w:sz w:val="20"/>
+                <w:szCs w:val="20"/>
+              </w:rPr>
+              <w:t xml:space="preserve">4</w:t>
+            </w:r>
+          </w:p>
+        </w:tc>
+        <w:tc>
+          <w:tcPr>
+            <w:tcW w:type="dxa" w:w="1296"/>
+            <w:tcBorders>
+              <w:top w:val="single" w:color="999999" w:sz="4"/>
+              <w:left w:val="single" w:color="999999" w:sz="4"/>
+              <w:bottom w:val="single" w:color="999999" w:sz="4"/>
+              <w:right w:val="single" w:color="999999" w:sz="4"/>
+            </w:tcBorders>
+            <w:tcMar>
+              <w:top w:type="dxa" w:w="60"/>
+              <w:left w:type="dxa" w:w="100"/>
+              <w:bottom w:type="dxa" w:w="60"/>
+              <w:right w:type="dxa" w:w="100"/>
+            </w:tcMar>
+          </w:tcPr>
+          <w:p>
+            <w:pPr>
+              <w:spacing w:after="0" w:line="276"/>
+            </w:pPr>
+            <w:r>
+              <w:rPr>
+                <w:rFonts w:ascii="Times New Roman" w:cs="Times New Roman" w:eastAsia="Times New Roman" w:hAnsi="Times New Roman"/>
+                <w:b w:val="false"/>
+                <w:bCs w:val="false"/>
+                <w:sz w:val="20"/>
+                <w:szCs w:val="20"/>
+              </w:rPr>
+              <w:t xml:space="preserve">Certificação do cumprimento do prazo do Ev. 27 e conclusão dos autos ao relator (2ª CDP → Gab. 03), eventualmente após remessa interna à DCDP para certidão de custas (padrão já visto nos Ev. 5-9).</w:t>
+            </w:r>
+          </w:p>
+        </w:tc>
+        <w:tc>
+          <w:tcPr>
+            <w:tcW w:type="dxa" w:w="1296"/>
+            <w:tcBorders>
+              <w:top w:val="single" w:color="999999" w:sz="4"/>
+              <w:left w:val="single" w:color="999999" w:sz="4"/>
+              <w:bottom w:val="single" w:color="999999" w:sz="4"/>
+              <w:right w:val="single" w:color="999999" w:sz="4"/>
+            </w:tcBorders>
+            <w:tcMar>
+              <w:top w:type="dxa" w:w="60"/>
+              <w:left w:type="dxa" w:w="100"/>
+              <w:bottom w:type="dxa" w:w="60"/>
+              <w:right w:type="dxa" w:w="100"/>
+            </w:tcMar>
+          </w:tcPr>
+          <w:p>
+            <w:pPr>
+              <w:spacing w:after="0" w:line="276"/>
+            </w:pPr>
+            <w:r>
+              <w:rPr>
+                <w:rFonts w:ascii="Times New Roman" w:cs="Times New Roman" w:eastAsia="Times New Roman" w:hAnsi="Times New Roman"/>
+                <w:b w:val="false"/>
+                <w:bCs w:val="false"/>
+                <w:sz w:val="20"/>
+                <w:szCs w:val="20"/>
+              </w:rPr>
+              <w:t xml:space="preserve">Secretaria da 2ª Câmara de Direito Público e DCDP.</w:t>
+            </w:r>
+          </w:p>
+        </w:tc>
+        <w:tc>
+          <w:tcPr>
+            <w:tcW w:type="dxa" w:w="1296"/>
+            <w:tcBorders>
+              <w:top w:val="single" w:color="999999" w:sz="4"/>
+              <w:left w:val="single" w:color="999999" w:sz="4"/>
+              <w:bottom w:val="single" w:color="999999" w:sz="4"/>
+              <w:right w:val="single" w:color="999999" w:sz="4"/>
+            </w:tcBorders>
+            <w:tcMar>
+              <w:top w:type="dxa" w:w="60"/>
+              <w:left w:type="dxa" w:w="100"/>
+              <w:bottom w:type="dxa" w:w="60"/>
+              <w:right w:type="dxa" w:w="100"/>
+            </w:tcMar>
+          </w:tcPr>
+          <w:p>
+            <w:pPr>
+              <w:spacing w:after="0" w:line="276"/>
+            </w:pPr>
+            <w:r>
+              <w:rPr>
+                <w:rFonts w:ascii="Times New Roman" w:cs="Times New Roman" w:eastAsia="Times New Roman" w:hAnsi="Times New Roman"/>
+                <w:b w:val="false"/>
+                <w:bCs w:val="false"/>
+                <w:sz w:val="20"/>
+                <w:szCs w:val="20"/>
+              </w:rPr>
+              <w:t xml:space="preserve">Prazo impróprio. Padrão do próprio processo: 1 a 10 dias (Ev. 15→16: mesmo dia; Ev. 17→18: 6 dias). Estimativa: conclusão entre 08/09 e 18/09/2026.</w:t>
+            </w:r>
+          </w:p>
+        </w:tc>
+        <w:tc>
+          <w:tcPr>
+            <w:tcW w:type="dxa" w:w="1296"/>
+            <w:tcBorders>
+              <w:top w:val="single" w:color="999999" w:sz="4"/>
+              <w:left w:val="single" w:color="999999" w:sz="4"/>
+              <w:bottom w:val="single" w:color="999999" w:sz="4"/>
+              <w:right w:val="single" w:color="999999" w:sz="4"/>
+            </w:tcBorders>
+            <w:tcMar>
+              <w:top w:type="dxa" w:w="60"/>
+              <w:left w:type="dxa" w:w="100"/>
+              <w:bottom w:type="dxa" w:w="60"/>
+              <w:right w:type="dxa" w:w="100"/>
+            </w:tcMar>
+          </w:tcPr>
+          <w:p>
+            <w:pPr>
+              <w:spacing w:after="0" w:line="276"/>
+            </w:pPr>
+            <w:r>
+              <w:rPr>
+                <w:rFonts w:ascii="Times New Roman" w:cs="Times New Roman" w:eastAsia="Times New Roman" w:hAnsi="Times New Roman"/>
+                <w:b w:val="false"/>
+                <w:bCs w:val="false"/>
+                <w:sz w:val="20"/>
+                <w:szCs w:val="20"/>
+              </w:rPr>
+              <w:t xml:space="preserve">CPC 228 (serventuário remete os autos conclusos em 1 dia, prazo impróprio); CPC 152, IV; RITJSC (atos ordinatórios da Secretaria).</w:t>
+            </w:r>
+          </w:p>
+        </w:tc>
+        <w:tc>
+          <w:tcPr>
+            <w:tcW w:type="dxa" w:w="1296"/>
+            <w:tcBorders>
+              <w:top w:val="single" w:color="999999" w:sz="4"/>
+              <w:left w:val="single" w:color="999999" w:sz="4"/>
+              <w:bottom w:val="single" w:color="999999" w:sz="4"/>
+              <w:right w:val="single" w:color="999999" w:sz="4"/>
+            </w:tcBorders>
+            <w:tcMar>
+              <w:top w:type="dxa" w:w="60"/>
+              <w:left w:type="dxa" w:w="100"/>
+              <w:bottom w:type="dxa" w:w="60"/>
+              <w:right w:type="dxa" w:w="100"/>
+            </w:tcMar>
+          </w:tcPr>
+          <w:p>
+            <w:pPr>
+              <w:spacing w:after="0" w:line="276"/>
+            </w:pPr>
+            <w:r>
+              <w:rPr>
+                <w:rFonts w:ascii="Times New Roman" w:cs="Times New Roman" w:eastAsia="Times New Roman" w:hAnsi="Times New Roman"/>
+                <w:b w:val="false"/>
+                <w:bCs w:val="false"/>
+                <w:sz w:val="20"/>
+                <w:szCs w:val="20"/>
+              </w:rPr>
+              <w:t xml:space="preserve">Conclusão sem certidão de custas atualizada; despacho baseado em tela desatualizada.</w:t>
+            </w:r>
+          </w:p>
+        </w:tc>
+        <w:tc>
+          <w:tcPr>
+            <w:tcW w:type="dxa" w:w="1296"/>
+            <w:tcBorders>
+              <w:top w:val="single" w:color="999999" w:sz="4"/>
+              <w:left w:val="single" w:color="999999" w:sz="4"/>
+              <w:bottom w:val="single" w:color="999999" w:sz="4"/>
+              <w:right w:val="single" w:color="999999" w:sz="4"/>
+            </w:tcBorders>
+            <w:tcMar>
+              <w:top w:type="dxa" w:w="60"/>
+              <w:left w:type="dxa" w:w="100"/>
+              <w:bottom w:type="dxa" w:w="60"/>
+              <w:right w:type="dxa" w:w="100"/>
+            </w:tcMar>
+          </w:tcPr>
+          <w:p>
+            <w:pPr>
+              <w:spacing w:after="0" w:line="276"/>
+            </w:pPr>
+            <w:r>
+              <w:rPr>
+                <w:rFonts w:ascii="Times New Roman" w:cs="Times New Roman" w:eastAsia="Times New Roman" w:hAnsi="Times New Roman"/>
+                <w:b w:val="false"/>
+                <w:bCs w:val="false"/>
+                <w:sz w:val="20"/>
+                <w:szCs w:val="20"/>
+              </w:rPr>
+              <w:t xml:space="preserve">Monitorar diariamente o eproc. Nada a peticionar, salvo se a certidão vier errada (aí, petição imediata com o extrato da guia paga).</w:t>
+            </w:r>
+          </w:p>
+        </w:tc>
+      </w:tr>
+      <w:tr>
+        <w:tc>
+          <w:tcPr>
+            <w:tcW w:type="dxa" w:w="1296"/>
+            <w:tcBorders>
+              <w:top w:val="single" w:color="999999" w:sz="4"/>
+              <w:left w:val="single" w:color="999999" w:sz="4"/>
+              <w:bottom w:val="single" w:color="999999" w:sz="4"/>
+              <w:right w:val="single" w:color="999999" w:sz="4"/>
+            </w:tcBorders>
+            <w:tcMar>
+              <w:top w:type="dxa" w:w="60"/>
+              <w:left w:type="dxa" w:w="100"/>
+              <w:bottom w:type="dxa" w:w="60"/>
+              <w:right w:type="dxa" w:w="100"/>
+            </w:tcMar>
+          </w:tcPr>
+          <w:p>
+            <w:pPr>
+              <w:spacing w:after="0" w:line="276"/>
+            </w:pPr>
+            <w:r>
+              <w:rPr>
+                <w:rFonts w:ascii="Times New Roman" w:cs="Times New Roman" w:eastAsia="Times New Roman" w:hAnsi="Times New Roman"/>
+                <w:b w:val="false"/>
+                <w:bCs w:val="false"/>
+                <w:sz w:val="20"/>
+                <w:szCs w:val="20"/>
+              </w:rPr>
+              <w:t xml:space="preserve">5</w:t>
+            </w:r>
+          </w:p>
+        </w:tc>
+        <w:tc>
+          <w:tcPr>
+            <w:tcW w:type="dxa" w:w="1296"/>
+            <w:tcBorders>
+              <w:top w:val="single" w:color="999999" w:sz="4"/>
+              <w:left w:val="single" w:color="999999" w:sz="4"/>
+              <w:bottom w:val="single" w:color="999999" w:sz="4"/>
+              <w:right w:val="single" w:color="999999" w:sz="4"/>
+            </w:tcBorders>
+            <w:tcMar>
+              <w:top w:type="dxa" w:w="60"/>
+              <w:left w:type="dxa" w:w="100"/>
+              <w:bottom w:type="dxa" w:w="60"/>
+              <w:right w:type="dxa" w:w="100"/>
+            </w:tcMar>
+          </w:tcPr>
+          <w:p>
+            <w:pPr>
+              <w:spacing w:after="0" w:line="276"/>
+            </w:pPr>
+            <w:r>
+              <w:rPr>
+                <w:rFonts w:ascii="Times New Roman" w:cs="Times New Roman" w:eastAsia="Times New Roman" w:hAnsi="Times New Roman"/>
+                <w:b w:val="false"/>
+                <w:bCs w:val="false"/>
+                <w:sz w:val="20"/>
+                <w:szCs w:val="20"/>
+              </w:rPr>
+              <w:t xml:space="preserve">Despacho do relator sobre o preparo e sobre o pedido de gratuidade: reconhece o recolhimento tempestivo, declara prejudicado (ou homologa a desistência do) pedido de gratuidade das razões (Súmula 51/TJSC), tem o recurso por apto e ordena a inclusão em pauta — idealmente sem nada dizer sobre a procuração de reforço.</w:t>
+            </w:r>
+          </w:p>
+        </w:tc>
+        <w:tc>
+          <w:tcPr>
+            <w:tcW w:type="dxa" w:w="1296"/>
+            <w:tcBorders>
+              <w:top w:val="single" w:color="999999" w:sz="4"/>
+              <w:left w:val="single" w:color="999999" w:sz="4"/>
+              <w:bottom w:val="single" w:color="999999" w:sz="4"/>
+              <w:right w:val="single" w:color="999999" w:sz="4"/>
+            </w:tcBorders>
+            <w:tcMar>
+              <w:top w:type="dxa" w:w="60"/>
+              <w:left w:type="dxa" w:w="100"/>
+              <w:bottom w:type="dxa" w:w="60"/>
+              <w:right w:type="dxa" w:w="100"/>
+            </w:tcMar>
+          </w:tcPr>
+          <w:p>
+            <w:pPr>
+              <w:spacing w:after="0" w:line="276"/>
+            </w:pPr>
+            <w:r>
+              <w:rPr>
+                <w:rFonts w:ascii="Times New Roman" w:cs="Times New Roman" w:eastAsia="Times New Roman" w:hAnsi="Times New Roman"/>
+                <w:b w:val="false"/>
+                <w:bCs w:val="false"/>
+                <w:sz w:val="20"/>
+                <w:szCs w:val="20"/>
+              </w:rPr>
+              <w:t xml:space="preserve">Des. Carlos Adilson Silva (Gab. 03).</w:t>
+            </w:r>
+          </w:p>
+        </w:tc>
+        <w:tc>
+          <w:tcPr>
+            <w:tcW w:type="dxa" w:w="1296"/>
+            <w:tcBorders>
+              <w:top w:val="single" w:color="999999" w:sz="4"/>
+              <w:left w:val="single" w:color="999999" w:sz="4"/>
+              <w:bottom w:val="single" w:color="999999" w:sz="4"/>
+              <w:right w:val="single" w:color="999999" w:sz="4"/>
+            </w:tcBorders>
+            <w:tcMar>
+              <w:top w:type="dxa" w:w="60"/>
+              <w:left w:type="dxa" w:w="100"/>
+              <w:bottom w:type="dxa" w:w="60"/>
+              <w:right w:type="dxa" w:w="100"/>
+            </w:tcMar>
+          </w:tcPr>
+          <w:p>
+            <w:pPr>
+              <w:spacing w:after="0" w:line="276"/>
+            </w:pPr>
+            <w:r>
+              <w:rPr>
+                <w:rFonts w:ascii="Times New Roman" w:cs="Times New Roman" w:eastAsia="Times New Roman" w:hAnsi="Times New Roman"/>
+                <w:b w:val="false"/>
+                <w:bCs w:val="false"/>
+                <w:sz w:val="20"/>
+                <w:szCs w:val="20"/>
+              </w:rPr>
+              <w:t xml:space="preserve">Prazo impróprio (CPC 226, II: 10 dias para interlocutórias). Estimativa: setembro/outubro de 2026.</w:t>
+            </w:r>
+          </w:p>
+        </w:tc>
+        <w:tc>
+          <w:tcPr>
+            <w:tcW w:type="dxa" w:w="1296"/>
+            <w:tcBorders>
+              <w:top w:val="single" w:color="999999" w:sz="4"/>
+              <w:left w:val="single" w:color="999999" w:sz="4"/>
+              <w:bottom w:val="single" w:color="999999" w:sz="4"/>
+              <w:right w:val="single" w:color="999999" w:sz="4"/>
+            </w:tcBorders>
+            <w:tcMar>
+              <w:top w:type="dxa" w:w="60"/>
+              <w:left w:type="dxa" w:w="100"/>
+              <w:bottom w:type="dxa" w:w="60"/>
+              <w:right w:type="dxa" w:w="100"/>
+            </w:tcMar>
+          </w:tcPr>
+          <w:p>
+            <w:pPr>
+              <w:spacing w:after="0" w:line="276"/>
+            </w:pPr>
+            <w:r>
+              <w:rPr>
+                <w:rFonts w:ascii="Times New Roman" w:cs="Times New Roman" w:eastAsia="Times New Roman" w:hAnsi="Times New Roman"/>
+                <w:b w:val="false"/>
+                <w:bCs w:val="false"/>
+                <w:sz w:val="20"/>
+                <w:szCs w:val="20"/>
+              </w:rPr>
+              <w:t xml:space="preserve">CPC 1.007, caput e §§2º, 6º e 7º; CPC 99, §7º; Súmula 51/TJSC; CPC 932, p.ú. (5 dias para sanar vício); CPC 76 (representação).</w:t>
+            </w:r>
+          </w:p>
+        </w:tc>
+        <w:tc>
+          <w:tcPr>
+            <w:tcW w:type="dxa" w:w="1296"/>
+            <w:tcBorders>
+              <w:top w:val="single" w:color="999999" w:sz="4"/>
+              <w:left w:val="single" w:color="999999" w:sz="4"/>
+              <w:bottom w:val="single" w:color="999999" w:sz="4"/>
+              <w:right w:val="single" w:color="999999" w:sz="4"/>
+            </w:tcBorders>
+            <w:tcMar>
+              <w:top w:type="dxa" w:w="60"/>
+              <w:left w:type="dxa" w:w="100"/>
+              <w:bottom w:type="dxa" w:w="60"/>
+              <w:right w:type="dxa" w:w="100"/>
+            </w:tcMar>
+          </w:tcPr>
+          <w:p>
+            <w:pPr>
+              <w:spacing w:after="0" w:line="276"/>
+            </w:pPr>
+            <w:r>
+              <w:rPr>
+                <w:rFonts w:ascii="Times New Roman" w:cs="Times New Roman" w:eastAsia="Times New Roman" w:hAnsi="Times New Roman"/>
+                <w:b w:val="false"/>
+                <w:bCs w:val="false"/>
+                <w:sz w:val="20"/>
+                <w:szCs w:val="20"/>
+              </w:rPr>
+              <w:t xml:space="preserve">Ramificações (a), (b) e (c). Também: relator entender aplicável o recolhimento em dobro (CPC 1.007, §4º) — tese fraca, porque o §4º pressupõe quem nada recolheu e nada requereu; aqui houve requerimento (99, §7º) e prazo judicial para recolhimento simples.</w:t>
+            </w:r>
+          </w:p>
+        </w:tc>
+        <w:tc>
+          <w:tcPr>
+            <w:tcW w:type="dxa" w:w="1296"/>
+            <w:tcBorders>
+              <w:top w:val="single" w:color="999999" w:sz="4"/>
+              <w:left w:val="single" w:color="999999" w:sz="4"/>
+              <w:bottom w:val="single" w:color="999999" w:sz="4"/>
+              <w:right w:val="single" w:color="999999" w:sz="4"/>
+            </w:tcBorders>
+            <w:tcMar>
+              <w:top w:type="dxa" w:w="60"/>
+              <w:left w:type="dxa" w:w="100"/>
+              <w:bottom w:type="dxa" w:w="60"/>
+              <w:right w:type="dxa" w:w="100"/>
+            </w:tcMar>
+          </w:tcPr>
+          <w:p>
+            <w:pPr>
+              <w:spacing w:after="0" w:line="276"/>
+            </w:pPr>
+            <w:r>
+              <w:rPr>
+                <w:rFonts w:ascii="Times New Roman" w:cs="Times New Roman" w:eastAsia="Times New Roman" w:hAnsi="Times New Roman"/>
+                <w:b w:val="false"/>
+                <w:bCs w:val="false"/>
+                <w:sz w:val="20"/>
+                <w:szCs w:val="20"/>
+              </w:rPr>
+              <w:t xml:space="preserve">Ler o despacho no dia da disponibilização. Se vier intimação para sanar (5 dias úteis, CPC 932, p.ú.), cumprir no 1º ou 2º dia. Se declarar prejudicada a gratuidade, não embargar: é o efeito desejado.</w:t>
+            </w:r>
+          </w:p>
+        </w:tc>
+      </w:tr>
+      <w:tr>
+        <w:tc>
+          <w:tcPr>
+            <w:tcW w:type="dxa" w:w="1296"/>
+            <w:tcBorders>
+              <w:top w:val="single" w:color="999999" w:sz="4"/>
+              <w:left w:val="single" w:color="999999" w:sz="4"/>
+              <w:bottom w:val="single" w:color="999999" w:sz="4"/>
+              <w:right w:val="single" w:color="999999" w:sz="4"/>
+            </w:tcBorders>
+            <w:tcMar>
+              <w:top w:type="dxa" w:w="60"/>
+              <w:left w:type="dxa" w:w="100"/>
+              <w:bottom w:type="dxa" w:w="60"/>
+              <w:right w:type="dxa" w:w="100"/>
+            </w:tcMar>
+          </w:tcPr>
+          <w:p>
+            <w:pPr>
+              <w:spacing w:after="0" w:line="276"/>
+            </w:pPr>
+            <w:r>
+              <w:rPr>
+                <w:rFonts w:ascii="Times New Roman" w:cs="Times New Roman" w:eastAsia="Times New Roman" w:hAnsi="Times New Roman"/>
+                <w:b w:val="false"/>
+                <w:bCs w:val="false"/>
+                <w:sz w:val="20"/>
+                <w:szCs w:val="20"/>
+              </w:rPr>
+              <w:t xml:space="preserve">6</w:t>
+            </w:r>
+          </w:p>
+        </w:tc>
+        <w:tc>
+          <w:tcPr>
+            <w:tcW w:type="dxa" w:w="1296"/>
+            <w:tcBorders>
+              <w:top w:val="single" w:color="999999" w:sz="4"/>
+              <w:left w:val="single" w:color="999999" w:sz="4"/>
+              <w:bottom w:val="single" w:color="999999" w:sz="4"/>
+              <w:right w:val="single" w:color="999999" w:sz="4"/>
+            </w:tcBorders>
+            <w:tcMar>
+              <w:top w:type="dxa" w:w="60"/>
+              <w:left w:type="dxa" w:w="100"/>
+              <w:bottom w:type="dxa" w:w="60"/>
+              <w:right w:type="dxa" w:w="100"/>
+            </w:tcMar>
+          </w:tcPr>
+          <w:p>
+            <w:pPr>
+              <w:spacing w:after="0" w:line="276"/>
+            </w:pPr>
+            <w:r>
+              <w:rPr>
+                <w:rFonts w:ascii="Times New Roman" w:cs="Times New Roman" w:eastAsia="Times New Roman" w:hAnsi="Times New Roman"/>
+                <w:b w:val="false"/>
+                <w:bCs w:val="false"/>
+                <w:sz w:val="20"/>
+                <w:szCs w:val="20"/>
+              </w:rPr>
+              <w:t xml:space="preserve">Publicação do despacho no DJEN e intimações eletrônicas (MP e Município intimados pelo sistema).</w:t>
+            </w:r>
+          </w:p>
+        </w:tc>
+        <w:tc>
+          <w:tcPr>
+            <w:tcW w:type="dxa" w:w="1296"/>
+            <w:tcBorders>
+              <w:top w:val="single" w:color="999999" w:sz="4"/>
+              <w:left w:val="single" w:color="999999" w:sz="4"/>
+              <w:bottom w:val="single" w:color="999999" w:sz="4"/>
+              <w:right w:val="single" w:color="999999" w:sz="4"/>
+            </w:tcBorders>
+            <w:tcMar>
+              <w:top w:type="dxa" w:w="60"/>
+              <w:left w:type="dxa" w:w="100"/>
+              <w:bottom w:type="dxa" w:w="60"/>
+              <w:right w:type="dxa" w:w="100"/>
+            </w:tcMar>
+          </w:tcPr>
+          <w:p>
+            <w:pPr>
+              <w:spacing w:after="0" w:line="276"/>
+            </w:pPr>
+            <w:r>
+              <w:rPr>
+                <w:rFonts w:ascii="Times New Roman" w:cs="Times New Roman" w:eastAsia="Times New Roman" w:hAnsi="Times New Roman"/>
+                <w:b w:val="false"/>
+                <w:bCs w:val="false"/>
+                <w:sz w:val="20"/>
+                <w:szCs w:val="20"/>
+              </w:rPr>
+              <w:t xml:space="preserve">Secretaria da 2ª CDP / DJEN.</w:t>
+            </w:r>
+          </w:p>
+        </w:tc>
+        <w:tc>
+          <w:tcPr>
+            <w:tcW w:type="dxa" w:w="1296"/>
+            <w:tcBorders>
+              <w:top w:val="single" w:color="999999" w:sz="4"/>
+              <w:left w:val="single" w:color="999999" w:sz="4"/>
+              <w:bottom w:val="single" w:color="999999" w:sz="4"/>
+              <w:right w:val="single" w:color="999999" w:sz="4"/>
+            </w:tcBorders>
+            <w:tcMar>
+              <w:top w:type="dxa" w:w="60"/>
+              <w:left w:type="dxa" w:w="100"/>
+              <w:bottom w:type="dxa" w:w="60"/>
+              <w:right w:type="dxa" w:w="100"/>
+            </w:tcMar>
+          </w:tcPr>
+          <w:p>
+            <w:pPr>
+              <w:spacing w:after="0" w:line="276"/>
+            </w:pPr>
+            <w:r>
+              <w:rPr>
+                <w:rFonts w:ascii="Times New Roman" w:cs="Times New Roman" w:eastAsia="Times New Roman" w:hAnsi="Times New Roman"/>
+                <w:b w:val="false"/>
+                <w:bCs w:val="false"/>
+                <w:sz w:val="20"/>
+                <w:szCs w:val="20"/>
+              </w:rPr>
+              <w:t xml:space="preserve">Disponibilização em D; publicação no 1º dia útil seguinte; prazo começa no dia útil subsequente (padrão do Ev. 28/29: disponibilizado 27/08, publicado 28/08, início 31/08).</w:t>
+            </w:r>
+          </w:p>
+        </w:tc>
+        <w:tc>
+          <w:tcPr>
+            <w:tcW w:type="dxa" w:w="1296"/>
+            <w:tcBorders>
+              <w:top w:val="single" w:color="999999" w:sz="4"/>
+              <w:left w:val="single" w:color="999999" w:sz="4"/>
+              <w:bottom w:val="single" w:color="999999" w:sz="4"/>
+              <w:right w:val="single" w:color="999999" w:sz="4"/>
+            </w:tcBorders>
+            <w:tcMar>
+              <w:top w:type="dxa" w:w="60"/>
+              <w:left w:type="dxa" w:w="100"/>
+              <w:bottom w:type="dxa" w:w="60"/>
+              <w:right w:type="dxa" w:w="100"/>
+            </w:tcMar>
+          </w:tcPr>
+          <w:p>
+            <w:pPr>
+              <w:spacing w:after="0" w:line="276"/>
+            </w:pPr>
+            <w:r>
+              <w:rPr>
+                <w:rFonts w:ascii="Times New Roman" w:cs="Times New Roman" w:eastAsia="Times New Roman" w:hAnsi="Times New Roman"/>
+                <w:b w:val="false"/>
+                <w:bCs w:val="false"/>
+                <w:sz w:val="20"/>
+                <w:szCs w:val="20"/>
+              </w:rPr>
+              <w:t xml:space="preserve">CPC 224, §§2º e 3º; Lei 11.419/2006, art. 4º, §§3º e 4º; CPC 272 (publicação em nome do advogado).</w:t>
+            </w:r>
+          </w:p>
+        </w:tc>
+        <w:tc>
+          <w:tcPr>
+            <w:tcW w:type="dxa" w:w="1296"/>
+            <w:tcBorders>
+              <w:top w:val="single" w:color="999999" w:sz="4"/>
+              <w:left w:val="single" w:color="999999" w:sz="4"/>
+              <w:bottom w:val="single" w:color="999999" w:sz="4"/>
+              <w:right w:val="single" w:color="999999" w:sz="4"/>
+            </w:tcBorders>
+            <w:tcMar>
+              <w:top w:type="dxa" w:w="60"/>
+              <w:left w:type="dxa" w:w="100"/>
+              <w:bottom w:type="dxa" w:w="60"/>
+              <w:right w:type="dxa" w:w="100"/>
+            </w:tcMar>
+          </w:tcPr>
+          <w:p>
+            <w:pPr>
+              <w:spacing w:after="0" w:line="276"/>
+            </w:pPr>
+            <w:r>
+              <w:rPr>
+                <w:rFonts w:ascii="Times New Roman" w:cs="Times New Roman" w:eastAsia="Times New Roman" w:hAnsi="Times New Roman"/>
+                <w:b w:val="false"/>
+                <w:bCs w:val="false"/>
+                <w:sz w:val="20"/>
+                <w:szCs w:val="20"/>
+              </w:rPr>
+              <w:t xml:space="preserve">Publicação em nome das renunciantes ou de advogado revogado (repetição dos Ev. 90/97 de 2020) → perda de prazo por falha de intimação.</w:t>
+            </w:r>
+          </w:p>
+        </w:tc>
+        <w:tc>
+          <w:tcPr>
+            <w:tcW w:type="dxa" w:w="1296"/>
+            <w:tcBorders>
+              <w:top w:val="single" w:color="999999" w:sz="4"/>
+              <w:left w:val="single" w:color="999999" w:sz="4"/>
+              <w:bottom w:val="single" w:color="999999" w:sz="4"/>
+              <w:right w:val="single" w:color="999999" w:sz="4"/>
+            </w:tcBorders>
+            <w:tcMar>
+              <w:top w:type="dxa" w:w="60"/>
+              <w:left w:type="dxa" w:w="100"/>
+              <w:bottom w:type="dxa" w:w="60"/>
+              <w:right w:type="dxa" w:w="100"/>
+            </w:tcMar>
+          </w:tcPr>
+          <w:p>
+            <w:pPr>
+              <w:spacing w:after="0" w:line="276"/>
+            </w:pPr>
+            <w:r>
+              <w:rPr>
+                <w:rFonts w:ascii="Times New Roman" w:cs="Times New Roman" w:eastAsia="Times New Roman" w:hAnsi="Times New Roman"/>
+                <w:b w:val="false"/>
+                <w:bCs w:val="false"/>
+                <w:sz w:val="20"/>
+                <w:szCs w:val="20"/>
+              </w:rPr>
+              <w:t xml:space="preserve">Vigia diária do DJEN pela OAB 53.040 e do painel do eproc; salvar PDF de cada publicação com a data. A etapa 2 (intimação exclusiva) previne o risco.</w:t>
+            </w:r>
+          </w:p>
+        </w:tc>
+      </w:tr>
+      <w:tr>
+        <w:tc>
+          <w:tcPr>
+            <w:tcW w:type="dxa" w:w="1296"/>
+            <w:tcBorders>
+              <w:top w:val="single" w:color="999999" w:sz="4"/>
+              <w:left w:val="single" w:color="999999" w:sz="4"/>
+              <w:bottom w:val="single" w:color="999999" w:sz="4"/>
+              <w:right w:val="single" w:color="999999" w:sz="4"/>
+            </w:tcBorders>
+            <w:tcMar>
+              <w:top w:type="dxa" w:w="60"/>
+              <w:left w:type="dxa" w:w="100"/>
+              <w:bottom w:type="dxa" w:w="60"/>
+              <w:right w:type="dxa" w:w="100"/>
+            </w:tcMar>
+          </w:tcPr>
+          <w:p>
+            <w:pPr>
+              <w:spacing w:after="0" w:line="276"/>
+            </w:pPr>
+            <w:r>
+              <w:rPr>
+                <w:rFonts w:ascii="Times New Roman" w:cs="Times New Roman" w:eastAsia="Times New Roman" w:hAnsi="Times New Roman"/>
+                <w:b w:val="false"/>
+                <w:bCs w:val="false"/>
+                <w:sz w:val="20"/>
+                <w:szCs w:val="20"/>
+              </w:rPr>
+              <w:t xml:space="preserve">7</w:t>
+            </w:r>
+          </w:p>
+        </w:tc>
+        <w:tc>
+          <w:tcPr>
+            <w:tcW w:type="dxa" w:w="1296"/>
+            <w:tcBorders>
+              <w:top w:val="single" w:color="999999" w:sz="4"/>
+              <w:left w:val="single" w:color="999999" w:sz="4"/>
+              <w:bottom w:val="single" w:color="999999" w:sz="4"/>
+              <w:right w:val="single" w:color="999999" w:sz="4"/>
+            </w:tcBorders>
+            <w:tcMar>
+              <w:top w:type="dxa" w:w="60"/>
+              <w:left w:type="dxa" w:w="100"/>
+              <w:bottom w:type="dxa" w:w="60"/>
+              <w:right w:type="dxa" w:w="100"/>
+            </w:tcMar>
+          </w:tcPr>
+          <w:p>
+            <w:pPr>
+              <w:spacing w:after="0" w:line="276"/>
+            </w:pPr>
+            <w:r>
+              <w:rPr>
+                <w:rFonts w:ascii="Times New Roman" w:cs="Times New Roman" w:eastAsia="Times New Roman" w:hAnsi="Times New Roman"/>
+                <w:b w:val="false"/>
+                <w:bCs w:val="false"/>
+                <w:sz w:val="20"/>
+                <w:szCs w:val="20"/>
+              </w:rPr>
+              <w:t xml:space="preserve">Eventual manifestação do Ministério Público (PGJ, 7ª Procuradoria de Justiça Cível) sobre o recolhimento do preparo e a procuração de reforço — por vista aberta pelo relator ou por iniciativa própria.</w:t>
+            </w:r>
+          </w:p>
+        </w:tc>
+        <w:tc>
+          <w:tcPr>
+            <w:tcW w:type="dxa" w:w="1296"/>
+            <w:tcBorders>
+              <w:top w:val="single" w:color="999999" w:sz="4"/>
+              <w:left w:val="single" w:color="999999" w:sz="4"/>
+              <w:bottom w:val="single" w:color="999999" w:sz="4"/>
+              <w:right w:val="single" w:color="999999" w:sz="4"/>
+            </w:tcBorders>
+            <w:tcMar>
+              <w:top w:type="dxa" w:w="60"/>
+              <w:left w:type="dxa" w:w="100"/>
+              <w:bottom w:type="dxa" w:w="60"/>
+              <w:right w:type="dxa" w:w="100"/>
+            </w:tcMar>
+          </w:tcPr>
+          <w:p>
+            <w:pPr>
+              <w:spacing w:after="0" w:line="276"/>
+            </w:pPr>
+            <w:r>
+              <w:rPr>
+                <w:rFonts w:ascii="Times New Roman" w:cs="Times New Roman" w:eastAsia="Times New Roman" w:hAnsi="Times New Roman"/>
+                <w:b w:val="false"/>
+                <w:bCs w:val="false"/>
+                <w:sz w:val="20"/>
+                <w:szCs w:val="20"/>
+              </w:rPr>
+              <w:t xml:space="preserve">PGJ (Procuradora Thais Cristina Scheffer) — atua como parte (autor da ACP), não como custos legis.</w:t>
+            </w:r>
+          </w:p>
+        </w:tc>
+        <w:tc>
+          <w:tcPr>
+            <w:tcW w:type="dxa" w:w="1296"/>
+            <w:tcBorders>
+              <w:top w:val="single" w:color="999999" w:sz="4"/>
+              <w:left w:val="single" w:color="999999" w:sz="4"/>
+              <w:bottom w:val="single" w:color="999999" w:sz="4"/>
+              <w:right w:val="single" w:color="999999" w:sz="4"/>
+            </w:tcBorders>
+            <w:tcMar>
+              <w:top w:type="dxa" w:w="60"/>
+              <w:left w:type="dxa" w:w="100"/>
+              <w:bottom w:type="dxa" w:w="60"/>
+              <w:right w:type="dxa" w:w="100"/>
+            </w:tcMar>
+          </w:tcPr>
+          <w:p>
+            <w:pPr>
+              <w:spacing w:after="0" w:line="276"/>
+            </w:pPr>
+            <w:r>
+              <w:rPr>
+                <w:rFonts w:ascii="Times New Roman" w:cs="Times New Roman" w:eastAsia="Times New Roman" w:hAnsi="Times New Roman"/>
+                <w:b w:val="false"/>
+                <w:bCs w:val="false"/>
+                <w:sz w:val="20"/>
+                <w:szCs w:val="20"/>
+              </w:rPr>
+              <w:t xml:space="preserve">Se o relator abrir vista de 5 dias, o MP tem 10 dias úteis (CPC 180). Se a Antunelli for intimada a replicar, 5 dias úteis (CPC 218, §3º).</w:t>
+            </w:r>
+          </w:p>
+        </w:tc>
+        <w:tc>
+          <w:tcPr>
+            <w:tcW w:type="dxa" w:w="1296"/>
+            <w:tcBorders>
+              <w:top w:val="single" w:color="999999" w:sz="4"/>
+              <w:left w:val="single" w:color="999999" w:sz="4"/>
+              <w:bottom w:val="single" w:color="999999" w:sz="4"/>
+              <w:right w:val="single" w:color="999999" w:sz="4"/>
+            </w:tcBorders>
+            <w:tcMar>
+              <w:top w:type="dxa" w:w="60"/>
+              <w:left w:type="dxa" w:w="100"/>
+              <w:bottom w:type="dxa" w:w="60"/>
+              <w:right w:type="dxa" w:w="100"/>
+            </w:tcMar>
+          </w:tcPr>
+          <w:p>
+            <w:pPr>
+              <w:spacing w:after="0" w:line="276"/>
+            </w:pPr>
+            <w:r>
+              <w:rPr>
+                <w:rFonts w:ascii="Times New Roman" w:cs="Times New Roman" w:eastAsia="Times New Roman" w:hAnsi="Times New Roman"/>
+                <w:b w:val="false"/>
+                <w:bCs w:val="false"/>
+                <w:sz w:val="20"/>
+                <w:szCs w:val="20"/>
+              </w:rPr>
+              <w:t xml:space="preserve">CPC 180; CPC 1.007, §§2º, 4º e 7º; CPC 104, §2º (ato não ratificado é ineficaz, não inexistente); CC 662, p.ú.</w:t>
+            </w:r>
+          </w:p>
+        </w:tc>
+        <w:tc>
+          <w:tcPr>
+            <w:tcW w:type="dxa" w:w="1296"/>
+            <w:tcBorders>
+              <w:top w:val="single" w:color="999999" w:sz="4"/>
+              <w:left w:val="single" w:color="999999" w:sz="4"/>
+              <w:bottom w:val="single" w:color="999999" w:sz="4"/>
+              <w:right w:val="single" w:color="999999" w:sz="4"/>
+            </w:tcBorders>
+            <w:tcMar>
+              <w:top w:type="dxa" w:w="60"/>
+              <w:left w:type="dxa" w:w="100"/>
+              <w:bottom w:type="dxa" w:w="60"/>
+              <w:right w:type="dxa" w:w="100"/>
+            </w:tcMar>
+          </w:tcPr>
+          <w:p>
+            <w:pPr>
+              <w:spacing w:after="0" w:line="276"/>
+            </w:pPr>
+            <w:r>
+              <w:rPr>
+                <w:rFonts w:ascii="Times New Roman" w:cs="Times New Roman" w:eastAsia="Times New Roman" w:hAnsi="Times New Roman"/>
+                <w:b w:val="false"/>
+                <w:bCs w:val="false"/>
+                <w:sz w:val="20"/>
+                <w:szCs w:val="20"/>
+              </w:rPr>
+              <w:t xml:space="preserve">MP suscitar deserção (recolhimento em dobro ou 'intempestividade da comprovação') ou inexistência da apelação por falta de procuração vigente na data de 11/05/2026. O parecer do Ev. 15 já condicionou o conhecimento 'ao recolhimento do preparo', o que, satisfeito, esvazia a objeção.</w:t>
+            </w:r>
+          </w:p>
+        </w:tc>
+        <w:tc>
+          <w:tcPr>
+            <w:tcW w:type="dxa" w:w="1296"/>
+            <w:tcBorders>
+              <w:top w:val="single" w:color="999999" w:sz="4"/>
+              <w:left w:val="single" w:color="999999" w:sz="4"/>
+              <w:bottom w:val="single" w:color="999999" w:sz="4"/>
+              <w:right w:val="single" w:color="999999" w:sz="4"/>
+            </w:tcBorders>
+            <w:tcMar>
+              <w:top w:type="dxa" w:w="60"/>
+              <w:left w:type="dxa" w:w="100"/>
+              <w:bottom w:type="dxa" w:w="60"/>
+              <w:right w:type="dxa" w:w="100"/>
+            </w:tcMar>
+          </w:tcPr>
+          <w:p>
+            <w:pPr>
+              <w:spacing w:after="0" w:line="276"/>
+            </w:pPr>
+            <w:r>
+              <w:rPr>
+                <w:rFonts w:ascii="Times New Roman" w:cs="Times New Roman" w:eastAsia="Times New Roman" w:hAnsi="Times New Roman"/>
+                <w:b w:val="false"/>
+                <w:bCs w:val="false"/>
+                <w:sz w:val="20"/>
+                <w:szCs w:val="20"/>
+              </w:rPr>
+              <w:t xml:space="preserve">Só responder se houver vista. Resposta curta: (i) prazo fixado pelo relator para recolhimento simples; (ii) requerimento de gratuidade nas razões (99, §7º) afasta o §4º do 1.007; (iii) justo impedimento sistêmico documentado (Doc. 4); (iv) ratificação retroage à data do ato (CC 662, p.ú.; CPC 104, §2º). Nunca admitir vício.</w:t>
+            </w:r>
+          </w:p>
+        </w:tc>
+      </w:tr>
+      <w:tr>
+        <w:tc>
+          <w:tcPr>
+            <w:tcW w:type="dxa" w:w="1296"/>
+            <w:tcBorders>
+              <w:top w:val="single" w:color="999999" w:sz="4"/>
+              <w:left w:val="single" w:color="999999" w:sz="4"/>
+              <w:bottom w:val="single" w:color="999999" w:sz="4"/>
+              <w:right w:val="single" w:color="999999" w:sz="4"/>
+            </w:tcBorders>
+            <w:tcMar>
+              <w:top w:type="dxa" w:w="60"/>
+              <w:left w:type="dxa" w:w="100"/>
+              <w:bottom w:type="dxa" w:w="60"/>
+              <w:right w:type="dxa" w:w="100"/>
+            </w:tcMar>
+          </w:tcPr>
+          <w:p>
+            <w:pPr>
+              <w:spacing w:after="0" w:line="276"/>
+            </w:pPr>
+            <w:r>
+              <w:rPr>
+                <w:rFonts w:ascii="Times New Roman" w:cs="Times New Roman" w:eastAsia="Times New Roman" w:hAnsi="Times New Roman"/>
+                <w:b w:val="false"/>
+                <w:bCs w:val="false"/>
+                <w:sz w:val="20"/>
+                <w:szCs w:val="20"/>
+              </w:rPr>
+              <w:t xml:space="preserve">8</w:t>
+            </w:r>
+          </w:p>
+        </w:tc>
+        <w:tc>
+          <w:tcPr>
+            <w:tcW w:type="dxa" w:w="1296"/>
+            <w:tcBorders>
+              <w:top w:val="single" w:color="999999" w:sz="4"/>
+              <w:left w:val="single" w:color="999999" w:sz="4"/>
+              <w:bottom w:val="single" w:color="999999" w:sz="4"/>
+              <w:right w:val="single" w:color="999999" w:sz="4"/>
+            </w:tcBorders>
+            <w:tcMar>
+              <w:top w:type="dxa" w:w="60"/>
+              <w:left w:type="dxa" w:w="100"/>
+              <w:bottom w:type="dxa" w:w="60"/>
+              <w:right w:type="dxa" w:w="100"/>
+            </w:tcMar>
+          </w:tcPr>
+          <w:p>
+            <w:pPr>
+              <w:spacing w:after="0" w:line="276"/>
+            </w:pPr>
+            <w:r>
+              <w:rPr>
+                <w:rFonts w:ascii="Times New Roman" w:cs="Times New Roman" w:eastAsia="Times New Roman" w:hAnsi="Times New Roman"/>
+                <w:b w:val="false"/>
+                <w:bCs w:val="false"/>
+                <w:sz w:val="20"/>
+                <w:szCs w:val="20"/>
+              </w:rPr>
+              <w:t xml:space="preserve">Juízo de admissibilidade das duas apelações (análise preliminar pelo relator; juízo definitivo pelo colegiado no julgamento). Antunelli: tempestividade (11/05/2026, prazo até 15/05 — ok), preparo (ok após o recolhimento), regularidade formal e da representação, interesse (Súmula 51 alcança só 'o ponto' da gratuidade), dialeticidade. Município: isento de preparo (CPC 1.007, §1º), prazo em dobro (CPC 183); a própria peça diz que o prazo 'encerra-se em 08 de junho' e foi protocolada em 12/06/2026 — contada da intimação pessoal eletrônica confirmada em 30/04/2026 (Ev. 279), vence em 15/06 e é tempestiva [CONFERIR NO EPROC: termo inicial concretamente aplicado].</w:t>
+            </w:r>
+          </w:p>
+        </w:tc>
+        <w:tc>
+          <w:tcPr>
+            <w:tcW w:type="dxa" w:w="1296"/>
+            <w:tcBorders>
+              <w:top w:val="single" w:color="999999" w:sz="4"/>
+              <w:left w:val="single" w:color="999999" w:sz="4"/>
+              <w:bottom w:val="single" w:color="999999" w:sz="4"/>
+              <w:right w:val="single" w:color="999999" w:sz="4"/>
+            </w:tcBorders>
+            <w:tcMar>
+              <w:top w:type="dxa" w:w="60"/>
+              <w:left w:type="dxa" w:w="100"/>
+              <w:bottom w:type="dxa" w:w="60"/>
+              <w:right w:type="dxa" w:w="100"/>
+            </w:tcMar>
+          </w:tcPr>
+          <w:p>
+            <w:pPr>
+              <w:spacing w:after="0" w:line="276"/>
+            </w:pPr>
+            <w:r>
+              <w:rPr>
+                <w:rFonts w:ascii="Times New Roman" w:cs="Times New Roman" w:eastAsia="Times New Roman" w:hAnsi="Times New Roman"/>
+                <w:b w:val="false"/>
+                <w:bCs w:val="false"/>
+                <w:sz w:val="20"/>
+                <w:szCs w:val="20"/>
+              </w:rPr>
+              <w:t xml:space="preserve">Relator e 2ª Câmara de Direito Público.</w:t>
+            </w:r>
+          </w:p>
+        </w:tc>
+        <w:tc>
+          <w:tcPr>
+            <w:tcW w:type="dxa" w:w="1296"/>
+            <w:tcBorders>
+              <w:top w:val="single" w:color="999999" w:sz="4"/>
+              <w:left w:val="single" w:color="999999" w:sz="4"/>
+              <w:bottom w:val="single" w:color="999999" w:sz="4"/>
+              <w:right w:val="single" w:color="999999" w:sz="4"/>
+            </w:tcBorders>
+            <w:tcMar>
+              <w:top w:type="dxa" w:w="60"/>
+              <w:left w:type="dxa" w:w="100"/>
+              <w:bottom w:type="dxa" w:w="60"/>
+              <w:right w:type="dxa" w:w="100"/>
+            </w:tcMar>
+          </w:tcPr>
+          <w:p>
+            <w:pPr>
+              <w:spacing w:after="0" w:line="276"/>
+            </w:pPr>
+            <w:r>
+              <w:rPr>
+                <w:rFonts w:ascii="Times New Roman" w:cs="Times New Roman" w:eastAsia="Times New Roman" w:hAnsi="Times New Roman"/>
+                <w:b w:val="false"/>
+                <w:bCs w:val="false"/>
+                <w:sz w:val="20"/>
+                <w:szCs w:val="20"/>
+              </w:rPr>
+              <w:t xml:space="preserve">No despacho da etapa 5 (preliminar) e na sessão de julgamento (definitivo).</w:t>
+            </w:r>
+          </w:p>
+        </w:tc>
+        <w:tc>
+          <w:tcPr>
+            <w:tcW w:type="dxa" w:w="1296"/>
+            <w:tcBorders>
+              <w:top w:val="single" w:color="999999" w:sz="4"/>
+              <w:left w:val="single" w:color="999999" w:sz="4"/>
+              <w:bottom w:val="single" w:color="999999" w:sz="4"/>
+              <w:right w:val="single" w:color="999999" w:sz="4"/>
+            </w:tcBorders>
+            <w:tcMar>
+              <w:top w:type="dxa" w:w="60"/>
+              <w:left w:type="dxa" w:w="100"/>
+              <w:bottom w:type="dxa" w:w="60"/>
+              <w:right w:type="dxa" w:w="100"/>
+            </w:tcMar>
+          </w:tcPr>
+          <w:p>
+            <w:pPr>
+              <w:spacing w:after="0" w:line="276"/>
+            </w:pPr>
+            <w:r>
+              <w:rPr>
+                <w:rFonts w:ascii="Times New Roman" w:cs="Times New Roman" w:eastAsia="Times New Roman" w:hAnsi="Times New Roman"/>
+                <w:b w:val="false"/>
+                <w:bCs w:val="false"/>
+                <w:sz w:val="20"/>
+                <w:szCs w:val="20"/>
+              </w:rPr>
+              <w:t xml:space="preserve">CPC 1.010, §3º (sem juízo de admissibilidade no 1º grau); CPC 932, III; CPC 1.003, §5º; CPC 1.007; CPC 1.010, II e III (dialeticidade); CPC 183; Súmula 51/TJSC.</w:t>
+            </w:r>
+          </w:p>
+        </w:tc>
+        <w:tc>
+          <w:tcPr>
+            <w:tcW w:type="dxa" w:w="1296"/>
+            <w:tcBorders>
+              <w:top w:val="single" w:color="999999" w:sz="4"/>
+              <w:left w:val="single" w:color="999999" w:sz="4"/>
+              <w:bottom w:val="single" w:color="999999" w:sz="4"/>
+              <w:right w:val="single" w:color="999999" w:sz="4"/>
+            </w:tcBorders>
+            <w:tcMar>
+              <w:top w:type="dxa" w:w="60"/>
+              <w:left w:type="dxa" w:w="100"/>
+              <w:bottom w:type="dxa" w:w="60"/>
+              <w:right w:type="dxa" w:w="100"/>
+            </w:tcMar>
+          </w:tcPr>
+          <w:p>
+            <w:pPr>
+              <w:spacing w:after="0" w:line="276"/>
+            </w:pPr>
+            <w:r>
+              <w:rPr>
+                <w:rFonts w:ascii="Times New Roman" w:cs="Times New Roman" w:eastAsia="Times New Roman" w:hAnsi="Times New Roman"/>
+                <w:b w:val="false"/>
+                <w:bCs w:val="false"/>
+                <w:sz w:val="20"/>
+                <w:szCs w:val="20"/>
+              </w:rPr>
+              <w:t xml:space="preserve">Não conhecimento por dialeticidade — há precedente da própria 2ª CDP, anotado na análise de 16/08/2026 (§6.10), de não conhecimento de recurso que repetia a contestação [CONFERIR: número do acórdão antes de citar]. Não conhecimento parcial da apelação do Município (a PGJ pediu 'parcial conhecimento').</w:t>
+            </w:r>
+          </w:p>
+        </w:tc>
+        <w:tc>
+          <w:tcPr>
+            <w:tcW w:type="dxa" w:w="1296"/>
+            <w:tcBorders>
+              <w:top w:val="single" w:color="999999" w:sz="4"/>
+              <w:left w:val="single" w:color="999999" w:sz="4"/>
+              <w:bottom w:val="single" w:color="999999" w:sz="4"/>
+              <w:right w:val="single" w:color="999999" w:sz="4"/>
+            </w:tcBorders>
+            <w:tcMar>
+              <w:top w:type="dxa" w:w="60"/>
+              <w:left w:type="dxa" w:w="100"/>
+              <w:bottom w:type="dxa" w:w="60"/>
+              <w:right w:type="dxa" w:w="100"/>
+            </w:tcMar>
+          </w:tcPr>
+          <w:p>
+            <w:pPr>
+              <w:spacing w:after="0" w:line="276"/>
+            </w:pPr>
+            <w:r>
+              <w:rPr>
+                <w:rFonts w:ascii="Times New Roman" w:cs="Times New Roman" w:eastAsia="Times New Roman" w:hAnsi="Times New Roman"/>
+                <w:b w:val="false"/>
+                <w:bCs w:val="false"/>
+                <w:sz w:val="20"/>
+                <w:szCs w:val="20"/>
+              </w:rPr>
+              <w:t xml:space="preserve">Nada a protocolar. Ter pronta, para a sustentação, a demonstração de que a apelação enfrentou a sentença capítulo a capítulo (cerceamento; incoerência interna; erro fático; astreintes; NBR 9050/calçadas; proporcionalidade). Decidir se suscita, na tribuna, a dúvida de tempestividade do recurso do Município — cuidado: os itens 'c' e 'd' daquele recurso aproveitam à Antunelli.</w:t>
+            </w:r>
+          </w:p>
+        </w:tc>
+      </w:tr>
+      <w:tr>
+        <w:tc>
+          <w:tcPr>
+            <w:tcW w:type="dxa" w:w="1296"/>
+            <w:tcBorders>
+              <w:top w:val="single" w:color="999999" w:sz="4"/>
+              <w:left w:val="single" w:color="999999" w:sz="4"/>
+              <w:bottom w:val="single" w:color="999999" w:sz="4"/>
+              <w:right w:val="single" w:color="999999" w:sz="4"/>
+            </w:tcBorders>
+            <w:tcMar>
+              <w:top w:type="dxa" w:w="60"/>
+              <w:left w:type="dxa" w:w="100"/>
+              <w:bottom w:type="dxa" w:w="60"/>
+              <w:right w:type="dxa" w:w="100"/>
+            </w:tcMar>
+          </w:tcPr>
+          <w:p>
+            <w:pPr>
+              <w:spacing w:after="0" w:line="276"/>
+            </w:pPr>
+            <w:r>
+              <w:rPr>
+                <w:rFonts w:ascii="Times New Roman" w:cs="Times New Roman" w:eastAsia="Times New Roman" w:hAnsi="Times New Roman"/>
+                <w:b w:val="false"/>
+                <w:bCs w:val="false"/>
+                <w:sz w:val="20"/>
+                <w:szCs w:val="20"/>
+              </w:rPr>
+              <w:t xml:space="preserve">9</w:t>
+            </w:r>
+          </w:p>
+        </w:tc>
+        <w:tc>
+          <w:tcPr>
+            <w:tcW w:type="dxa" w:w="1296"/>
+            <w:tcBorders>
+              <w:top w:val="single" w:color="999999" w:sz="4"/>
+              <w:left w:val="single" w:color="999999" w:sz="4"/>
+              <w:bottom w:val="single" w:color="999999" w:sz="4"/>
+              <w:right w:val="single" w:color="999999" w:sz="4"/>
+            </w:tcBorders>
+            <w:tcMar>
+              <w:top w:type="dxa" w:w="60"/>
+              <w:left w:type="dxa" w:w="100"/>
+              <w:bottom w:type="dxa" w:w="60"/>
+              <w:right w:type="dxa" w:w="100"/>
+            </w:tcMar>
+          </w:tcPr>
+          <w:p>
+            <w:pPr>
+              <w:spacing w:after="0" w:line="276"/>
+            </w:pPr>
+            <w:r>
+              <w:rPr>
+                <w:rFonts w:ascii="Times New Roman" w:cs="Times New Roman" w:eastAsia="Times New Roman" w:hAnsi="Times New Roman"/>
+                <w:b w:val="false"/>
+                <w:bCs w:val="false"/>
+                <w:sz w:val="20"/>
+                <w:szCs w:val="20"/>
+              </w:rPr>
+              <w:t xml:space="preserve">Escolha do relator entre decisão monocrática (CPC 932, III, IV ou V) e submissão ao colegiado.</w:t>
+            </w:r>
+          </w:p>
+        </w:tc>
+        <w:tc>
+          <w:tcPr>
+            <w:tcW w:type="dxa" w:w="1296"/>
+            <w:tcBorders>
+              <w:top w:val="single" w:color="999999" w:sz="4"/>
+              <w:left w:val="single" w:color="999999" w:sz="4"/>
+              <w:bottom w:val="single" w:color="999999" w:sz="4"/>
+              <w:right w:val="single" w:color="999999" w:sz="4"/>
+            </w:tcBorders>
+            <w:tcMar>
+              <w:top w:type="dxa" w:w="60"/>
+              <w:left w:type="dxa" w:w="100"/>
+              <w:bottom w:type="dxa" w:w="60"/>
+              <w:right w:type="dxa" w:w="100"/>
+            </w:tcMar>
+          </w:tcPr>
+          <w:p>
+            <w:pPr>
+              <w:spacing w:after="0" w:line="276"/>
+            </w:pPr>
+            <w:r>
+              <w:rPr>
+                <w:rFonts w:ascii="Times New Roman" w:cs="Times New Roman" w:eastAsia="Times New Roman" w:hAnsi="Times New Roman"/>
+                <w:b w:val="false"/>
+                <w:bCs w:val="false"/>
+                <w:sz w:val="20"/>
+                <w:szCs w:val="20"/>
+              </w:rPr>
+              <w:t xml:space="preserve">Relator.</w:t>
+            </w:r>
+          </w:p>
+        </w:tc>
+        <w:tc>
+          <w:tcPr>
+            <w:tcW w:type="dxa" w:w="1296"/>
+            <w:tcBorders>
+              <w:top w:val="single" w:color="999999" w:sz="4"/>
+              <w:left w:val="single" w:color="999999" w:sz="4"/>
+              <w:bottom w:val="single" w:color="999999" w:sz="4"/>
+              <w:right w:val="single" w:color="999999" w:sz="4"/>
+            </w:tcBorders>
+            <w:tcMar>
+              <w:top w:type="dxa" w:w="60"/>
+              <w:left w:type="dxa" w:w="100"/>
+              <w:bottom w:type="dxa" w:w="60"/>
+              <w:right w:type="dxa" w:w="100"/>
+            </w:tcMar>
+          </w:tcPr>
+          <w:p>
+            <w:pPr>
+              <w:spacing w:after="0" w:line="276"/>
+            </w:pPr>
+            <w:r>
+              <w:rPr>
+                <w:rFonts w:ascii="Times New Roman" w:cs="Times New Roman" w:eastAsia="Times New Roman" w:hAnsi="Times New Roman"/>
+                <w:b w:val="false"/>
+                <w:bCs w:val="false"/>
+                <w:sz w:val="20"/>
+                <w:szCs w:val="20"/>
+              </w:rPr>
+              <w:t xml:space="preserve">Junto com a etapa 5 ou logo após.</w:t>
+            </w:r>
+          </w:p>
+        </w:tc>
+        <w:tc>
+          <w:tcPr>
+            <w:tcW w:type="dxa" w:w="1296"/>
+            <w:tcBorders>
+              <w:top w:val="single" w:color="999999" w:sz="4"/>
+              <w:left w:val="single" w:color="999999" w:sz="4"/>
+              <w:bottom w:val="single" w:color="999999" w:sz="4"/>
+              <w:right w:val="single" w:color="999999" w:sz="4"/>
+            </w:tcBorders>
+            <w:tcMar>
+              <w:top w:type="dxa" w:w="60"/>
+              <w:left w:type="dxa" w:w="100"/>
+              <w:bottom w:type="dxa" w:w="60"/>
+              <w:right w:type="dxa" w:w="100"/>
+            </w:tcMar>
+          </w:tcPr>
+          <w:p>
+            <w:pPr>
+              <w:spacing w:after="0" w:line="276"/>
+            </w:pPr>
+            <w:r>
+              <w:rPr>
+                <w:rFonts w:ascii="Times New Roman" w:cs="Times New Roman" w:eastAsia="Times New Roman" w:hAnsi="Times New Roman"/>
+                <w:b w:val="false"/>
+                <w:bCs w:val="false"/>
+                <w:sz w:val="20"/>
+                <w:szCs w:val="20"/>
+              </w:rPr>
+              <w:t xml:space="preserve">CPC 932, III (não conhecimento), IV e V (desprovimento/provimento por súmula, repetitivo ou IAC); CPC 1.021 (agravo interno, 15 dias úteis); RITJSC 293, p.ú. (agravo interno sem preparo).</w:t>
+            </w:r>
+          </w:p>
+        </w:tc>
+        <w:tc>
+          <w:tcPr>
+            <w:tcW w:type="dxa" w:w="1296"/>
+            <w:tcBorders>
+              <w:top w:val="single" w:color="999999" w:sz="4"/>
+              <w:left w:val="single" w:color="999999" w:sz="4"/>
+              <w:bottom w:val="single" w:color="999999" w:sz="4"/>
+              <w:right w:val="single" w:color="999999" w:sz="4"/>
+            </w:tcBorders>
+            <w:tcMar>
+              <w:top w:type="dxa" w:w="60"/>
+              <w:left w:type="dxa" w:w="100"/>
+              <w:bottom w:type="dxa" w:w="60"/>
+              <w:right w:type="dxa" w:w="100"/>
+            </w:tcMar>
+          </w:tcPr>
+          <w:p>
+            <w:pPr>
+              <w:spacing w:after="0" w:line="276"/>
+            </w:pPr>
+            <w:r>
+              <w:rPr>
+                <w:rFonts w:ascii="Times New Roman" w:cs="Times New Roman" w:eastAsia="Times New Roman" w:hAnsi="Times New Roman"/>
+                <w:b w:val="false"/>
+                <w:bCs w:val="false"/>
+                <w:sz w:val="20"/>
+                <w:szCs w:val="20"/>
+              </w:rPr>
+              <w:t xml:space="preserve">Ramificação (d). O rol do 932, IV/V, é taxativo (não há súmula ou repetitivo que resolva o mérito destas apelações), mas a prática de 'jurisprudência dominante' existe.</w:t>
+            </w:r>
+          </w:p>
+        </w:tc>
+        <w:tc>
+          <w:tcPr>
+            <w:tcW w:type="dxa" w:w="1296"/>
+            <w:tcBorders>
+              <w:top w:val="single" w:color="999999" w:sz="4"/>
+              <w:left w:val="single" w:color="999999" w:sz="4"/>
+              <w:bottom w:val="single" w:color="999999" w:sz="4"/>
+              <w:right w:val="single" w:color="999999" w:sz="4"/>
+            </w:tcBorders>
+            <w:tcMar>
+              <w:top w:type="dxa" w:w="60"/>
+              <w:left w:type="dxa" w:w="100"/>
+              <w:bottom w:type="dxa" w:w="60"/>
+              <w:right w:type="dxa" w:w="100"/>
+            </w:tcMar>
+          </w:tcPr>
+          <w:p>
+            <w:pPr>
+              <w:spacing w:after="0" w:line="276"/>
+            </w:pPr>
+            <w:r>
+              <w:rPr>
+                <w:rFonts w:ascii="Times New Roman" w:cs="Times New Roman" w:eastAsia="Times New Roman" w:hAnsi="Times New Roman"/>
+                <w:b w:val="false"/>
+                <w:bCs w:val="false"/>
+                <w:sz w:val="20"/>
+                <w:szCs w:val="20"/>
+              </w:rPr>
+              <w:t xml:space="preserve">Se monocrática: agravo interno em 15 dias úteis, atacando especificamente cada fundamento (CPC 1.021, §1º), pedindo retratação (§2º) e julgamento colegiado; atenção à multa de 1% a 5% se unanimemente inadmissível ou improcedente (§4º). O acórdão do agravo interno é o que exaure a instância para REsp/RE.</w:t>
+            </w:r>
+          </w:p>
+        </w:tc>
+      </w:tr>
+      <w:tr>
+        <w:tc>
+          <w:tcPr>
+            <w:tcW w:type="dxa" w:w="1296"/>
+            <w:tcBorders>
+              <w:top w:val="single" w:color="999999" w:sz="4"/>
+              <w:left w:val="single" w:color="999999" w:sz="4"/>
+              <w:bottom w:val="single" w:color="999999" w:sz="4"/>
+              <w:right w:val="single" w:color="999999" w:sz="4"/>
+            </w:tcBorders>
+            <w:tcMar>
+              <w:top w:type="dxa" w:w="60"/>
+              <w:left w:type="dxa" w:w="100"/>
+              <w:bottom w:type="dxa" w:w="60"/>
+              <w:right w:type="dxa" w:w="100"/>
+            </w:tcMar>
+          </w:tcPr>
+          <w:p>
+            <w:pPr>
+              <w:spacing w:after="0" w:line="276"/>
+            </w:pPr>
+            <w:r>
+              <w:rPr>
+                <w:rFonts w:ascii="Times New Roman" w:cs="Times New Roman" w:eastAsia="Times New Roman" w:hAnsi="Times New Roman"/>
+                <w:b w:val="false"/>
+                <w:bCs w:val="false"/>
+                <w:sz w:val="20"/>
+                <w:szCs w:val="20"/>
+              </w:rPr>
+              <w:t xml:space="preserve">10</w:t>
+            </w:r>
+          </w:p>
+        </w:tc>
+        <w:tc>
+          <w:tcPr>
+            <w:tcW w:type="dxa" w:w="1296"/>
+            <w:tcBorders>
+              <w:top w:val="single" w:color="999999" w:sz="4"/>
+              <w:left w:val="single" w:color="999999" w:sz="4"/>
+              <w:bottom w:val="single" w:color="999999" w:sz="4"/>
+              <w:right w:val="single" w:color="999999" w:sz="4"/>
+            </w:tcBorders>
+            <w:tcMar>
+              <w:top w:type="dxa" w:w="60"/>
+              <w:left w:type="dxa" w:w="100"/>
+              <w:bottom w:type="dxa" w:w="60"/>
+              <w:right w:type="dxa" w:w="100"/>
+            </w:tcMar>
+          </w:tcPr>
+          <w:p>
+            <w:pPr>
+              <w:spacing w:after="0" w:line="276"/>
+            </w:pPr>
+            <w:r>
+              <w:rPr>
+                <w:rFonts w:ascii="Times New Roman" w:cs="Times New Roman" w:eastAsia="Times New Roman" w:hAnsi="Times New Roman"/>
+                <w:b w:val="false"/>
+                <w:bCs w:val="false"/>
+                <w:sz w:val="20"/>
+                <w:szCs w:val="20"/>
+              </w:rPr>
+              <w:t xml:space="preserve">Inclusão em pauta e publicação da pauta (sessão presencial física, por videoconferência ou totalmente virtual — a critério do relator).</w:t>
+            </w:r>
+          </w:p>
+        </w:tc>
+        <w:tc>
+          <w:tcPr>
+            <w:tcW w:type="dxa" w:w="1296"/>
+            <w:tcBorders>
+              <w:top w:val="single" w:color="999999" w:sz="4"/>
+              <w:left w:val="single" w:color="999999" w:sz="4"/>
+              <w:bottom w:val="single" w:color="999999" w:sz="4"/>
+              <w:right w:val="single" w:color="999999" w:sz="4"/>
+            </w:tcBorders>
+            <w:tcMar>
+              <w:top w:type="dxa" w:w="60"/>
+              <w:left w:type="dxa" w:w="100"/>
+              <w:bottom w:type="dxa" w:w="60"/>
+              <w:right w:type="dxa" w:w="100"/>
+            </w:tcMar>
+          </w:tcPr>
+          <w:p>
+            <w:pPr>
+              <w:spacing w:after="0" w:line="276"/>
+            </w:pPr>
+            <w:r>
+              <w:rPr>
+                <w:rFonts w:ascii="Times New Roman" w:cs="Times New Roman" w:eastAsia="Times New Roman" w:hAnsi="Times New Roman"/>
+                <w:b w:val="false"/>
+                <w:bCs w:val="false"/>
+                <w:sz w:val="20"/>
+                <w:szCs w:val="20"/>
+              </w:rPr>
+              <w:t xml:space="preserve">Relator e Secretaria da 2ª CDP.</w:t>
+            </w:r>
+          </w:p>
+        </w:tc>
+        <w:tc>
+          <w:tcPr>
+            <w:tcW w:type="dxa" w:w="1296"/>
+            <w:tcBorders>
+              <w:top w:val="single" w:color="999999" w:sz="4"/>
+              <w:left w:val="single" w:color="999999" w:sz="4"/>
+              <w:bottom w:val="single" w:color="999999" w:sz="4"/>
+              <w:right w:val="single" w:color="999999" w:sz="4"/>
+            </w:tcBorders>
+            <w:tcMar>
+              <w:top w:type="dxa" w:w="60"/>
+              <w:left w:type="dxa" w:w="100"/>
+              <w:bottom w:type="dxa" w:w="60"/>
+              <w:right w:type="dxa" w:w="100"/>
+            </w:tcMar>
+          </w:tcPr>
+          <w:p>
+            <w:pPr>
+              <w:spacing w:after="0" w:line="276"/>
+            </w:pPr>
+            <w:r>
+              <w:rPr>
+                <w:rFonts w:ascii="Times New Roman" w:cs="Times New Roman" w:eastAsia="Times New Roman" w:hAnsi="Times New Roman"/>
+                <w:b w:val="false"/>
+                <w:bCs w:val="false"/>
+                <w:sz w:val="20"/>
+                <w:szCs w:val="20"/>
+              </w:rPr>
+              <w:t xml:space="preserve">Publicação com pelo menos 5 dias úteis de antecedência (CPC 935; RITJSC 142-L, §1º). Exemplo: pauta publicada em 11/09 (sex) → sessão não antes de 21/09 (seg); sessão marcada para 22/09 (ter) → objeção/sustentação de argumentos/inscrição até 18/09 (sex) [CONFERIR a contagem regimental de '2 dias úteis antes'].</w:t>
+            </w:r>
+          </w:p>
+        </w:tc>
+        <w:tc>
+          <w:tcPr>
+            <w:tcW w:type="dxa" w:w="1296"/>
+            <w:tcBorders>
+              <w:top w:val="single" w:color="999999" w:sz="4"/>
+              <w:left w:val="single" w:color="999999" w:sz="4"/>
+              <w:bottom w:val="single" w:color="999999" w:sz="4"/>
+              <w:right w:val="single" w:color="999999" w:sz="4"/>
+            </w:tcBorders>
+            <w:tcMar>
+              <w:top w:type="dxa" w:w="60"/>
+              <w:left w:type="dxa" w:w="100"/>
+              <w:bottom w:type="dxa" w:w="60"/>
+              <w:right w:type="dxa" w:w="100"/>
+            </w:tcMar>
+          </w:tcPr>
+          <w:p>
+            <w:pPr>
+              <w:spacing w:after="0" w:line="276"/>
+            </w:pPr>
+            <w:r>
+              <w:rPr>
+                <w:rFonts w:ascii="Times New Roman" w:cs="Times New Roman" w:eastAsia="Times New Roman" w:hAnsi="Times New Roman"/>
+                <w:b w:val="false"/>
+                <w:bCs w:val="false"/>
+                <w:sz w:val="20"/>
+                <w:szCs w:val="20"/>
+              </w:rPr>
+              <w:t xml:space="preserve">CPC 934 e 935; RITJSC 142-K, §1º (virtual como opção do relator), 142-L, §1º (ER 49/2025, vigente desde 29/07/2025).</w:t>
+            </w:r>
+          </w:p>
+        </w:tc>
+        <w:tc>
+          <w:tcPr>
+            <w:tcW w:type="dxa" w:w="1296"/>
+            <w:tcBorders>
+              <w:top w:val="single" w:color="999999" w:sz="4"/>
+              <w:left w:val="single" w:color="999999" w:sz="4"/>
+              <w:bottom w:val="single" w:color="999999" w:sz="4"/>
+              <w:right w:val="single" w:color="999999" w:sz="4"/>
+            </w:tcBorders>
+            <w:tcMar>
+              <w:top w:type="dxa" w:w="60"/>
+              <w:left w:type="dxa" w:w="100"/>
+              <w:bottom w:type="dxa" w:w="60"/>
+              <w:right w:type="dxa" w:w="100"/>
+            </w:tcMar>
+          </w:tcPr>
+          <w:p>
+            <w:pPr>
+              <w:spacing w:after="0" w:line="276"/>
+            </w:pPr>
+            <w:r>
+              <w:rPr>
+                <w:rFonts w:ascii="Times New Roman" w:cs="Times New Roman" w:eastAsia="Times New Roman" w:hAnsi="Times New Roman"/>
+                <w:b w:val="false"/>
+                <w:bCs w:val="false"/>
+                <w:sz w:val="20"/>
+                <w:szCs w:val="20"/>
+              </w:rPr>
+              <w:t xml:space="preserve">Pauta publicada apenas no DJEN, sem intimação dirigida; sessão virtual como padrão; janela de 2 dias úteis perdida.</w:t>
+            </w:r>
+          </w:p>
+        </w:tc>
+        <w:tc>
+          <w:tcPr>
+            <w:tcW w:type="dxa" w:w="1296"/>
+            <w:tcBorders>
+              <w:top w:val="single" w:color="999999" w:sz="4"/>
+              <w:left w:val="single" w:color="999999" w:sz="4"/>
+              <w:bottom w:val="single" w:color="999999" w:sz="4"/>
+              <w:right w:val="single" w:color="999999" w:sz="4"/>
+            </w:tcBorders>
+            <w:tcMar>
+              <w:top w:type="dxa" w:w="60"/>
+              <w:left w:type="dxa" w:w="100"/>
+              <w:bottom w:type="dxa" w:w="60"/>
+              <w:right w:type="dxa" w:w="100"/>
+            </w:tcMar>
+          </w:tcPr>
+          <w:p>
+            <w:pPr>
+              <w:spacing w:after="0" w:line="276"/>
+            </w:pPr>
+            <w:r>
+              <w:rPr>
+                <w:rFonts w:ascii="Times New Roman" w:cs="Times New Roman" w:eastAsia="Times New Roman" w:hAnsi="Times New Roman"/>
+                <w:b w:val="false"/>
+                <w:bCs w:val="false"/>
+                <w:sz w:val="20"/>
+                <w:szCs w:val="20"/>
+              </w:rPr>
+              <w:t xml:space="preserve">Vigia diária do DJEN e do painel 'intimação de pauta'. Os memoriais (Ev. 17) já pediram intimação da pauta e preferência. Ao sair a pauta: contar imediatamente o dia-limite (2 dias úteis antes) e decidir em 24h entre objeção, sustentação de argumentos ou inscrição.</w:t>
+            </w:r>
+          </w:p>
+        </w:tc>
+      </w:tr>
+      <w:tr>
+        <w:tc>
+          <w:tcPr>
+            <w:tcW w:type="dxa" w:w="1296"/>
+            <w:tcBorders>
+              <w:top w:val="single" w:color="999999" w:sz="4"/>
+              <w:left w:val="single" w:color="999999" w:sz="4"/>
+              <w:bottom w:val="single" w:color="999999" w:sz="4"/>
+              <w:right w:val="single" w:color="999999" w:sz="4"/>
+            </w:tcBorders>
+            <w:tcMar>
+              <w:top w:type="dxa" w:w="60"/>
+              <w:left w:type="dxa" w:w="100"/>
+              <w:bottom w:type="dxa" w:w="60"/>
+              <w:right w:type="dxa" w:w="100"/>
+            </w:tcMar>
+          </w:tcPr>
+          <w:p>
+            <w:pPr>
+              <w:spacing w:after="0" w:line="276"/>
+            </w:pPr>
+            <w:r>
+              <w:rPr>
+                <w:rFonts w:ascii="Times New Roman" w:cs="Times New Roman" w:eastAsia="Times New Roman" w:hAnsi="Times New Roman"/>
+                <w:b w:val="false"/>
+                <w:bCs w:val="false"/>
+                <w:sz w:val="20"/>
+                <w:szCs w:val="20"/>
+              </w:rPr>
+              <w:t xml:space="preserve">11</w:t>
+            </w:r>
+          </w:p>
+        </w:tc>
+        <w:tc>
+          <w:tcPr>
+            <w:tcW w:type="dxa" w:w="1296"/>
+            <w:tcBorders>
+              <w:top w:val="single" w:color="999999" w:sz="4"/>
+              <w:left w:val="single" w:color="999999" w:sz="4"/>
+              <w:bottom w:val="single" w:color="999999" w:sz="4"/>
+              <w:right w:val="single" w:color="999999" w:sz="4"/>
+            </w:tcBorders>
+            <w:tcMar>
+              <w:top w:type="dxa" w:w="60"/>
+              <w:left w:type="dxa" w:w="100"/>
+              <w:bottom w:type="dxa" w:w="60"/>
+              <w:right w:type="dxa" w:w="100"/>
+            </w:tcMar>
+          </w:tcPr>
+          <w:p>
+            <w:pPr>
+              <w:spacing w:after="0" w:line="276"/>
+            </w:pPr>
+            <w:r>
+              <w:rPr>
+                <w:rFonts w:ascii="Times New Roman" w:cs="Times New Roman" w:eastAsia="Times New Roman" w:hAnsi="Times New Roman"/>
+                <w:b w:val="false"/>
+                <w:bCs w:val="false"/>
+                <w:sz w:val="20"/>
+                <w:szCs w:val="20"/>
+              </w:rPr>
+              <w:t xml:space="preserve">Se a sessão for TOTALMENTE VIRTUAL: (i) objeção ao julgamento virtual, por petição ao relator, sem necessidade de motivar; (ii) ou sustentação de argumentos por arquivo de áudio ou áudio e vídeo; (iii) não há inscrição para sustentação oral no virtual (o art. 176 só rege sessões presenciais e por videoconferência); (iv) objetado o virtual, o julgamento recomeça em sessão presencial/videoconferência e só então cabe inscrição pelo art. 176; (v) segundo notícia do portal do TJSC, pedido de preferência tempestivo de advogado que deseje sustentar retira o feito da pauta virtual (142-M, II) [CONFERIR TEXTO]; (vi) votação encerrada em até 6 dias úteis do início da sessão.</w:t>
+            </w:r>
+          </w:p>
+        </w:tc>
+        <w:tc>
+          <w:tcPr>
+            <w:tcW w:type="dxa" w:w="1296"/>
+            <w:tcBorders>
+              <w:top w:val="single" w:color="999999" w:sz="4"/>
+              <w:left w:val="single" w:color="999999" w:sz="4"/>
+              <w:bottom w:val="single" w:color="999999" w:sz="4"/>
+              <w:right w:val="single" w:color="999999" w:sz="4"/>
+            </w:tcBorders>
+            <w:tcMar>
+              <w:top w:type="dxa" w:w="60"/>
+              <w:left w:type="dxa" w:w="100"/>
+              <w:bottom w:type="dxa" w:w="60"/>
+              <w:right w:type="dxa" w:w="100"/>
+            </w:tcMar>
+          </w:tcPr>
+          <w:p>
+            <w:pPr>
+              <w:spacing w:after="0" w:line="276"/>
+            </w:pPr>
+            <w:r>
+              <w:rPr>
+                <w:rFonts w:ascii="Times New Roman" w:cs="Times New Roman" w:eastAsia="Times New Roman" w:hAnsi="Times New Roman"/>
+                <w:b w:val="false"/>
+                <w:bCs w:val="false"/>
+                <w:sz w:val="20"/>
+                <w:szCs w:val="20"/>
+              </w:rPr>
+              <w:t xml:space="preserve">Advogado (decisão do Gabriel); relator (processamento).</w:t>
+            </w:r>
+          </w:p>
+        </w:tc>
+        <w:tc>
+          <w:tcPr>
+            <w:tcW w:type="dxa" w:w="1296"/>
+            <w:tcBorders>
+              <w:top w:val="single" w:color="999999" w:sz="4"/>
+              <w:left w:val="single" w:color="999999" w:sz="4"/>
+              <w:bottom w:val="single" w:color="999999" w:sz="4"/>
+              <w:right w:val="single" w:color="999999" w:sz="4"/>
+            </w:tcBorders>
+            <w:tcMar>
+              <w:top w:type="dxa" w:w="60"/>
+              <w:left w:type="dxa" w:w="100"/>
+              <w:bottom w:type="dxa" w:w="60"/>
+              <w:right w:type="dxa" w:w="100"/>
+            </w:tcMar>
+          </w:tcPr>
+          <w:p>
+            <w:pPr>
+              <w:spacing w:after="0" w:line="276"/>
+            </w:pPr>
+            <w:r>
+              <w:rPr>
+                <w:rFonts w:ascii="Times New Roman" w:cs="Times New Roman" w:eastAsia="Times New Roman" w:hAnsi="Times New Roman"/>
+                <w:b w:val="false"/>
+                <w:bCs w:val="false"/>
+                <w:sz w:val="20"/>
+                <w:szCs w:val="20"/>
+              </w:rPr>
+              <w:t xml:space="preserve">Objeção (142-M, §1º) e sustentação de argumentos (142-Q): até 2 dias úteis antes do início da sessão. Intempestivos não são admitidos (142-M, §4º). Votação: até 6 dias úteis (142-N, §1º).</w:t>
+            </w:r>
+          </w:p>
+        </w:tc>
+        <w:tc>
+          <w:tcPr>
+            <w:tcW w:type="dxa" w:w="1296"/>
+            <w:tcBorders>
+              <w:top w:val="single" w:color="999999" w:sz="4"/>
+              <w:left w:val="single" w:color="999999" w:sz="4"/>
+              <w:bottom w:val="single" w:color="999999" w:sz="4"/>
+              <w:right w:val="single" w:color="999999" w:sz="4"/>
+            </w:tcBorders>
+            <w:tcMar>
+              <w:top w:type="dxa" w:w="60"/>
+              <w:left w:type="dxa" w:w="100"/>
+              <w:bottom w:type="dxa" w:w="60"/>
+              <w:right w:type="dxa" w:w="100"/>
+            </w:tcMar>
+          </w:tcPr>
+          <w:p>
+            <w:pPr>
+              <w:spacing w:after="0" w:line="276"/>
+            </w:pPr>
+            <w:r>
+              <w:rPr>
+                <w:rFonts w:ascii="Times New Roman" w:cs="Times New Roman" w:eastAsia="Times New Roman" w:hAnsi="Times New Roman"/>
+                <w:b w:val="false"/>
+                <w:bCs w:val="false"/>
+                <w:sz w:val="20"/>
+                <w:szCs w:val="20"/>
+              </w:rPr>
+              <w:t xml:space="preserve">RITJSC 142-K a 142-Q (ER 49/2025); RITJSC 176, caput; CPC 937.</w:t>
+            </w:r>
+          </w:p>
+        </w:tc>
+        <w:tc>
+          <w:tcPr>
+            <w:tcW w:type="dxa" w:w="1296"/>
+            <w:tcBorders>
+              <w:top w:val="single" w:color="999999" w:sz="4"/>
+              <w:left w:val="single" w:color="999999" w:sz="4"/>
+              <w:bottom w:val="single" w:color="999999" w:sz="4"/>
+              <w:right w:val="single" w:color="999999" w:sz="4"/>
+            </w:tcBorders>
+            <w:tcMar>
+              <w:top w:type="dxa" w:w="60"/>
+              <w:left w:type="dxa" w:w="100"/>
+              <w:bottom w:type="dxa" w:w="60"/>
+              <w:right w:type="dxa" w:w="100"/>
+            </w:tcMar>
+          </w:tcPr>
+          <w:p>
+            <w:pPr>
+              <w:spacing w:after="0" w:line="276"/>
+            </w:pPr>
+            <w:r>
+              <w:rPr>
+                <w:rFonts w:ascii="Times New Roman" w:cs="Times New Roman" w:eastAsia="Times New Roman" w:hAnsi="Times New Roman"/>
+                <w:b w:val="false"/>
+                <w:bCs w:val="false"/>
+                <w:sz w:val="20"/>
+                <w:szCs w:val="20"/>
+              </w:rPr>
+              <w:t xml:space="preserve">Perder a janela de 2 dias úteis. Objetar adia o julgamento (mantém a suspensão ex lege, mas prolonga a incerteza sobre o termo inicial dos prazos). Sustentação de argumentos gravada não permite réplica ao voto.</w:t>
+            </w:r>
+          </w:p>
+        </w:tc>
+        <w:tc>
+          <w:tcPr>
+            <w:tcW w:type="dxa" w:w="1296"/>
+            <w:tcBorders>
+              <w:top w:val="single" w:color="999999" w:sz="4"/>
+              <w:left w:val="single" w:color="999999" w:sz="4"/>
+              <w:bottom w:val="single" w:color="999999" w:sz="4"/>
+              <w:right w:val="single" w:color="999999" w:sz="4"/>
+            </w:tcBorders>
+            <w:tcMar>
+              <w:top w:type="dxa" w:w="60"/>
+              <w:left w:type="dxa" w:w="100"/>
+              <w:bottom w:type="dxa" w:w="60"/>
+              <w:right w:type="dxa" w:w="100"/>
+            </w:tcMar>
+          </w:tcPr>
+          <w:p>
+            <w:pPr>
+              <w:spacing w:after="0" w:line="276"/>
+            </w:pPr>
+            <w:r>
+              <w:rPr>
+                <w:rFonts w:ascii="Times New Roman" w:cs="Times New Roman" w:eastAsia="Times New Roman" w:hAnsi="Times New Roman"/>
+                <w:b w:val="false"/>
+                <w:bCs w:val="false"/>
+                <w:sz w:val="20"/>
+                <w:szCs w:val="20"/>
+              </w:rPr>
+              <w:t xml:space="preserve">Decidir previamente (hoje) a estratégia: se quiser tribuna, objetar E, após a nova inclusão, inscrever-se pelo art. 176 (a objeção sozinha não garante a fala). Se preferir rapidez, enviar sustentação de argumentos (áudio/vídeo) focada em: Súmula 51 só prejudica o ponto da gratuidade; efeito suspensivo e termo inicial; Tema 1296; teto global confessado (Ev. 284); alvará e atestado CBMSC (vigente até 23/04/2027); AI 5051465-51.2022.8.24.0000 do próprio relator.</w:t>
+            </w:r>
+          </w:p>
+        </w:tc>
+      </w:tr>
+      <w:tr>
+        <w:tc>
+          <w:tcPr>
+            <w:tcW w:type="dxa" w:w="1296"/>
+            <w:tcBorders>
+              <w:top w:val="single" w:color="999999" w:sz="4"/>
+              <w:left w:val="single" w:color="999999" w:sz="4"/>
+              <w:bottom w:val="single" w:color="999999" w:sz="4"/>
+              <w:right w:val="single" w:color="999999" w:sz="4"/>
+            </w:tcBorders>
+            <w:tcMar>
+              <w:top w:type="dxa" w:w="60"/>
+              <w:left w:type="dxa" w:w="100"/>
+              <w:bottom w:type="dxa" w:w="60"/>
+              <w:right w:type="dxa" w:w="100"/>
+            </w:tcMar>
+          </w:tcPr>
+          <w:p>
+            <w:pPr>
+              <w:spacing w:after="0" w:line="276"/>
+            </w:pPr>
+            <w:r>
+              <w:rPr>
+                <w:rFonts w:ascii="Times New Roman" w:cs="Times New Roman" w:eastAsia="Times New Roman" w:hAnsi="Times New Roman"/>
+                <w:b w:val="false"/>
+                <w:bCs w:val="false"/>
+                <w:sz w:val="20"/>
+                <w:szCs w:val="20"/>
+              </w:rPr>
+              <w:t xml:space="preserve">12</w:t>
+            </w:r>
+          </w:p>
+        </w:tc>
+        <w:tc>
+          <w:tcPr>
+            <w:tcW w:type="dxa" w:w="1296"/>
+            <w:tcBorders>
+              <w:top w:val="single" w:color="999999" w:sz="4"/>
+              <w:left w:val="single" w:color="999999" w:sz="4"/>
+              <w:bottom w:val="single" w:color="999999" w:sz="4"/>
+              <w:right w:val="single" w:color="999999" w:sz="4"/>
+            </w:tcBorders>
+            <w:tcMar>
+              <w:top w:type="dxa" w:w="60"/>
+              <w:left w:type="dxa" w:w="100"/>
+              <w:bottom w:type="dxa" w:w="60"/>
+              <w:right w:type="dxa" w:w="100"/>
+            </w:tcMar>
+          </w:tcPr>
+          <w:p>
+            <w:pPr>
+              <w:spacing w:after="0" w:line="276"/>
+            </w:pPr>
+            <w:r>
+              <w:rPr>
+                <w:rFonts w:ascii="Times New Roman" w:cs="Times New Roman" w:eastAsia="Times New Roman" w:hAnsi="Times New Roman"/>
+                <w:b w:val="false"/>
+                <w:bCs w:val="false"/>
+                <w:sz w:val="20"/>
+                <w:szCs w:val="20"/>
+              </w:rPr>
+              <w:t xml:space="preserve">Se a sessão for PRESENCIAL ou por VIDEOCONFERÊNCIA: inscrição para sustentação oral pelo sistema; sustentação de 15 minutos por recorrente (Antunelli e Município), seguida do MP como apelado.</w:t>
+            </w:r>
+          </w:p>
+        </w:tc>
+        <w:tc>
+          <w:tcPr>
+            <w:tcW w:type="dxa" w:w="1296"/>
+            <w:tcBorders>
+              <w:top w:val="single" w:color="999999" w:sz="4"/>
+              <w:left w:val="single" w:color="999999" w:sz="4"/>
+              <w:bottom w:val="single" w:color="999999" w:sz="4"/>
+              <w:right w:val="single" w:color="999999" w:sz="4"/>
+            </w:tcBorders>
+            <w:tcMar>
+              <w:top w:type="dxa" w:w="60"/>
+              <w:left w:type="dxa" w:w="100"/>
+              <w:bottom w:type="dxa" w:w="60"/>
+              <w:right w:type="dxa" w:w="100"/>
+            </w:tcMar>
+          </w:tcPr>
+          <w:p>
+            <w:pPr>
+              <w:spacing w:after="0" w:line="276"/>
+            </w:pPr>
+            <w:r>
+              <w:rPr>
+                <w:rFonts w:ascii="Times New Roman" w:cs="Times New Roman" w:eastAsia="Times New Roman" w:hAnsi="Times New Roman"/>
+                <w:b w:val="false"/>
+                <w:bCs w:val="false"/>
+                <w:sz w:val="20"/>
+                <w:szCs w:val="20"/>
+              </w:rPr>
+              <w:t xml:space="preserve">Advogado (inscrição e fala); Presidente da Câmara (ordem).</w:t>
+            </w:r>
+          </w:p>
+        </w:tc>
+        <w:tc>
+          <w:tcPr>
+            <w:tcW w:type="dxa" w:w="1296"/>
+            <w:tcBorders>
+              <w:top w:val="single" w:color="999999" w:sz="4"/>
+              <w:left w:val="single" w:color="999999" w:sz="4"/>
+              <w:bottom w:val="single" w:color="999999" w:sz="4"/>
+              <w:right w:val="single" w:color="999999" w:sz="4"/>
+            </w:tcBorders>
+            <w:tcMar>
+              <w:top w:type="dxa" w:w="60"/>
+              <w:left w:type="dxa" w:w="100"/>
+              <w:bottom w:type="dxa" w:w="60"/>
+              <w:right w:type="dxa" w:w="100"/>
+            </w:tcMar>
+          </w:tcPr>
+          <w:p>
+            <w:pPr>
+              <w:spacing w:after="0" w:line="276"/>
+            </w:pPr>
+            <w:r>
+              <w:rPr>
+                <w:rFonts w:ascii="Times New Roman" w:cs="Times New Roman" w:eastAsia="Times New Roman" w:hAnsi="Times New Roman"/>
+                <w:b w:val="false"/>
+                <w:bCs w:val="false"/>
+                <w:sz w:val="20"/>
+                <w:szCs w:val="20"/>
+              </w:rPr>
+              <w:t xml:space="preserve">Inscrição até 2 dias úteis antes da sessão, exclusivamente pelo sistema (RITJSC 176, caput).</w:t>
+            </w:r>
+          </w:p>
+        </w:tc>
+        <w:tc>
+          <w:tcPr>
+            <w:tcW w:type="dxa" w:w="1296"/>
+            <w:tcBorders>
+              <w:top w:val="single" w:color="999999" w:sz="4"/>
+              <w:left w:val="single" w:color="999999" w:sz="4"/>
+              <w:bottom w:val="single" w:color="999999" w:sz="4"/>
+              <w:right w:val="single" w:color="999999" w:sz="4"/>
+            </w:tcBorders>
+            <w:tcMar>
+              <w:top w:type="dxa" w:w="60"/>
+              <w:left w:type="dxa" w:w="100"/>
+              <w:bottom w:type="dxa" w:w="60"/>
+              <w:right w:type="dxa" w:w="100"/>
+            </w:tcMar>
+          </w:tcPr>
+          <w:p>
+            <w:pPr>
+              <w:spacing w:after="0" w:line="276"/>
+            </w:pPr>
+            <w:r>
+              <w:rPr>
+                <w:rFonts w:ascii="Times New Roman" w:cs="Times New Roman" w:eastAsia="Times New Roman" w:hAnsi="Times New Roman"/>
+                <w:b w:val="false"/>
+                <w:bCs w:val="false"/>
+                <w:sz w:val="20"/>
+                <w:szCs w:val="20"/>
+              </w:rPr>
+              <w:t xml:space="preserve">RITJSC 176; CPC 937, I (15 minutos na apelação) e 937, §1º/§3º [CONFERIR: ordem de fala quando há dois apelantes e o MP é parte apelada].</w:t>
+            </w:r>
+          </w:p>
+        </w:tc>
+        <w:tc>
+          <w:tcPr>
+            <w:tcW w:type="dxa" w:w="1296"/>
+            <w:tcBorders>
+              <w:top w:val="single" w:color="999999" w:sz="4"/>
+              <w:left w:val="single" w:color="999999" w:sz="4"/>
+              <w:bottom w:val="single" w:color="999999" w:sz="4"/>
+              <w:right w:val="single" w:color="999999" w:sz="4"/>
+            </w:tcBorders>
+            <w:tcMar>
+              <w:top w:type="dxa" w:w="60"/>
+              <w:left w:type="dxa" w:w="100"/>
+              <w:bottom w:type="dxa" w:w="60"/>
+              <w:right w:type="dxa" w:w="100"/>
+            </w:tcMar>
+          </w:tcPr>
+          <w:p>
+            <w:pPr>
+              <w:spacing w:after="0" w:line="276"/>
+            </w:pPr>
+            <w:r>
+              <w:rPr>
+                <w:rFonts w:ascii="Times New Roman" w:cs="Times New Roman" w:eastAsia="Times New Roman" w:hAnsi="Times New Roman"/>
+                <w:b w:val="false"/>
+                <w:bCs w:val="false"/>
+                <w:sz w:val="20"/>
+                <w:szCs w:val="20"/>
+              </w:rPr>
+              <w:t xml:space="preserve">Inscrição fora do sistema ou fora do prazo não é admitida (142-M, §4º; 176). Pedido de vista após a sustentação (CPC 940).</w:t>
+            </w:r>
+          </w:p>
+        </w:tc>
+        <w:tc>
+          <w:tcPr>
+            <w:tcW w:type="dxa" w:w="1296"/>
+            <w:tcBorders>
+              <w:top w:val="single" w:color="999999" w:sz="4"/>
+              <w:left w:val="single" w:color="999999" w:sz="4"/>
+              <w:bottom w:val="single" w:color="999999" w:sz="4"/>
+              <w:right w:val="single" w:color="999999" w:sz="4"/>
+            </w:tcBorders>
+            <w:tcMar>
+              <w:top w:type="dxa" w:w="60"/>
+              <w:left w:type="dxa" w:w="100"/>
+              <w:bottom w:type="dxa" w:w="60"/>
+              <w:right w:type="dxa" w:w="100"/>
+            </w:tcMar>
+          </w:tcPr>
+          <w:p>
+            <w:pPr>
+              <w:spacing w:after="0" w:line="276"/>
+            </w:pPr>
+            <w:r>
+              <w:rPr>
+                <w:rFonts w:ascii="Times New Roman" w:cs="Times New Roman" w:eastAsia="Times New Roman" w:hAnsi="Times New Roman"/>
+                <w:b w:val="false"/>
+                <w:bCs w:val="false"/>
+                <w:sz w:val="20"/>
+                <w:szCs w:val="20"/>
+              </w:rPr>
+              <w:t xml:space="preserve">Inscrever-se no 1º dia após a publicação da pauta. Roteiro de 15 minutos com um argumento por bloco; não repetir a apelação (dialeticidade); pedir expressamente a fixação do termo inicial dos prazos e do teto global no acórdão.</w:t>
+            </w:r>
+          </w:p>
+        </w:tc>
+      </w:tr>
+      <w:tr>
+        <w:tc>
+          <w:tcPr>
+            <w:tcW w:type="dxa" w:w="1296"/>
+            <w:tcBorders>
+              <w:top w:val="single" w:color="999999" w:sz="4"/>
+              <w:left w:val="single" w:color="999999" w:sz="4"/>
+              <w:bottom w:val="single" w:color="999999" w:sz="4"/>
+              <w:right w:val="single" w:color="999999" w:sz="4"/>
+            </w:tcBorders>
+            <w:tcMar>
+              <w:top w:type="dxa" w:w="60"/>
+              <w:left w:type="dxa" w:w="100"/>
+              <w:bottom w:type="dxa" w:w="60"/>
+              <w:right w:type="dxa" w:w="100"/>
+            </w:tcMar>
+          </w:tcPr>
+          <w:p>
+            <w:pPr>
+              <w:spacing w:after="0" w:line="276"/>
+            </w:pPr>
+            <w:r>
+              <w:rPr>
+                <w:rFonts w:ascii="Times New Roman" w:cs="Times New Roman" w:eastAsia="Times New Roman" w:hAnsi="Times New Roman"/>
+                <w:b w:val="false"/>
+                <w:bCs w:val="false"/>
+                <w:sz w:val="20"/>
+                <w:szCs w:val="20"/>
+              </w:rPr>
+              <w:t xml:space="preserve">13</w:t>
+            </w:r>
+          </w:p>
+        </w:tc>
+        <w:tc>
+          <w:tcPr>
+            <w:tcW w:type="dxa" w:w="1296"/>
+            <w:tcBorders>
+              <w:top w:val="single" w:color="999999" w:sz="4"/>
+              <w:left w:val="single" w:color="999999" w:sz="4"/>
+              <w:bottom w:val="single" w:color="999999" w:sz="4"/>
+              <w:right w:val="single" w:color="999999" w:sz="4"/>
+            </w:tcBorders>
+            <w:tcMar>
+              <w:top w:type="dxa" w:w="60"/>
+              <w:left w:type="dxa" w:w="100"/>
+              <w:bottom w:type="dxa" w:w="60"/>
+              <w:right w:type="dxa" w:w="100"/>
+            </w:tcMar>
+          </w:tcPr>
+          <w:p>
+            <w:pPr>
+              <w:spacing w:after="0" w:line="276"/>
+            </w:pPr>
+            <w:r>
+              <w:rPr>
+                <w:rFonts w:ascii="Times New Roman" w:cs="Times New Roman" w:eastAsia="Times New Roman" w:hAnsi="Times New Roman"/>
+                <w:b w:val="false"/>
+                <w:bCs w:val="false"/>
+                <w:sz w:val="20"/>
+                <w:szCs w:val="20"/>
+              </w:rPr>
+              <w:t xml:space="preserve">Sessão de julgamento: julgamento conjunto das apelações da Antunelli e do Município no mesmo acórdão. Ordem: preliminares (não conhecimento do ponto da gratuidade — Súmula 51; tempestividade/interesse do recurso do Município; cerceamento de defesa) → mérito (obrigações, prazos, astreintes, calçadas, responsabilidade do Município). Possível pedido de vista.</w:t>
+            </w:r>
+          </w:p>
+        </w:tc>
+        <w:tc>
+          <w:tcPr>
+            <w:tcW w:type="dxa" w:w="1296"/>
+            <w:tcBorders>
+              <w:top w:val="single" w:color="999999" w:sz="4"/>
+              <w:left w:val="single" w:color="999999" w:sz="4"/>
+              <w:bottom w:val="single" w:color="999999" w:sz="4"/>
+              <w:right w:val="single" w:color="999999" w:sz="4"/>
+            </w:tcBorders>
+            <w:tcMar>
+              <w:top w:type="dxa" w:w="60"/>
+              <w:left w:type="dxa" w:w="100"/>
+              <w:bottom w:type="dxa" w:w="60"/>
+              <w:right w:type="dxa" w:w="100"/>
+            </w:tcMar>
+          </w:tcPr>
+          <w:p>
+            <w:pPr>
+              <w:spacing w:after="0" w:line="276"/>
+            </w:pPr>
+            <w:r>
+              <w:rPr>
+                <w:rFonts w:ascii="Times New Roman" w:cs="Times New Roman" w:eastAsia="Times New Roman" w:hAnsi="Times New Roman"/>
+                <w:b w:val="false"/>
+                <w:bCs w:val="false"/>
+                <w:sz w:val="20"/>
+                <w:szCs w:val="20"/>
+              </w:rPr>
+              <w:t xml:space="preserve">2ª Câmara de Direito Público (relator + 2 vogais; quórum de 3, CPC 941, §2º).</w:t>
+            </w:r>
+          </w:p>
+        </w:tc>
+        <w:tc>
+          <w:tcPr>
+            <w:tcW w:type="dxa" w:w="1296"/>
+            <w:tcBorders>
+              <w:top w:val="single" w:color="999999" w:sz="4"/>
+              <w:left w:val="single" w:color="999999" w:sz="4"/>
+              <w:bottom w:val="single" w:color="999999" w:sz="4"/>
+              <w:right w:val="single" w:color="999999" w:sz="4"/>
+            </w:tcBorders>
+            <w:tcMar>
+              <w:top w:type="dxa" w:w="60"/>
+              <w:left w:type="dxa" w:w="100"/>
+              <w:bottom w:type="dxa" w:w="60"/>
+              <w:right w:type="dxa" w:w="100"/>
+            </w:tcMar>
+          </w:tcPr>
+          <w:p>
+            <w:pPr>
+              <w:spacing w:after="0" w:line="276"/>
+            </w:pPr>
+            <w:r>
+              <w:rPr>
+                <w:rFonts w:ascii="Times New Roman" w:cs="Times New Roman" w:eastAsia="Times New Roman" w:hAnsi="Times New Roman"/>
+                <w:b w:val="false"/>
+                <w:bCs w:val="false"/>
+                <w:sz w:val="20"/>
+                <w:szCs w:val="20"/>
+              </w:rPr>
+              <w:t xml:space="preserve">Na sessão. Pedido de vista: 10 dias, prorrogáveis por 10, com retorno na sessão seguinte ao fim do prazo (CPC 940, caput e §1º).</w:t>
+            </w:r>
+          </w:p>
+        </w:tc>
+        <w:tc>
+          <w:tcPr>
+            <w:tcW w:type="dxa" w:w="1296"/>
+            <w:tcBorders>
+              <w:top w:val="single" w:color="999999" w:sz="4"/>
+              <w:left w:val="single" w:color="999999" w:sz="4"/>
+              <w:bottom w:val="single" w:color="999999" w:sz="4"/>
+              <w:right w:val="single" w:color="999999" w:sz="4"/>
+            </w:tcBorders>
+            <w:tcMar>
+              <w:top w:type="dxa" w:w="60"/>
+              <w:left w:type="dxa" w:w="100"/>
+              <w:bottom w:type="dxa" w:w="60"/>
+              <w:right w:type="dxa" w:w="100"/>
+            </w:tcMar>
+          </w:tcPr>
+          <w:p>
+            <w:pPr>
+              <w:spacing w:after="0" w:line="276"/>
+            </w:pPr>
+            <w:r>
+              <w:rPr>
+                <w:rFonts w:ascii="Times New Roman" w:cs="Times New Roman" w:eastAsia="Times New Roman" w:hAnsi="Times New Roman"/>
+                <w:b w:val="false"/>
+                <w:bCs w:val="false"/>
+                <w:sz w:val="20"/>
+                <w:szCs w:val="20"/>
+              </w:rPr>
+              <w:t xml:space="preserve">CPC 938, 939, 940, 941; RITJSC (ordem dos trabalhos).</w:t>
+            </w:r>
+          </w:p>
+        </w:tc>
+        <w:tc>
+          <w:tcPr>
+            <w:tcW w:type="dxa" w:w="1296"/>
+            <w:tcBorders>
+              <w:top w:val="single" w:color="999999" w:sz="4"/>
+              <w:left w:val="single" w:color="999999" w:sz="4"/>
+              <w:bottom w:val="single" w:color="999999" w:sz="4"/>
+              <w:right w:val="single" w:color="999999" w:sz="4"/>
+            </w:tcBorders>
+            <w:tcMar>
+              <w:top w:type="dxa" w:w="60"/>
+              <w:left w:type="dxa" w:w="100"/>
+              <w:bottom w:type="dxa" w:w="60"/>
+              <w:right w:type="dxa" w:w="100"/>
+            </w:tcMar>
+          </w:tcPr>
+          <w:p>
+            <w:pPr>
+              <w:spacing w:after="0" w:line="276"/>
+            </w:pPr>
+            <w:r>
+              <w:rPr>
+                <w:rFonts w:ascii="Times New Roman" w:cs="Times New Roman" w:eastAsia="Times New Roman" w:hAnsi="Times New Roman"/>
+                <w:b w:val="false"/>
+                <w:bCs w:val="false"/>
+                <w:sz w:val="20"/>
+                <w:szCs w:val="20"/>
+              </w:rPr>
+              <w:t xml:space="preserve">Acolhimento do pedido 'b' do Município (ilegitimidade → tudo recai sobre a ré) e do pedido 'd' (calçadas exclusivamente da Antunelli), sem que a Antunelli tenha contrarrazoado (Ev. 290 intimou só o MP). Votação por capítulos com divergência parcial (aciona o art. 942).</w:t>
+            </w:r>
+          </w:p>
+        </w:tc>
+        <w:tc>
+          <w:tcPr>
+            <w:tcW w:type="dxa" w:w="1296"/>
+            <w:tcBorders>
+              <w:top w:val="single" w:color="999999" w:sz="4"/>
+              <w:left w:val="single" w:color="999999" w:sz="4"/>
+              <w:bottom w:val="single" w:color="999999" w:sz="4"/>
+              <w:right w:val="single" w:color="999999" w:sz="4"/>
+            </w:tcBorders>
+            <w:tcMar>
+              <w:top w:type="dxa" w:w="60"/>
+              <w:left w:type="dxa" w:w="100"/>
+              <w:bottom w:type="dxa" w:w="60"/>
+              <w:right w:type="dxa" w:w="100"/>
+            </w:tcMar>
+          </w:tcPr>
+          <w:p>
+            <w:pPr>
+              <w:spacing w:after="0" w:line="276"/>
+            </w:pPr>
+            <w:r>
+              <w:rPr>
+                <w:rFonts w:ascii="Times New Roman" w:cs="Times New Roman" w:eastAsia="Times New Roman" w:hAnsi="Times New Roman"/>
+                <w:b w:val="false"/>
+                <w:bCs w:val="false"/>
+                <w:sz w:val="20"/>
+                <w:szCs w:val="20"/>
+              </w:rPr>
+              <w:t xml:space="preserve">Presença na sessão (presencial/videoconferência). Anotar o resultado capítulo a capítulo e a votação de cada um — insumo para o 942, para os ED e para o REsp.</w:t>
+            </w:r>
+          </w:p>
+        </w:tc>
+      </w:tr>
+      <w:tr>
+        <w:tc>
+          <w:tcPr>
+            <w:tcW w:type="dxa" w:w="1296"/>
+            <w:tcBorders>
+              <w:top w:val="single" w:color="999999" w:sz="4"/>
+              <w:left w:val="single" w:color="999999" w:sz="4"/>
+              <w:bottom w:val="single" w:color="999999" w:sz="4"/>
+              <w:right w:val="single" w:color="999999" w:sz="4"/>
+            </w:tcBorders>
+            <w:tcMar>
+              <w:top w:type="dxa" w:w="60"/>
+              <w:left w:type="dxa" w:w="100"/>
+              <w:bottom w:type="dxa" w:w="60"/>
+              <w:right w:type="dxa" w:w="100"/>
+            </w:tcMar>
+          </w:tcPr>
+          <w:p>
+            <w:pPr>
+              <w:spacing w:after="0" w:line="276"/>
+            </w:pPr>
+            <w:r>
+              <w:rPr>
+                <w:rFonts w:ascii="Times New Roman" w:cs="Times New Roman" w:eastAsia="Times New Roman" w:hAnsi="Times New Roman"/>
+                <w:b w:val="false"/>
+                <w:bCs w:val="false"/>
+                <w:sz w:val="20"/>
+                <w:szCs w:val="20"/>
+              </w:rPr>
+              <w:t xml:space="preserve">14</w:t>
+            </w:r>
+          </w:p>
+        </w:tc>
+        <w:tc>
+          <w:tcPr>
+            <w:tcW w:type="dxa" w:w="1296"/>
+            <w:tcBorders>
+              <w:top w:val="single" w:color="999999" w:sz="4"/>
+              <w:left w:val="single" w:color="999999" w:sz="4"/>
+              <w:bottom w:val="single" w:color="999999" w:sz="4"/>
+              <w:right w:val="single" w:color="999999" w:sz="4"/>
+            </w:tcBorders>
+            <w:tcMar>
+              <w:top w:type="dxa" w:w="60"/>
+              <w:left w:type="dxa" w:w="100"/>
+              <w:bottom w:type="dxa" w:w="60"/>
+              <w:right w:type="dxa" w:w="100"/>
+            </w:tcMar>
+          </w:tcPr>
+          <w:p>
+            <w:pPr>
+              <w:spacing w:after="0" w:line="276"/>
+            </w:pPr>
+            <w:r>
+              <w:rPr>
+                <w:rFonts w:ascii="Times New Roman" w:cs="Times New Roman" w:eastAsia="Times New Roman" w:hAnsi="Times New Roman"/>
+                <w:b w:val="false"/>
+                <w:bCs w:val="false"/>
+                <w:sz w:val="20"/>
+                <w:szCs w:val="20"/>
+              </w:rPr>
+              <w:t xml:space="preserve">Técnica do art. 942 do CPC: se o resultado não for unânime em qualquer capítulo, o julgamento prossegue com convocação de julgadores em número suficiente para inversão (mínimo 5 votantes), preferencialmente na mesma sessão; se em sessão posterior, nova publicação e direito de sustentar oralmente perante os novos julgadores. A técnica alcança também divergência parcial.</w:t>
+            </w:r>
+          </w:p>
+        </w:tc>
+        <w:tc>
+          <w:tcPr>
+            <w:tcW w:type="dxa" w:w="1296"/>
+            <w:tcBorders>
+              <w:top w:val="single" w:color="999999" w:sz="4"/>
+              <w:left w:val="single" w:color="999999" w:sz="4"/>
+              <w:bottom w:val="single" w:color="999999" w:sz="4"/>
+              <w:right w:val="single" w:color="999999" w:sz="4"/>
+            </w:tcBorders>
+            <w:tcMar>
+              <w:top w:type="dxa" w:w="60"/>
+              <w:left w:type="dxa" w:w="100"/>
+              <w:bottom w:type="dxa" w:w="60"/>
+              <w:right w:type="dxa" w:w="100"/>
+            </w:tcMar>
+          </w:tcPr>
+          <w:p>
+            <w:pPr>
+              <w:spacing w:after="0" w:line="276"/>
+            </w:pPr>
+            <w:r>
+              <w:rPr>
+                <w:rFonts w:ascii="Times New Roman" w:cs="Times New Roman" w:eastAsia="Times New Roman" w:hAnsi="Times New Roman"/>
+                <w:b w:val="false"/>
+                <w:bCs w:val="false"/>
+                <w:sz w:val="20"/>
+                <w:szCs w:val="20"/>
+              </w:rPr>
+              <w:t xml:space="preserve">2ª CDP + desembargadores convocados na forma do RITJSC.</w:t>
+            </w:r>
+          </w:p>
+        </w:tc>
+        <w:tc>
+          <w:tcPr>
+            <w:tcW w:type="dxa" w:w="1296"/>
+            <w:tcBorders>
+              <w:top w:val="single" w:color="999999" w:sz="4"/>
+              <w:left w:val="single" w:color="999999" w:sz="4"/>
+              <w:bottom w:val="single" w:color="999999" w:sz="4"/>
+              <w:right w:val="single" w:color="999999" w:sz="4"/>
+            </w:tcBorders>
+            <w:tcMar>
+              <w:top w:type="dxa" w:w="60"/>
+              <w:left w:type="dxa" w:w="100"/>
+              <w:bottom w:type="dxa" w:w="60"/>
+              <w:right w:type="dxa" w:w="100"/>
+            </w:tcMar>
+          </w:tcPr>
+          <w:p>
+            <w:pPr>
+              <w:spacing w:after="0" w:line="276"/>
+            </w:pPr>
+            <w:r>
+              <w:rPr>
+                <w:rFonts w:ascii="Times New Roman" w:cs="Times New Roman" w:eastAsia="Times New Roman" w:hAnsi="Times New Roman"/>
+                <w:b w:val="false"/>
+                <w:bCs w:val="false"/>
+                <w:sz w:val="20"/>
+                <w:szCs w:val="20"/>
+              </w:rPr>
+              <w:t xml:space="preserve">Mesma sessão ou sessão designada (nova pauta com 5 dias úteis; inscrição 2 dias úteis antes).</w:t>
+            </w:r>
+          </w:p>
+        </w:tc>
+        <w:tc>
+          <w:tcPr>
+            <w:tcW w:type="dxa" w:w="1296"/>
+            <w:tcBorders>
+              <w:top w:val="single" w:color="999999" w:sz="4"/>
+              <w:left w:val="single" w:color="999999" w:sz="4"/>
+              <w:bottom w:val="single" w:color="999999" w:sz="4"/>
+              <w:right w:val="single" w:color="999999" w:sz="4"/>
+            </w:tcBorders>
+            <w:tcMar>
+              <w:top w:type="dxa" w:w="60"/>
+              <w:left w:type="dxa" w:w="100"/>
+              <w:bottom w:type="dxa" w:w="60"/>
+              <w:right w:type="dxa" w:w="100"/>
+            </w:tcMar>
+          </w:tcPr>
+          <w:p>
+            <w:pPr>
+              <w:spacing w:after="0" w:line="276"/>
+            </w:pPr>
+            <w:r>
+              <w:rPr>
+                <w:rFonts w:ascii="Times New Roman" w:cs="Times New Roman" w:eastAsia="Times New Roman" w:hAnsi="Times New Roman"/>
+                <w:b w:val="false"/>
+                <w:bCs w:val="false"/>
+                <w:sz w:val="20"/>
+                <w:szCs w:val="20"/>
+              </w:rPr>
+              <w:t xml:space="preserve">CPC 942, caput e §§1º e 2º [CONFERIR: como o RITJSC operacionaliza o 942 em sessão virtual].</w:t>
+            </w:r>
+          </w:p>
+        </w:tc>
+        <w:tc>
+          <w:tcPr>
+            <w:tcW w:type="dxa" w:w="1296"/>
+            <w:tcBorders>
+              <w:top w:val="single" w:color="999999" w:sz="4"/>
+              <w:left w:val="single" w:color="999999" w:sz="4"/>
+              <w:bottom w:val="single" w:color="999999" w:sz="4"/>
+              <w:right w:val="single" w:color="999999" w:sz="4"/>
+            </w:tcBorders>
+            <w:tcMar>
+              <w:top w:type="dxa" w:w="60"/>
+              <w:left w:type="dxa" w:w="100"/>
+              <w:bottom w:type="dxa" w:w="60"/>
+              <w:right w:type="dxa" w:w="100"/>
+            </w:tcMar>
+          </w:tcPr>
+          <w:p>
+            <w:pPr>
+              <w:spacing w:after="0" w:line="276"/>
+            </w:pPr>
+            <w:r>
+              <w:rPr>
+                <w:rFonts w:ascii="Times New Roman" w:cs="Times New Roman" w:eastAsia="Times New Roman" w:hAnsi="Times New Roman"/>
+                <w:b w:val="false"/>
+                <w:bCs w:val="false"/>
+                <w:sz w:val="20"/>
+                <w:szCs w:val="20"/>
+              </w:rPr>
+              <w:t xml:space="preserve">Prolonga o julgamento em 1 a 2 sessões; pode reverter capítulo favorável ou desfavorável. Não há acórdão (nem prazo recursal) antes de concluído o 942.</w:t>
+            </w:r>
+          </w:p>
+        </w:tc>
+        <w:tc>
+          <w:tcPr>
+            <w:tcW w:type="dxa" w:w="1296"/>
+            <w:tcBorders>
+              <w:top w:val="single" w:color="999999" w:sz="4"/>
+              <w:left w:val="single" w:color="999999" w:sz="4"/>
+              <w:bottom w:val="single" w:color="999999" w:sz="4"/>
+              <w:right w:val="single" w:color="999999" w:sz="4"/>
+            </w:tcBorders>
+            <w:tcMar>
+              <w:top w:type="dxa" w:w="60"/>
+              <w:left w:type="dxa" w:w="100"/>
+              <w:bottom w:type="dxa" w:w="60"/>
+              <w:right w:type="dxa" w:w="100"/>
+            </w:tcMar>
+          </w:tcPr>
+          <w:p>
+            <w:pPr>
+              <w:spacing w:after="0" w:line="276"/>
+            </w:pPr>
+            <w:r>
+              <w:rPr>
+                <w:rFonts w:ascii="Times New Roman" w:cs="Times New Roman" w:eastAsia="Times New Roman" w:hAnsi="Times New Roman"/>
+                <w:b w:val="false"/>
+                <w:bCs w:val="false"/>
+                <w:sz w:val="20"/>
+                <w:szCs w:val="20"/>
+              </w:rPr>
+              <w:t xml:space="preserve">Se houver convocação para sessão posterior: nova inscrição (RITJSC 176) e fala reformulada a partir do voto divergente. Se o voto vencido for favorável, explorá-lo nos ED e no REsp (fundamento e prequestionamento).</w:t>
+            </w:r>
+          </w:p>
+        </w:tc>
+      </w:tr>
+      <w:tr>
+        <w:tc>
+          <w:tcPr>
+            <w:tcW w:type="dxa" w:w="1296"/>
+            <w:tcBorders>
+              <w:top w:val="single" w:color="999999" w:sz="4"/>
+              <w:left w:val="single" w:color="999999" w:sz="4"/>
+              <w:bottom w:val="single" w:color="999999" w:sz="4"/>
+              <w:right w:val="single" w:color="999999" w:sz="4"/>
+            </w:tcBorders>
+            <w:tcMar>
+              <w:top w:type="dxa" w:w="60"/>
+              <w:left w:type="dxa" w:w="100"/>
+              <w:bottom w:type="dxa" w:w="60"/>
+              <w:right w:type="dxa" w:w="100"/>
+            </w:tcMar>
+          </w:tcPr>
+          <w:p>
+            <w:pPr>
+              <w:spacing w:after="0" w:line="276"/>
+            </w:pPr>
+            <w:r>
+              <w:rPr>
+                <w:rFonts w:ascii="Times New Roman" w:cs="Times New Roman" w:eastAsia="Times New Roman" w:hAnsi="Times New Roman"/>
+                <w:b w:val="false"/>
+                <w:bCs w:val="false"/>
+                <w:sz w:val="20"/>
+                <w:szCs w:val="20"/>
+              </w:rPr>
+              <w:t xml:space="preserve">15</w:t>
+            </w:r>
+          </w:p>
+        </w:tc>
+        <w:tc>
+          <w:tcPr>
+            <w:tcW w:type="dxa" w:w="1296"/>
+            <w:tcBorders>
+              <w:top w:val="single" w:color="999999" w:sz="4"/>
+              <w:left w:val="single" w:color="999999" w:sz="4"/>
+              <w:bottom w:val="single" w:color="999999" w:sz="4"/>
+              <w:right w:val="single" w:color="999999" w:sz="4"/>
+            </w:tcBorders>
+            <w:tcMar>
+              <w:top w:type="dxa" w:w="60"/>
+              <w:left w:type="dxa" w:w="100"/>
+              <w:bottom w:type="dxa" w:w="60"/>
+              <w:right w:type="dxa" w:w="100"/>
+            </w:tcMar>
+          </w:tcPr>
+          <w:p>
+            <w:pPr>
+              <w:spacing w:after="0" w:line="276"/>
+            </w:pPr>
+            <w:r>
+              <w:rPr>
+                <w:rFonts w:ascii="Times New Roman" w:cs="Times New Roman" w:eastAsia="Times New Roman" w:hAnsi="Times New Roman"/>
+                <w:b w:val="false"/>
+                <w:bCs w:val="false"/>
+                <w:sz w:val="20"/>
+                <w:szCs w:val="20"/>
+              </w:rPr>
+              <w:t xml:space="preserve">Proclamação do resultado, lavratura, assinatura e publicação do acórdão (ementa e votos), com intimação das partes pelo DJEN e pelo sistema.</w:t>
+            </w:r>
+          </w:p>
+        </w:tc>
+        <w:tc>
+          <w:tcPr>
+            <w:tcW w:type="dxa" w:w="1296"/>
+            <w:tcBorders>
+              <w:top w:val="single" w:color="999999" w:sz="4"/>
+              <w:left w:val="single" w:color="999999" w:sz="4"/>
+              <w:bottom w:val="single" w:color="999999" w:sz="4"/>
+              <w:right w:val="single" w:color="999999" w:sz="4"/>
+            </w:tcBorders>
+            <w:tcMar>
+              <w:top w:type="dxa" w:w="60"/>
+              <w:left w:type="dxa" w:w="100"/>
+              <w:bottom w:type="dxa" w:w="60"/>
+              <w:right w:type="dxa" w:w="100"/>
+            </w:tcMar>
+          </w:tcPr>
+          <w:p>
+            <w:pPr>
+              <w:spacing w:after="0" w:line="276"/>
+            </w:pPr>
+            <w:r>
+              <w:rPr>
+                <w:rFonts w:ascii="Times New Roman" w:cs="Times New Roman" w:eastAsia="Times New Roman" w:hAnsi="Times New Roman"/>
+                <w:b w:val="false"/>
+                <w:bCs w:val="false"/>
+                <w:sz w:val="20"/>
+                <w:szCs w:val="20"/>
+              </w:rPr>
+              <w:t xml:space="preserve">Relator (ou redator designado se vencido) e Secretaria.</w:t>
+            </w:r>
+          </w:p>
+        </w:tc>
+        <w:tc>
+          <w:tcPr>
+            <w:tcW w:type="dxa" w:w="1296"/>
+            <w:tcBorders>
+              <w:top w:val="single" w:color="999999" w:sz="4"/>
+              <w:left w:val="single" w:color="999999" w:sz="4"/>
+              <w:bottom w:val="single" w:color="999999" w:sz="4"/>
+              <w:right w:val="single" w:color="999999" w:sz="4"/>
+            </w:tcBorders>
+            <w:tcMar>
+              <w:top w:type="dxa" w:w="60"/>
+              <w:left w:type="dxa" w:w="100"/>
+              <w:bottom w:type="dxa" w:w="60"/>
+              <w:right w:type="dxa" w:w="100"/>
+            </w:tcMar>
+          </w:tcPr>
+          <w:p>
+            <w:pPr>
+              <w:spacing w:after="0" w:line="276"/>
+            </w:pPr>
+            <w:r>
+              <w:rPr>
+                <w:rFonts w:ascii="Times New Roman" w:cs="Times New Roman" w:eastAsia="Times New Roman" w:hAnsi="Times New Roman"/>
+                <w:b w:val="false"/>
+                <w:bCs w:val="false"/>
+                <w:sz w:val="20"/>
+                <w:szCs w:val="20"/>
+              </w:rPr>
+              <w:t xml:space="preserve">Prazo impróprio; se o acórdão não for publicado em 30 dias da sessão, as notas taquigráficas o substituem (CPC 944) [CONFERIR: prazo regimental de lavratura]. Estimativa: 10 a 30 dias após a sessão.</w:t>
+            </w:r>
+          </w:p>
+        </w:tc>
+        <w:tc>
+          <w:tcPr>
+            <w:tcW w:type="dxa" w:w="1296"/>
+            <w:tcBorders>
+              <w:top w:val="single" w:color="999999" w:sz="4"/>
+              <w:left w:val="single" w:color="999999" w:sz="4"/>
+              <w:bottom w:val="single" w:color="999999" w:sz="4"/>
+              <w:right w:val="single" w:color="999999" w:sz="4"/>
+            </w:tcBorders>
+            <w:tcMar>
+              <w:top w:type="dxa" w:w="60"/>
+              <w:left w:type="dxa" w:w="100"/>
+              <w:bottom w:type="dxa" w:w="60"/>
+              <w:right w:type="dxa" w:w="100"/>
+            </w:tcMar>
+          </w:tcPr>
+          <w:p>
+            <w:pPr>
+              <w:spacing w:after="0" w:line="276"/>
+            </w:pPr>
+            <w:r>
+              <w:rPr>
+                <w:rFonts w:ascii="Times New Roman" w:cs="Times New Roman" w:eastAsia="Times New Roman" w:hAnsi="Times New Roman"/>
+                <w:b w:val="false"/>
+                <w:bCs w:val="false"/>
+                <w:sz w:val="20"/>
+                <w:szCs w:val="20"/>
+              </w:rPr>
+              <w:t xml:space="preserve">CPC 941, 943 e 944; CPC 1.008 (o acórdão substitui a sentença no que impugnado).</w:t>
+            </w:r>
+          </w:p>
+        </w:tc>
+        <w:tc>
+          <w:tcPr>
+            <w:tcW w:type="dxa" w:w="1296"/>
+            <w:tcBorders>
+              <w:top w:val="single" w:color="999999" w:sz="4"/>
+              <w:left w:val="single" w:color="999999" w:sz="4"/>
+              <w:bottom w:val="single" w:color="999999" w:sz="4"/>
+              <w:right w:val="single" w:color="999999" w:sz="4"/>
+            </w:tcBorders>
+            <w:tcMar>
+              <w:top w:type="dxa" w:w="60"/>
+              <w:left w:type="dxa" w:w="100"/>
+              <w:bottom w:type="dxa" w:w="60"/>
+              <w:right w:type="dxa" w:w="100"/>
+            </w:tcMar>
+          </w:tcPr>
+          <w:p>
+            <w:pPr>
+              <w:spacing w:after="0" w:line="276"/>
+            </w:pPr>
+            <w:r>
+              <w:rPr>
+                <w:rFonts w:ascii="Times New Roman" w:cs="Times New Roman" w:eastAsia="Times New Roman" w:hAnsi="Times New Roman"/>
+                <w:b w:val="false"/>
+                <w:bCs w:val="false"/>
+                <w:sz w:val="20"/>
+                <w:szCs w:val="20"/>
+              </w:rPr>
+              <w:t xml:space="preserve">Acórdão silente sobre o termo inicial dos prazos das obrigações, sobre o teto GLOBAL de R$ 200 mil e sobre as obrigações já cumpridas — omissões que, não embargadas, comprometem o prequestionamento e o cumprimento de sentença.</w:t>
+            </w:r>
+          </w:p>
+        </w:tc>
+        <w:tc>
+          <w:tcPr>
+            <w:tcW w:type="dxa" w:w="1296"/>
+            <w:tcBorders>
+              <w:top w:val="single" w:color="999999" w:sz="4"/>
+              <w:left w:val="single" w:color="999999" w:sz="4"/>
+              <w:bottom w:val="single" w:color="999999" w:sz="4"/>
+              <w:right w:val="single" w:color="999999" w:sz="4"/>
+            </w:tcBorders>
+            <w:tcMar>
+              <w:top w:type="dxa" w:w="60"/>
+              <w:left w:type="dxa" w:w="100"/>
+              <w:bottom w:type="dxa" w:w="60"/>
+              <w:right w:type="dxa" w:w="100"/>
+            </w:tcMar>
+          </w:tcPr>
+          <w:p>
+            <w:pPr>
+              <w:spacing w:after="0" w:line="276"/>
+            </w:pPr>
+            <w:r>
+              <w:rPr>
+                <w:rFonts w:ascii="Times New Roman" w:cs="Times New Roman" w:eastAsia="Times New Roman" w:hAnsi="Times New Roman"/>
+                <w:b w:val="false"/>
+                <w:bCs w:val="false"/>
+                <w:sz w:val="20"/>
+                <w:szCs w:val="20"/>
+              </w:rPr>
+              <w:t xml:space="preserve">Ler a íntegra no dia. Checklist de omissões/contradições/obscuridades. Acionar a minuta pré-armada de ED (item A7 da análise de 16/08).</w:t>
+            </w:r>
+          </w:p>
+        </w:tc>
+      </w:tr>
+      <w:tr>
+        <w:tc>
+          <w:tcPr>
+            <w:tcW w:type="dxa" w:w="1296"/>
+            <w:tcBorders>
+              <w:top w:val="single" w:color="999999" w:sz="4"/>
+              <w:left w:val="single" w:color="999999" w:sz="4"/>
+              <w:bottom w:val="single" w:color="999999" w:sz="4"/>
+              <w:right w:val="single" w:color="999999" w:sz="4"/>
+            </w:tcBorders>
+            <w:tcMar>
+              <w:top w:type="dxa" w:w="60"/>
+              <w:left w:type="dxa" w:w="100"/>
+              <w:bottom w:type="dxa" w:w="60"/>
+              <w:right w:type="dxa" w:w="100"/>
+            </w:tcMar>
+          </w:tcPr>
+          <w:p>
+            <w:pPr>
+              <w:spacing w:after="0" w:line="276"/>
+            </w:pPr>
+            <w:r>
+              <w:rPr>
+                <w:rFonts w:ascii="Times New Roman" w:cs="Times New Roman" w:eastAsia="Times New Roman" w:hAnsi="Times New Roman"/>
+                <w:b w:val="false"/>
+                <w:bCs w:val="false"/>
+                <w:sz w:val="20"/>
+                <w:szCs w:val="20"/>
+              </w:rPr>
+              <w:t xml:space="preserve">16</w:t>
+            </w:r>
+          </w:p>
+        </w:tc>
+        <w:tc>
+          <w:tcPr>
+            <w:tcW w:type="dxa" w:w="1296"/>
+            <w:tcBorders>
+              <w:top w:val="single" w:color="999999" w:sz="4"/>
+              <w:left w:val="single" w:color="999999" w:sz="4"/>
+              <w:bottom w:val="single" w:color="999999" w:sz="4"/>
+              <w:right w:val="single" w:color="999999" w:sz="4"/>
+            </w:tcBorders>
+            <w:tcMar>
+              <w:top w:type="dxa" w:w="60"/>
+              <w:left w:type="dxa" w:w="100"/>
+              <w:bottom w:type="dxa" w:w="60"/>
+              <w:right w:type="dxa" w:w="100"/>
+            </w:tcMar>
+          </w:tcPr>
+          <w:p>
+            <w:pPr>
+              <w:spacing w:after="0" w:line="276"/>
+            </w:pPr>
+            <w:r>
+              <w:rPr>
+                <w:rFonts w:ascii="Times New Roman" w:cs="Times New Roman" w:eastAsia="Times New Roman" w:hAnsi="Times New Roman"/>
+                <w:b w:val="false"/>
+                <w:bCs w:val="false"/>
+                <w:sz w:val="20"/>
+                <w:szCs w:val="20"/>
+              </w:rPr>
+              <w:t xml:space="preserve">Embargos de declaração contra o acórdão — da Antunelli, do Município e/ou do MP. Interrompem o prazo dos demais recursos para todas as partes. Se houver efeito modificativo, o embargado é intimado para 5 dias. Julgamento pelo colegiado em mesa na sessão seguinte ou em pauta; sem sustentação oral. Prequestionamento ficto dos pontos suscitados.</w:t>
+            </w:r>
+          </w:p>
+        </w:tc>
+        <w:tc>
+          <w:tcPr>
+            <w:tcW w:type="dxa" w:w="1296"/>
+            <w:tcBorders>
+              <w:top w:val="single" w:color="999999" w:sz="4"/>
+              <w:left w:val="single" w:color="999999" w:sz="4"/>
+              <w:bottom w:val="single" w:color="999999" w:sz="4"/>
+              <w:right w:val="single" w:color="999999" w:sz="4"/>
+            </w:tcBorders>
+            <w:tcMar>
+              <w:top w:type="dxa" w:w="60"/>
+              <w:left w:type="dxa" w:w="100"/>
+              <w:bottom w:type="dxa" w:w="60"/>
+              <w:right w:type="dxa" w:w="100"/>
+            </w:tcMar>
+          </w:tcPr>
+          <w:p>
+            <w:pPr>
+              <w:spacing w:after="0" w:line="276"/>
+            </w:pPr>
+            <w:r>
+              <w:rPr>
+                <w:rFonts w:ascii="Times New Roman" w:cs="Times New Roman" w:eastAsia="Times New Roman" w:hAnsi="Times New Roman"/>
+                <w:b w:val="false"/>
+                <w:bCs w:val="false"/>
+                <w:sz w:val="20"/>
+                <w:szCs w:val="20"/>
+              </w:rPr>
+              <w:t xml:space="preserve">Partes (ED); relator e 2ª CDP (julgamento).</w:t>
+            </w:r>
+          </w:p>
+        </w:tc>
+        <w:tc>
+          <w:tcPr>
+            <w:tcW w:type="dxa" w:w="1296"/>
+            <w:tcBorders>
+              <w:top w:val="single" w:color="999999" w:sz="4"/>
+              <w:left w:val="single" w:color="999999" w:sz="4"/>
+              <w:bottom w:val="single" w:color="999999" w:sz="4"/>
+              <w:right w:val="single" w:color="999999" w:sz="4"/>
+            </w:tcBorders>
+            <w:tcMar>
+              <w:top w:type="dxa" w:w="60"/>
+              <w:left w:type="dxa" w:w="100"/>
+              <w:bottom w:type="dxa" w:w="60"/>
+              <w:right w:type="dxa" w:w="100"/>
+            </w:tcMar>
+          </w:tcPr>
+          <w:p>
+            <w:pPr>
+              <w:spacing w:after="0" w:line="276"/>
+            </w:pPr>
+            <w:r>
+              <w:rPr>
+                <w:rFonts w:ascii="Times New Roman" w:cs="Times New Roman" w:eastAsia="Times New Roman" w:hAnsi="Times New Roman"/>
+                <w:b w:val="false"/>
+                <w:bCs w:val="false"/>
+                <w:sz w:val="20"/>
+                <w:szCs w:val="20"/>
+              </w:rPr>
+              <w:t xml:space="preserve">Antunelli: 5 dias úteis da publicação (CPC 1.023). MP: 10 dias úteis (CPC 180). Município: 10 dias úteis (CPC 183). Contraditório se efeito infringente: 5 dias (1.023, §2º).</w:t>
+            </w:r>
+          </w:p>
+        </w:tc>
+        <w:tc>
+          <w:tcPr>
+            <w:tcW w:type="dxa" w:w="1296"/>
+            <w:tcBorders>
+              <w:top w:val="single" w:color="999999" w:sz="4"/>
+              <w:left w:val="single" w:color="999999" w:sz="4"/>
+              <w:bottom w:val="single" w:color="999999" w:sz="4"/>
+              <w:right w:val="single" w:color="999999" w:sz="4"/>
+            </w:tcBorders>
+            <w:tcMar>
+              <w:top w:type="dxa" w:w="60"/>
+              <w:left w:type="dxa" w:w="100"/>
+              <w:bottom w:type="dxa" w:w="60"/>
+              <w:right w:type="dxa" w:w="100"/>
+            </w:tcMar>
+          </w:tcPr>
+          <w:p>
+            <w:pPr>
+              <w:spacing w:after="0" w:line="276"/>
+            </w:pPr>
+            <w:r>
+              <w:rPr>
+                <w:rFonts w:ascii="Times New Roman" w:cs="Times New Roman" w:eastAsia="Times New Roman" w:hAnsi="Times New Roman"/>
+                <w:b w:val="false"/>
+                <w:bCs w:val="false"/>
+                <w:sz w:val="20"/>
+                <w:szCs w:val="20"/>
+              </w:rPr>
+              <w:t xml:space="preserve">CPC 1.022, 1.023, 1.024, §1º, 1.025, 1.026, caput e §2º (multa até 2% se protelatórios).</w:t>
+            </w:r>
+          </w:p>
+        </w:tc>
+        <w:tc>
+          <w:tcPr>
+            <w:tcW w:type="dxa" w:w="1296"/>
+            <w:tcBorders>
+              <w:top w:val="single" w:color="999999" w:sz="4"/>
+              <w:left w:val="single" w:color="999999" w:sz="4"/>
+              <w:bottom w:val="single" w:color="999999" w:sz="4"/>
+              <w:right w:val="single" w:color="999999" w:sz="4"/>
+            </w:tcBorders>
+            <w:tcMar>
+              <w:top w:type="dxa" w:w="60"/>
+              <w:left w:type="dxa" w:w="100"/>
+              <w:bottom w:type="dxa" w:w="60"/>
+              <w:right w:type="dxa" w:w="100"/>
+            </w:tcMar>
+          </w:tcPr>
+          <w:p>
+            <w:pPr>
+              <w:spacing w:after="0" w:line="276"/>
+            </w:pPr>
+            <w:r>
+              <w:rPr>
+                <w:rFonts w:ascii="Times New Roman" w:cs="Times New Roman" w:eastAsia="Times New Roman" w:hAnsi="Times New Roman"/>
+                <w:b w:val="false"/>
+                <w:bCs w:val="false"/>
+                <w:sz w:val="20"/>
+                <w:szCs w:val="20"/>
+              </w:rPr>
+              <w:t xml:space="preserve">ED tidos por protelatórios (multa); ED do MP com efeito infringente para agravar (se houver provimento parcial); perda do prequestionamento se não embargar cada omissão.</w:t>
+            </w:r>
+          </w:p>
+        </w:tc>
+        <w:tc>
+          <w:tcPr>
+            <w:tcW w:type="dxa" w:w="1296"/>
+            <w:tcBorders>
+              <w:top w:val="single" w:color="999999" w:sz="4"/>
+              <w:left w:val="single" w:color="999999" w:sz="4"/>
+              <w:bottom w:val="single" w:color="999999" w:sz="4"/>
+              <w:right w:val="single" w:color="999999" w:sz="4"/>
+            </w:tcBorders>
+            <w:tcMar>
+              <w:top w:type="dxa" w:w="60"/>
+              <w:left w:type="dxa" w:w="100"/>
+              <w:bottom w:type="dxa" w:w="60"/>
+              <w:right w:type="dxa" w:w="100"/>
+            </w:tcMar>
+          </w:tcPr>
+          <w:p>
+            <w:pPr>
+              <w:spacing w:after="0" w:line="276"/>
+            </w:pPr>
+            <w:r>
+              <w:rPr>
+                <w:rFonts w:ascii="Times New Roman" w:cs="Times New Roman" w:eastAsia="Times New Roman" w:hAnsi="Times New Roman"/>
+                <w:b w:val="false"/>
+                <w:bCs w:val="false"/>
+                <w:sz w:val="20"/>
+                <w:szCs w:val="20"/>
+              </w:rPr>
+              <w:t xml:space="preserve">ED cirúrgicos: (i) termo inicial dos prazos de 60/90/120 dias — trânsito e intimação pessoal (Tema 1296; CPC 1.012; 537, §4º); (ii) teto global de R$ 200 mil (confissão do MP, Ev. 284); (iii) obrigações já cumpridas (CPC 487, III); (iv) calçadas como bem público; (v) contradições internas. Prequestionar expressamente os dispositivos federais (CPC 9, 10, 489, §1º, 537, §§1º e 4º, 1.012) e constitucionais (CF 5º, LIV e LV; 30, VIII; 182) que sustentarão REsp e RE.</w:t>
+            </w:r>
+          </w:p>
+        </w:tc>
+      </w:tr>
+      <w:tr>
+        <w:tc>
+          <w:tcPr>
+            <w:tcW w:type="dxa" w:w="1296"/>
+            <w:tcBorders>
+              <w:top w:val="single" w:color="999999" w:sz="4"/>
+              <w:left w:val="single" w:color="999999" w:sz="4"/>
+              <w:bottom w:val="single" w:color="999999" w:sz="4"/>
+              <w:right w:val="single" w:color="999999" w:sz="4"/>
+            </w:tcBorders>
+            <w:tcMar>
+              <w:top w:type="dxa" w:w="60"/>
+              <w:left w:type="dxa" w:w="100"/>
+              <w:bottom w:type="dxa" w:w="60"/>
+              <w:right w:type="dxa" w:w="100"/>
+            </w:tcMar>
+          </w:tcPr>
+          <w:p>
+            <w:pPr>
+              <w:spacing w:after="0" w:line="276"/>
+            </w:pPr>
+            <w:r>
+              <w:rPr>
+                <w:rFonts w:ascii="Times New Roman" w:cs="Times New Roman" w:eastAsia="Times New Roman" w:hAnsi="Times New Roman"/>
+                <w:b w:val="false"/>
+                <w:bCs w:val="false"/>
+                <w:sz w:val="20"/>
+                <w:szCs w:val="20"/>
+              </w:rPr>
+              <w:t xml:space="preserve">17</w:t>
+            </w:r>
+          </w:p>
+        </w:tc>
+        <w:tc>
+          <w:tcPr>
+            <w:tcW w:type="dxa" w:w="1296"/>
+            <w:tcBorders>
+              <w:top w:val="single" w:color="999999" w:sz="4"/>
+              <w:left w:val="single" w:color="999999" w:sz="4"/>
+              <w:bottom w:val="single" w:color="999999" w:sz="4"/>
+              <w:right w:val="single" w:color="999999" w:sz="4"/>
+            </w:tcBorders>
+            <w:tcMar>
+              <w:top w:type="dxa" w:w="60"/>
+              <w:left w:type="dxa" w:w="100"/>
+              <w:bottom w:type="dxa" w:w="60"/>
+              <w:right w:type="dxa" w:w="100"/>
+            </w:tcMar>
+          </w:tcPr>
+          <w:p>
+            <w:pPr>
+              <w:spacing w:after="0" w:line="276"/>
+            </w:pPr>
+            <w:r>
+              <w:rPr>
+                <w:rFonts w:ascii="Times New Roman" w:cs="Times New Roman" w:eastAsia="Times New Roman" w:hAnsi="Times New Roman"/>
+                <w:b w:val="false"/>
+                <w:bCs w:val="false"/>
+                <w:sz w:val="20"/>
+                <w:szCs w:val="20"/>
+              </w:rPr>
+              <w:t xml:space="preserve">Publicação do acórdão dos ED → interposição de REsp e/ou RE (simultâneos), perante o 2º Vice-Presidente do TJSC, com preparo (custas do STJ por GRU; custas do STF) comprovado na origem no ato da interposição — autos eletrônicos dispensam porte de remessa e retorno. Procuração nova indispensável (a apelação foi assinada com base nos Ev. 21/38, anteriores à revogação do Ev. 93).</w:t>
+            </w:r>
+          </w:p>
+        </w:tc>
+        <w:tc>
+          <w:tcPr>
+            <w:tcW w:type="dxa" w:w="1296"/>
+            <w:tcBorders>
+              <w:top w:val="single" w:color="999999" w:sz="4"/>
+              <w:left w:val="single" w:color="999999" w:sz="4"/>
+              <w:bottom w:val="single" w:color="999999" w:sz="4"/>
+              <w:right w:val="single" w:color="999999" w:sz="4"/>
+            </w:tcBorders>
+            <w:tcMar>
+              <w:top w:type="dxa" w:w="60"/>
+              <w:left w:type="dxa" w:w="100"/>
+              <w:bottom w:type="dxa" w:w="60"/>
+              <w:right w:type="dxa" w:w="100"/>
+            </w:tcMar>
+          </w:tcPr>
+          <w:p>
+            <w:pPr>
+              <w:spacing w:after="0" w:line="276"/>
+            </w:pPr>
+            <w:r>
+              <w:rPr>
+                <w:rFonts w:ascii="Times New Roman" w:cs="Times New Roman" w:eastAsia="Times New Roman" w:hAnsi="Times New Roman"/>
+                <w:b w:val="false"/>
+                <w:bCs w:val="false"/>
+                <w:sz w:val="20"/>
+                <w:szCs w:val="20"/>
+              </w:rPr>
+              <w:t xml:space="preserve">Antunelli (e, se houver interesse, MP e Município).</w:t>
+            </w:r>
+          </w:p>
+        </w:tc>
+        <w:tc>
+          <w:tcPr>
+            <w:tcW w:type="dxa" w:w="1296"/>
+            <w:tcBorders>
+              <w:top w:val="single" w:color="999999" w:sz="4"/>
+              <w:left w:val="single" w:color="999999" w:sz="4"/>
+              <w:bottom w:val="single" w:color="999999" w:sz="4"/>
+              <w:right w:val="single" w:color="999999" w:sz="4"/>
+            </w:tcBorders>
+            <w:tcMar>
+              <w:top w:type="dxa" w:w="60"/>
+              <w:left w:type="dxa" w:w="100"/>
+              <w:bottom w:type="dxa" w:w="60"/>
+              <w:right w:type="dxa" w:w="100"/>
+            </w:tcMar>
+          </w:tcPr>
+          <w:p>
+            <w:pPr>
+              <w:spacing w:after="0" w:line="276"/>
+            </w:pPr>
+            <w:r>
+              <w:rPr>
+                <w:rFonts w:ascii="Times New Roman" w:cs="Times New Roman" w:eastAsia="Times New Roman" w:hAnsi="Times New Roman"/>
+                <w:b w:val="false"/>
+                <w:bCs w:val="false"/>
+                <w:sz w:val="20"/>
+                <w:szCs w:val="20"/>
+              </w:rPr>
+              <w:t xml:space="preserve">Antunelli: 15 dias úteis (CPC 1.003, §5º). MP: 30 dias úteis (CPC 180). Município: 30 dias úteis (CPC 183).</w:t>
+            </w:r>
+          </w:p>
+        </w:tc>
+        <w:tc>
+          <w:tcPr>
+            <w:tcW w:type="dxa" w:w="1296"/>
+            <w:tcBorders>
+              <w:top w:val="single" w:color="999999" w:sz="4"/>
+              <w:left w:val="single" w:color="999999" w:sz="4"/>
+              <w:bottom w:val="single" w:color="999999" w:sz="4"/>
+              <w:right w:val="single" w:color="999999" w:sz="4"/>
+            </w:tcBorders>
+            <w:tcMar>
+              <w:top w:type="dxa" w:w="60"/>
+              <w:left w:type="dxa" w:w="100"/>
+              <w:bottom w:type="dxa" w:w="60"/>
+              <w:right w:type="dxa" w:w="100"/>
+            </w:tcMar>
+          </w:tcPr>
+          <w:p>
+            <w:pPr>
+              <w:spacing w:after="0" w:line="276"/>
+            </w:pPr>
+            <w:r>
+              <w:rPr>
+                <w:rFonts w:ascii="Times New Roman" w:cs="Times New Roman" w:eastAsia="Times New Roman" w:hAnsi="Times New Roman"/>
+                <w:b w:val="false"/>
+                <w:bCs w:val="false"/>
+                <w:sz w:val="20"/>
+                <w:szCs w:val="20"/>
+              </w:rPr>
+              <w:t xml:space="preserve">CPC 1.029, 1.031, 1.035, §2º (preliminar de repercussão geral), 1.007 (preparo); Súmula 187/STJ (deserção do REsp por falta de recolhimento na origem — em eletrônicos, atenção às custas, não ao porte); Súmula 115/STJ (recurso por advogado sem procuração nos autos é inexistente na instância especial); Súmula 7/STJ; Tema 1442/STJ.</w:t>
+            </w:r>
+          </w:p>
+        </w:tc>
+        <w:tc>
+          <w:tcPr>
+            <w:tcW w:type="dxa" w:w="1296"/>
+            <w:tcBorders>
+              <w:top w:val="single" w:color="999999" w:sz="4"/>
+              <w:left w:val="single" w:color="999999" w:sz="4"/>
+              <w:bottom w:val="single" w:color="999999" w:sz="4"/>
+              <w:right w:val="single" w:color="999999" w:sz="4"/>
+            </w:tcBorders>
+            <w:tcMar>
+              <w:top w:type="dxa" w:w="60"/>
+              <w:left w:type="dxa" w:w="100"/>
+              <w:bottom w:type="dxa" w:w="60"/>
+              <w:right w:type="dxa" w:w="100"/>
+            </w:tcMar>
+          </w:tcPr>
+          <w:p>
+            <w:pPr>
+              <w:spacing w:after="0" w:line="276"/>
+            </w:pPr>
+            <w:r>
+              <w:rPr>
+                <w:rFonts w:ascii="Times New Roman" w:cs="Times New Roman" w:eastAsia="Times New Roman" w:hAnsi="Times New Roman"/>
+                <w:b w:val="false"/>
+                <w:bCs w:val="false"/>
+                <w:sz w:val="20"/>
+                <w:szCs w:val="20"/>
+              </w:rPr>
+              <w:t xml:space="preserve">Súmula 7 (reexame de prova) — as nulidades devem ser postas como violação de norma processual (CPC 9, 10, 239, 272, §§2º e 5º, 355, I, 357, 489, §1º, IV, 493, p.ú.), não como discordância sobre a prova. Tema 1442: REsp que discuta modificação de multa VENCIDA fica sobrestado sine die (CPC 1.030, III). Falta de prequestionamento. Preparo integral sem gratuidade (Súmula 51 já consumida). Sem efeito suspensivo automático (CPC 1.029, §5º).</w:t>
+            </w:r>
+          </w:p>
+        </w:tc>
+        <w:tc>
+          <w:tcPr>
+            <w:tcW w:type="dxa" w:w="1296"/>
+            <w:tcBorders>
+              <w:top w:val="single" w:color="999999" w:sz="4"/>
+              <w:left w:val="single" w:color="999999" w:sz="4"/>
+              <w:bottom w:val="single" w:color="999999" w:sz="4"/>
+              <w:right w:val="single" w:color="999999" w:sz="4"/>
+            </w:tcBorders>
+            <w:tcMar>
+              <w:top w:type="dxa" w:w="60"/>
+              <w:left w:type="dxa" w:w="100"/>
+              <w:bottom w:type="dxa" w:w="60"/>
+              <w:right w:type="dxa" w:w="100"/>
+            </w:tcMar>
+          </w:tcPr>
+          <w:p>
+            <w:pPr>
+              <w:spacing w:after="0" w:line="276"/>
+            </w:pPr>
+            <w:r>
+              <w:rPr>
+                <w:rFonts w:ascii="Times New Roman" w:cs="Times New Roman" w:eastAsia="Times New Roman" w:hAnsi="Times New Roman"/>
+                <w:b w:val="false"/>
+                <w:bCs w:val="false"/>
+                <w:sz w:val="20"/>
+                <w:szCs w:val="20"/>
+              </w:rPr>
+              <w:t xml:space="preserve">Interpor só se houver questão federal/constitucional real e prequestionada. Separar o capítulo das astreintes: sustentar pelo Tema 1296 que a multa nunca incidiu (não é 'vencida'), evitando a trava do 1442; pedir distinção (CPC 1.037, §§9º a 13) se sobrestado. Pedir efeito suspensivo ao REsp (CPC 1.029, §5º, III, ao 2º VP; depois I, ao relator no STJ) se o MP iniciar cumprimento provisório. Orçar custas do STJ/STF antes de decidir.</w:t>
+            </w:r>
+          </w:p>
+        </w:tc>
+      </w:tr>
+      <w:tr>
+        <w:tc>
+          <w:tcPr>
+            <w:tcW w:type="dxa" w:w="1296"/>
+            <w:tcBorders>
+              <w:top w:val="single" w:color="999999" w:sz="4"/>
+              <w:left w:val="single" w:color="999999" w:sz="4"/>
+              <w:bottom w:val="single" w:color="999999" w:sz="4"/>
+              <w:right w:val="single" w:color="999999" w:sz="4"/>
+            </w:tcBorders>
+            <w:tcMar>
+              <w:top w:type="dxa" w:w="60"/>
+              <w:left w:type="dxa" w:w="100"/>
+              <w:bottom w:type="dxa" w:w="60"/>
+              <w:right w:type="dxa" w:w="100"/>
+            </w:tcMar>
+          </w:tcPr>
+          <w:p>
+            <w:pPr>
+              <w:spacing w:after="0" w:line="276"/>
+            </w:pPr>
+            <w:r>
+              <w:rPr>
+                <w:rFonts w:ascii="Times New Roman" w:cs="Times New Roman" w:eastAsia="Times New Roman" w:hAnsi="Times New Roman"/>
+                <w:b w:val="false"/>
+                <w:bCs w:val="false"/>
+                <w:sz w:val="20"/>
+                <w:szCs w:val="20"/>
+              </w:rPr>
+              <w:t xml:space="preserve">18</w:t>
+            </w:r>
+          </w:p>
+        </w:tc>
+        <w:tc>
+          <w:tcPr>
+            <w:tcW w:type="dxa" w:w="1296"/>
+            <w:tcBorders>
+              <w:top w:val="single" w:color="999999" w:sz="4"/>
+              <w:left w:val="single" w:color="999999" w:sz="4"/>
+              <w:bottom w:val="single" w:color="999999" w:sz="4"/>
+              <w:right w:val="single" w:color="999999" w:sz="4"/>
+            </w:tcBorders>
+            <w:tcMar>
+              <w:top w:type="dxa" w:w="60"/>
+              <w:left w:type="dxa" w:w="100"/>
+              <w:bottom w:type="dxa" w:w="60"/>
+              <w:right w:type="dxa" w:w="100"/>
+            </w:tcMar>
+          </w:tcPr>
+          <w:p>
+            <w:pPr>
+              <w:spacing w:after="0" w:line="276"/>
+            </w:pPr>
+            <w:r>
+              <w:rPr>
+                <w:rFonts w:ascii="Times New Roman" w:cs="Times New Roman" w:eastAsia="Times New Roman" w:hAnsi="Times New Roman"/>
+                <w:b w:val="false"/>
+                <w:bCs w:val="false"/>
+                <w:sz w:val="20"/>
+                <w:szCs w:val="20"/>
+              </w:rPr>
+              <w:t xml:space="preserve">Contrarrazões aos recursos excepcionais da parte adversa (se o MP ou o Município recorrerem).</w:t>
+            </w:r>
+          </w:p>
+        </w:tc>
+        <w:tc>
+          <w:tcPr>
+            <w:tcW w:type="dxa" w:w="1296"/>
+            <w:tcBorders>
+              <w:top w:val="single" w:color="999999" w:sz="4"/>
+              <w:left w:val="single" w:color="999999" w:sz="4"/>
+              <w:bottom w:val="single" w:color="999999" w:sz="4"/>
+              <w:right w:val="single" w:color="999999" w:sz="4"/>
+            </w:tcBorders>
+            <w:tcMar>
+              <w:top w:type="dxa" w:w="60"/>
+              <w:left w:type="dxa" w:w="100"/>
+              <w:bottom w:type="dxa" w:w="60"/>
+              <w:right w:type="dxa" w:w="100"/>
+            </w:tcMar>
+          </w:tcPr>
+          <w:p>
+            <w:pPr>
+              <w:spacing w:after="0" w:line="276"/>
+            </w:pPr>
+            <w:r>
+              <w:rPr>
+                <w:rFonts w:ascii="Times New Roman" w:cs="Times New Roman" w:eastAsia="Times New Roman" w:hAnsi="Times New Roman"/>
+                <w:b w:val="false"/>
+                <w:bCs w:val="false"/>
+                <w:sz w:val="20"/>
+                <w:szCs w:val="20"/>
+              </w:rPr>
+              <w:t xml:space="preserve">Antunelli (advogado).</w:t>
+            </w:r>
+          </w:p>
+        </w:tc>
+        <w:tc>
+          <w:tcPr>
+            <w:tcW w:type="dxa" w:w="1296"/>
+            <w:tcBorders>
+              <w:top w:val="single" w:color="999999" w:sz="4"/>
+              <w:left w:val="single" w:color="999999" w:sz="4"/>
+              <w:bottom w:val="single" w:color="999999" w:sz="4"/>
+              <w:right w:val="single" w:color="999999" w:sz="4"/>
+            </w:tcBorders>
+            <w:tcMar>
+              <w:top w:type="dxa" w:w="60"/>
+              <w:left w:type="dxa" w:w="100"/>
+              <w:bottom w:type="dxa" w:w="60"/>
+              <w:right w:type="dxa" w:w="100"/>
+            </w:tcMar>
+          </w:tcPr>
+          <w:p>
+            <w:pPr>
+              <w:spacing w:after="0" w:line="276"/>
+            </w:pPr>
+            <w:r>
+              <w:rPr>
+                <w:rFonts w:ascii="Times New Roman" w:cs="Times New Roman" w:eastAsia="Times New Roman" w:hAnsi="Times New Roman"/>
+                <w:b w:val="false"/>
+                <w:bCs w:val="false"/>
+                <w:sz w:val="20"/>
+                <w:szCs w:val="20"/>
+              </w:rPr>
+              <w:t xml:space="preserve">15 dias úteis da intimação (CPC 1.030, caput). A Antunelli não tem prazo em dobro.</w:t>
+            </w:r>
+          </w:p>
+        </w:tc>
+        <w:tc>
+          <w:tcPr>
+            <w:tcW w:type="dxa" w:w="1296"/>
+            <w:tcBorders>
+              <w:top w:val="single" w:color="999999" w:sz="4"/>
+              <w:left w:val="single" w:color="999999" w:sz="4"/>
+              <w:bottom w:val="single" w:color="999999" w:sz="4"/>
+              <w:right w:val="single" w:color="999999" w:sz="4"/>
+            </w:tcBorders>
+            <w:tcMar>
+              <w:top w:type="dxa" w:w="60"/>
+              <w:left w:type="dxa" w:w="100"/>
+              <w:bottom w:type="dxa" w:w="60"/>
+              <w:right w:type="dxa" w:w="100"/>
+            </w:tcMar>
+          </w:tcPr>
+          <w:p>
+            <w:pPr>
+              <w:spacing w:after="0" w:line="276"/>
+            </w:pPr>
+            <w:r>
+              <w:rPr>
+                <w:rFonts w:ascii="Times New Roman" w:cs="Times New Roman" w:eastAsia="Times New Roman" w:hAnsi="Times New Roman"/>
+                <w:b w:val="false"/>
+                <w:bCs w:val="false"/>
+                <w:sz w:val="20"/>
+                <w:szCs w:val="20"/>
+              </w:rPr>
+              <w:t xml:space="preserve">CPC 1.030, caput.</w:t>
+            </w:r>
+          </w:p>
+        </w:tc>
+        <w:tc>
+          <w:tcPr>
+            <w:tcW w:type="dxa" w:w="1296"/>
+            <w:tcBorders>
+              <w:top w:val="single" w:color="999999" w:sz="4"/>
+              <w:left w:val="single" w:color="999999" w:sz="4"/>
+              <w:bottom w:val="single" w:color="999999" w:sz="4"/>
+              <w:right w:val="single" w:color="999999" w:sz="4"/>
+            </w:tcBorders>
+            <w:tcMar>
+              <w:top w:type="dxa" w:w="60"/>
+              <w:left w:type="dxa" w:w="100"/>
+              <w:bottom w:type="dxa" w:w="60"/>
+              <w:right w:type="dxa" w:w="100"/>
+            </w:tcMar>
+          </w:tcPr>
+          <w:p>
+            <w:pPr>
+              <w:spacing w:after="0" w:line="276"/>
+            </w:pPr>
+            <w:r>
+              <w:rPr>
+                <w:rFonts w:ascii="Times New Roman" w:cs="Times New Roman" w:eastAsia="Times New Roman" w:hAnsi="Times New Roman"/>
+                <w:b w:val="false"/>
+                <w:bCs w:val="false"/>
+                <w:sz w:val="20"/>
+                <w:szCs w:val="20"/>
+              </w:rPr>
+              <w:t xml:space="preserve">Perder o prazo por publicação em nome de advogado errado (etapa 2 previne).</w:t>
+            </w:r>
+          </w:p>
+        </w:tc>
+        <w:tc>
+          <w:tcPr>
+            <w:tcW w:type="dxa" w:w="1296"/>
+            <w:tcBorders>
+              <w:top w:val="single" w:color="999999" w:sz="4"/>
+              <w:left w:val="single" w:color="999999" w:sz="4"/>
+              <w:bottom w:val="single" w:color="999999" w:sz="4"/>
+              <w:right w:val="single" w:color="999999" w:sz="4"/>
+            </w:tcBorders>
+            <w:tcMar>
+              <w:top w:type="dxa" w:w="60"/>
+              <w:left w:type="dxa" w:w="100"/>
+              <w:bottom w:type="dxa" w:w="60"/>
+              <w:right w:type="dxa" w:w="100"/>
+            </w:tcMar>
+          </w:tcPr>
+          <w:p>
+            <w:pPr>
+              <w:spacing w:after="0" w:line="276"/>
+            </w:pPr>
+            <w:r>
+              <w:rPr>
+                <w:rFonts w:ascii="Times New Roman" w:cs="Times New Roman" w:eastAsia="Times New Roman" w:hAnsi="Times New Roman"/>
+                <w:b w:val="false"/>
+                <w:bCs w:val="false"/>
+                <w:sz w:val="20"/>
+                <w:szCs w:val="20"/>
+              </w:rPr>
+              <w:t xml:space="preserve">Contrarrazões com preliminares de inadmissibilidade (Súmula 7; ausência de prequestionamento; dialeticidade) e defesa do acórdão.</w:t>
+            </w:r>
+          </w:p>
+        </w:tc>
+      </w:tr>
+      <w:tr>
+        <w:tc>
+          <w:tcPr>
+            <w:tcW w:type="dxa" w:w="1296"/>
+            <w:tcBorders>
+              <w:top w:val="single" w:color="999999" w:sz="4"/>
+              <w:left w:val="single" w:color="999999" w:sz="4"/>
+              <w:bottom w:val="single" w:color="999999" w:sz="4"/>
+              <w:right w:val="single" w:color="999999" w:sz="4"/>
+            </w:tcBorders>
+            <w:tcMar>
+              <w:top w:type="dxa" w:w="60"/>
+              <w:left w:type="dxa" w:w="100"/>
+              <w:bottom w:type="dxa" w:w="60"/>
+              <w:right w:type="dxa" w:w="100"/>
+            </w:tcMar>
+          </w:tcPr>
+          <w:p>
+            <w:pPr>
+              <w:spacing w:after="0" w:line="276"/>
+            </w:pPr>
+            <w:r>
+              <w:rPr>
+                <w:rFonts w:ascii="Times New Roman" w:cs="Times New Roman" w:eastAsia="Times New Roman" w:hAnsi="Times New Roman"/>
+                <w:b w:val="false"/>
+                <w:bCs w:val="false"/>
+                <w:sz w:val="20"/>
+                <w:szCs w:val="20"/>
+              </w:rPr>
+              <w:t xml:space="preserve">19</w:t>
+            </w:r>
+          </w:p>
+        </w:tc>
+        <w:tc>
+          <w:tcPr>
+            <w:tcW w:type="dxa" w:w="1296"/>
+            <w:tcBorders>
+              <w:top w:val="single" w:color="999999" w:sz="4"/>
+              <w:left w:val="single" w:color="999999" w:sz="4"/>
+              <w:bottom w:val="single" w:color="999999" w:sz="4"/>
+              <w:right w:val="single" w:color="999999" w:sz="4"/>
+            </w:tcBorders>
+            <w:tcMar>
+              <w:top w:type="dxa" w:w="60"/>
+              <w:left w:type="dxa" w:w="100"/>
+              <w:bottom w:type="dxa" w:w="60"/>
+              <w:right w:type="dxa" w:w="100"/>
+            </w:tcMar>
+          </w:tcPr>
+          <w:p>
+            <w:pPr>
+              <w:spacing w:after="0" w:line="276"/>
+            </w:pPr>
+            <w:r>
+              <w:rPr>
+                <w:rFonts w:ascii="Times New Roman" w:cs="Times New Roman" w:eastAsia="Times New Roman" w:hAnsi="Times New Roman"/>
+                <w:b w:val="false"/>
+                <w:bCs w:val="false"/>
+                <w:sz w:val="20"/>
+                <w:szCs w:val="20"/>
+              </w:rPr>
+              <w:t xml:space="preserve">Juízo de admissibilidade na origem pelo 2º Vice-Presidente do TJSC (competente para REsp/RE oriundos das câmaras de direito público e criminais): (I) negar seguimento (RE sem repercussão geral; acórdão conforme repetitivo — inclusive Tema 1296, se o acórdão o tiver aplicado); (II) encaminhar ao órgão julgador para retratação (acórdão divergente de repetitivo — Tema 1296 a nosso favor); (III) sobrestar (Tema 1442); (V) admitir e remeter ao STJ/STF.</w:t>
+            </w:r>
+          </w:p>
+        </w:tc>
+        <w:tc>
+          <w:tcPr>
+            <w:tcW w:type="dxa" w:w="1296"/>
+            <w:tcBorders>
+              <w:top w:val="single" w:color="999999" w:sz="4"/>
+              <w:left w:val="single" w:color="999999" w:sz="4"/>
+              <w:bottom w:val="single" w:color="999999" w:sz="4"/>
+              <w:right w:val="single" w:color="999999" w:sz="4"/>
+            </w:tcBorders>
+            <w:tcMar>
+              <w:top w:type="dxa" w:w="60"/>
+              <w:left w:type="dxa" w:w="100"/>
+              <w:bottom w:type="dxa" w:w="60"/>
+              <w:right w:type="dxa" w:w="100"/>
+            </w:tcMar>
+          </w:tcPr>
+          <w:p>
+            <w:pPr>
+              <w:spacing w:after="0" w:line="276"/>
+            </w:pPr>
+            <w:r>
+              <w:rPr>
+                <w:rFonts w:ascii="Times New Roman" w:cs="Times New Roman" w:eastAsia="Times New Roman" w:hAnsi="Times New Roman"/>
+                <w:b w:val="false"/>
+                <w:bCs w:val="false"/>
+                <w:sz w:val="20"/>
+                <w:szCs w:val="20"/>
+              </w:rPr>
+              <w:t xml:space="preserve">2º Vice-Presidente do TJSC (RITJSC art. 16 [CONFERIR inciso]; CPC 1.030).</w:t>
+            </w:r>
+          </w:p>
+        </w:tc>
+        <w:tc>
+          <w:tcPr>
+            <w:tcW w:type="dxa" w:w="1296"/>
+            <w:tcBorders>
+              <w:top w:val="single" w:color="999999" w:sz="4"/>
+              <w:left w:val="single" w:color="999999" w:sz="4"/>
+              <w:bottom w:val="single" w:color="999999" w:sz="4"/>
+              <w:right w:val="single" w:color="999999" w:sz="4"/>
+            </w:tcBorders>
+            <w:tcMar>
+              <w:top w:type="dxa" w:w="60"/>
+              <w:left w:type="dxa" w:w="100"/>
+              <w:bottom w:type="dxa" w:w="60"/>
+              <w:right w:type="dxa" w:w="100"/>
+            </w:tcMar>
+          </w:tcPr>
+          <w:p>
+            <w:pPr>
+              <w:spacing w:after="0" w:line="276"/>
+            </w:pPr>
+            <w:r>
+              <w:rPr>
+                <w:rFonts w:ascii="Times New Roman" w:cs="Times New Roman" w:eastAsia="Times New Roman" w:hAnsi="Times New Roman"/>
+                <w:b w:val="false"/>
+                <w:bCs w:val="false"/>
+                <w:sz w:val="20"/>
+                <w:szCs w:val="20"/>
+              </w:rPr>
+              <w:t xml:space="preserve">Prazo impróprio. Estimativa: 2 a 8 meses.</w:t>
+            </w:r>
+          </w:p>
+        </w:tc>
+        <w:tc>
+          <w:tcPr>
+            <w:tcW w:type="dxa" w:w="1296"/>
+            <w:tcBorders>
+              <w:top w:val="single" w:color="999999" w:sz="4"/>
+              <w:left w:val="single" w:color="999999" w:sz="4"/>
+              <w:bottom w:val="single" w:color="999999" w:sz="4"/>
+              <w:right w:val="single" w:color="999999" w:sz="4"/>
+            </w:tcBorders>
+            <w:tcMar>
+              <w:top w:type="dxa" w:w="60"/>
+              <w:left w:type="dxa" w:w="100"/>
+              <w:bottom w:type="dxa" w:w="60"/>
+              <w:right w:type="dxa" w:w="100"/>
+            </w:tcMar>
+          </w:tcPr>
+          <w:p>
+            <w:pPr>
+              <w:spacing w:after="0" w:line="276"/>
+            </w:pPr>
+            <w:r>
+              <w:rPr>
+                <w:rFonts w:ascii="Times New Roman" w:cs="Times New Roman" w:eastAsia="Times New Roman" w:hAnsi="Times New Roman"/>
+                <w:b w:val="false"/>
+                <w:bCs w:val="false"/>
+                <w:sz w:val="20"/>
+                <w:szCs w:val="20"/>
+              </w:rPr>
+              <w:t xml:space="preserve">CPC 1.030, I a V, e §§1º e 2º; CPC 1.021 (agravo interno contra I e III: 15 dias úteis, para o órgão colegiado indicado no RITJSC [CONFERIR: órgão]); CPC 1.042 (agravo em REsp/RE contra inadmissão: 15 dias úteis; contraminuta em 15 dias, §3º; sobe ao STJ/STF).</w:t>
+            </w:r>
+          </w:p>
+        </w:tc>
+        <w:tc>
+          <w:tcPr>
+            <w:tcW w:type="dxa" w:w="1296"/>
+            <w:tcBorders>
+              <w:top w:val="single" w:color="999999" w:sz="4"/>
+              <w:left w:val="single" w:color="999999" w:sz="4"/>
+              <w:bottom w:val="single" w:color="999999" w:sz="4"/>
+              <w:right w:val="single" w:color="999999" w:sz="4"/>
+            </w:tcBorders>
+            <w:tcMar>
+              <w:top w:type="dxa" w:w="60"/>
+              <w:left w:type="dxa" w:w="100"/>
+              <w:bottom w:type="dxa" w:w="60"/>
+              <w:right w:type="dxa" w:w="100"/>
+            </w:tcMar>
+          </w:tcPr>
+          <w:p>
+            <w:pPr>
+              <w:spacing w:after="0" w:line="276"/>
+            </w:pPr>
+            <w:r>
+              <w:rPr>
+                <w:rFonts w:ascii="Times New Roman" w:cs="Times New Roman" w:eastAsia="Times New Roman" w:hAnsi="Times New Roman"/>
+                <w:b w:val="false"/>
+                <w:bCs w:val="false"/>
+                <w:sz w:val="20"/>
+                <w:szCs w:val="20"/>
+              </w:rPr>
+              <w:t xml:space="preserve">Negativa com base em Súmula 7 ou em conformidade com repetitivo (irrecorrível ao STJ, só agravo interno). Sobrestamento pelo Tema 1442 por tempo indeterminado.</w:t>
+            </w:r>
+          </w:p>
+        </w:tc>
+        <w:tc>
+          <w:tcPr>
+            <w:tcW w:type="dxa" w:w="1296"/>
+            <w:tcBorders>
+              <w:top w:val="single" w:color="999999" w:sz="4"/>
+              <w:left w:val="single" w:color="999999" w:sz="4"/>
+              <w:bottom w:val="single" w:color="999999" w:sz="4"/>
+              <w:right w:val="single" w:color="999999" w:sz="4"/>
+            </w:tcBorders>
+            <w:tcMar>
+              <w:top w:type="dxa" w:w="60"/>
+              <w:left w:type="dxa" w:w="100"/>
+              <w:bottom w:type="dxa" w:w="60"/>
+              <w:right w:type="dxa" w:w="100"/>
+            </w:tcMar>
+          </w:tcPr>
+          <w:p>
+            <w:pPr>
+              <w:spacing w:after="0" w:line="276"/>
+            </w:pPr>
+            <w:r>
+              <w:rPr>
+                <w:rFonts w:ascii="Times New Roman" w:cs="Times New Roman" w:eastAsia="Times New Roman" w:hAnsi="Times New Roman"/>
+                <w:b w:val="false"/>
+                <w:bCs w:val="false"/>
+                <w:sz w:val="20"/>
+                <w:szCs w:val="20"/>
+              </w:rPr>
+              <w:t xml:space="preserve">Contra I/III: agravo interno em 15 dias úteis. Contra inadmissão: agravo em REsp/RE em 15 dias úteis, atacando cada fundamento da decisão (sob pena de não conhecimento). Escolher o recurso certo — erro na via é fatal.</w:t>
+            </w:r>
+          </w:p>
+        </w:tc>
+      </w:tr>
+      <w:tr>
+        <w:tc>
+          <w:tcPr>
+            <w:tcW w:type="dxa" w:w="1296"/>
+            <w:tcBorders>
+              <w:top w:val="single" w:color="999999" w:sz="4"/>
+              <w:left w:val="single" w:color="999999" w:sz="4"/>
+              <w:bottom w:val="single" w:color="999999" w:sz="4"/>
+              <w:right w:val="single" w:color="999999" w:sz="4"/>
+            </w:tcBorders>
+            <w:tcMar>
+              <w:top w:type="dxa" w:w="60"/>
+              <w:left w:type="dxa" w:w="100"/>
+              <w:bottom w:type="dxa" w:w="60"/>
+              <w:right w:type="dxa" w:w="100"/>
+            </w:tcMar>
+          </w:tcPr>
+          <w:p>
+            <w:pPr>
+              <w:spacing w:after="0" w:line="276"/>
+            </w:pPr>
+            <w:r>
+              <w:rPr>
+                <w:rFonts w:ascii="Times New Roman" w:cs="Times New Roman" w:eastAsia="Times New Roman" w:hAnsi="Times New Roman"/>
+                <w:b w:val="false"/>
+                <w:bCs w:val="false"/>
+                <w:sz w:val="20"/>
+                <w:szCs w:val="20"/>
+              </w:rPr>
+              <w:t xml:space="preserve">20</w:t>
+            </w:r>
+          </w:p>
+        </w:tc>
+        <w:tc>
+          <w:tcPr>
+            <w:tcW w:type="dxa" w:w="1296"/>
+            <w:tcBorders>
+              <w:top w:val="single" w:color="999999" w:sz="4"/>
+              <w:left w:val="single" w:color="999999" w:sz="4"/>
+              <w:bottom w:val="single" w:color="999999" w:sz="4"/>
+              <w:right w:val="single" w:color="999999" w:sz="4"/>
+            </w:tcBorders>
+            <w:tcMar>
+              <w:top w:type="dxa" w:w="60"/>
+              <w:left w:type="dxa" w:w="100"/>
+              <w:bottom w:type="dxa" w:w="60"/>
+              <w:right w:type="dxa" w:w="100"/>
+            </w:tcMar>
+          </w:tcPr>
+          <w:p>
+            <w:pPr>
+              <w:spacing w:after="0" w:line="276"/>
+            </w:pPr>
+            <w:r>
+              <w:rPr>
+                <w:rFonts w:ascii="Times New Roman" w:cs="Times New Roman" w:eastAsia="Times New Roman" w:hAnsi="Times New Roman"/>
+                <w:b w:val="false"/>
+                <w:bCs w:val="false"/>
+                <w:sz w:val="20"/>
+                <w:szCs w:val="20"/>
+              </w:rPr>
+              <w:t xml:space="preserve">Processamento no STJ (Primeira Seção — 1ª ou 2ª Turmas, direito público) e/ou STF: distribuição; decisão monocrática do relator (frequente) → agravo interno em 15 dias úteis → acórdão da Turma → ED em 5 dias úteis → certidão de trânsito e baixa ao TJSC.</w:t>
+            </w:r>
+          </w:p>
+        </w:tc>
+        <w:tc>
+          <w:tcPr>
+            <w:tcW w:type="dxa" w:w="1296"/>
+            <w:tcBorders>
+              <w:top w:val="single" w:color="999999" w:sz="4"/>
+              <w:left w:val="single" w:color="999999" w:sz="4"/>
+              <w:bottom w:val="single" w:color="999999" w:sz="4"/>
+              <w:right w:val="single" w:color="999999" w:sz="4"/>
+            </w:tcBorders>
+            <w:tcMar>
+              <w:top w:type="dxa" w:w="60"/>
+              <w:left w:type="dxa" w:w="100"/>
+              <w:bottom w:type="dxa" w:w="60"/>
+              <w:right w:type="dxa" w:w="100"/>
+            </w:tcMar>
+          </w:tcPr>
+          <w:p>
+            <w:pPr>
+              <w:spacing w:after="0" w:line="276"/>
+            </w:pPr>
+            <w:r>
+              <w:rPr>
+                <w:rFonts w:ascii="Times New Roman" w:cs="Times New Roman" w:eastAsia="Times New Roman" w:hAnsi="Times New Roman"/>
+                <w:b w:val="false"/>
+                <w:bCs w:val="false"/>
+                <w:sz w:val="20"/>
+                <w:szCs w:val="20"/>
+              </w:rPr>
+              <w:t xml:space="preserve">Relator e Turma do STJ (RISTJ art. 9º, §1º [CONFERIR]); Presidência do STF (repercussão geral).</w:t>
+            </w:r>
+          </w:p>
+        </w:tc>
+        <w:tc>
+          <w:tcPr>
+            <w:tcW w:type="dxa" w:w="1296"/>
+            <w:tcBorders>
+              <w:top w:val="single" w:color="999999" w:sz="4"/>
+              <w:left w:val="single" w:color="999999" w:sz="4"/>
+              <w:bottom w:val="single" w:color="999999" w:sz="4"/>
+              <w:right w:val="single" w:color="999999" w:sz="4"/>
+            </w:tcBorders>
+            <w:tcMar>
+              <w:top w:type="dxa" w:w="60"/>
+              <w:left w:type="dxa" w:w="100"/>
+              <w:bottom w:type="dxa" w:w="60"/>
+              <w:right w:type="dxa" w:w="100"/>
+            </w:tcMar>
+          </w:tcPr>
+          <w:p>
+            <w:pPr>
+              <w:spacing w:after="0" w:line="276"/>
+            </w:pPr>
+            <w:r>
+              <w:rPr>
+                <w:rFonts w:ascii="Times New Roman" w:cs="Times New Roman" w:eastAsia="Times New Roman" w:hAnsi="Times New Roman"/>
+                <w:b w:val="false"/>
+                <w:bCs w:val="false"/>
+                <w:sz w:val="20"/>
+                <w:szCs w:val="20"/>
+              </w:rPr>
+              <w:t xml:space="preserve">Estimativa: 12 a 24 meses. Agravo interno: 15 dias úteis (CPC 1.021; RISTJ). ED: 5 dias úteis (CPC 1.023).</w:t>
+            </w:r>
+          </w:p>
+        </w:tc>
+        <w:tc>
+          <w:tcPr>
+            <w:tcW w:type="dxa" w:w="1296"/>
+            <w:tcBorders>
+              <w:top w:val="single" w:color="999999" w:sz="4"/>
+              <w:left w:val="single" w:color="999999" w:sz="4"/>
+              <w:bottom w:val="single" w:color="999999" w:sz="4"/>
+              <w:right w:val="single" w:color="999999" w:sz="4"/>
+            </w:tcBorders>
+            <w:tcMar>
+              <w:top w:type="dxa" w:w="60"/>
+              <w:left w:type="dxa" w:w="100"/>
+              <w:bottom w:type="dxa" w:w="60"/>
+              <w:right w:type="dxa" w:w="100"/>
+            </w:tcMar>
+          </w:tcPr>
+          <w:p>
+            <w:pPr>
+              <w:spacing w:after="0" w:line="276"/>
+            </w:pPr>
+            <w:r>
+              <w:rPr>
+                <w:rFonts w:ascii="Times New Roman" w:cs="Times New Roman" w:eastAsia="Times New Roman" w:hAnsi="Times New Roman"/>
+                <w:b w:val="false"/>
+                <w:bCs w:val="false"/>
+                <w:sz w:val="20"/>
+                <w:szCs w:val="20"/>
+              </w:rPr>
+              <w:t xml:space="preserve">CPC 932, 1.021, 1.023, 1.035, 1.036-1.041; Súmula 7/STJ; Tema 1442/STJ; Tema 1296/STJ (vinculante, CPC 927, III).</w:t>
+            </w:r>
+          </w:p>
+        </w:tc>
+        <w:tc>
+          <w:tcPr>
+            <w:tcW w:type="dxa" w:w="1296"/>
+            <w:tcBorders>
+              <w:top w:val="single" w:color="999999" w:sz="4"/>
+              <w:left w:val="single" w:color="999999" w:sz="4"/>
+              <w:bottom w:val="single" w:color="999999" w:sz="4"/>
+              <w:right w:val="single" w:color="999999" w:sz="4"/>
+            </w:tcBorders>
+            <w:tcMar>
+              <w:top w:type="dxa" w:w="60"/>
+              <w:left w:type="dxa" w:w="100"/>
+              <w:bottom w:type="dxa" w:w="60"/>
+              <w:right w:type="dxa" w:w="100"/>
+            </w:tcMar>
+          </w:tcPr>
+          <w:p>
+            <w:pPr>
+              <w:spacing w:after="0" w:line="276"/>
+            </w:pPr>
+            <w:r>
+              <w:rPr>
+                <w:rFonts w:ascii="Times New Roman" w:cs="Times New Roman" w:eastAsia="Times New Roman" w:hAnsi="Times New Roman"/>
+                <w:b w:val="false"/>
+                <w:bCs w:val="false"/>
+                <w:sz w:val="20"/>
+                <w:szCs w:val="20"/>
+              </w:rPr>
+              <w:t xml:space="preserve">Multa do CPC 1.021, §4º; Súmula 7; sobrestamento (Tema 1442); enquanto pende o REsp, o MP pode promover cumprimento provisório das obrigações (CPC 520), embora a multa só possa ser levantada após o trânsito (CPC 537, §3º).</w:t>
+            </w:r>
+          </w:p>
+        </w:tc>
+        <w:tc>
+          <w:tcPr>
+            <w:tcW w:type="dxa" w:w="1296"/>
+            <w:tcBorders>
+              <w:top w:val="single" w:color="999999" w:sz="4"/>
+              <w:left w:val="single" w:color="999999" w:sz="4"/>
+              <w:bottom w:val="single" w:color="999999" w:sz="4"/>
+              <w:right w:val="single" w:color="999999" w:sz="4"/>
+            </w:tcBorders>
+            <w:tcMar>
+              <w:top w:type="dxa" w:w="60"/>
+              <w:left w:type="dxa" w:w="100"/>
+              <w:bottom w:type="dxa" w:w="60"/>
+              <w:right w:type="dxa" w:w="100"/>
+            </w:tcMar>
+          </w:tcPr>
+          <w:p>
+            <w:pPr>
+              <w:spacing w:after="0" w:line="276"/>
+            </w:pPr>
+            <w:r>
+              <w:rPr>
+                <w:rFonts w:ascii="Times New Roman" w:cs="Times New Roman" w:eastAsia="Times New Roman" w:hAnsi="Times New Roman"/>
+                <w:b w:val="false"/>
+                <w:bCs w:val="false"/>
+                <w:sz w:val="20"/>
+                <w:szCs w:val="20"/>
+              </w:rPr>
+              <w:t xml:space="preserve">Acompanhar; pedir efeito suspensivo ao REsp (CPC 1.029, §5º) se instaurado cumprimento provisório; avaliar custo-benefício de cada recurso interno.</w:t>
+            </w:r>
+          </w:p>
+        </w:tc>
+      </w:tr>
+      <w:tr>
+        <w:tc>
+          <w:tcPr>
+            <w:tcW w:type="dxa" w:w="1296"/>
+            <w:tcBorders>
+              <w:top w:val="single" w:color="999999" w:sz="4"/>
+              <w:left w:val="single" w:color="999999" w:sz="4"/>
+              <w:bottom w:val="single" w:color="999999" w:sz="4"/>
+              <w:right w:val="single" w:color="999999" w:sz="4"/>
+            </w:tcBorders>
+            <w:tcMar>
+              <w:top w:type="dxa" w:w="60"/>
+              <w:left w:type="dxa" w:w="100"/>
+              <w:bottom w:type="dxa" w:w="60"/>
+              <w:right w:type="dxa" w:w="100"/>
+            </w:tcMar>
+          </w:tcPr>
+          <w:p>
+            <w:pPr>
+              <w:spacing w:after="0" w:line="276"/>
+            </w:pPr>
+            <w:r>
+              <w:rPr>
+                <w:rFonts w:ascii="Times New Roman" w:cs="Times New Roman" w:eastAsia="Times New Roman" w:hAnsi="Times New Roman"/>
+                <w:b w:val="false"/>
+                <w:bCs w:val="false"/>
+                <w:sz w:val="20"/>
+                <w:szCs w:val="20"/>
+              </w:rPr>
+              <w:t xml:space="preserve">21</w:t>
+            </w:r>
+          </w:p>
+        </w:tc>
+        <w:tc>
+          <w:tcPr>
+            <w:tcW w:type="dxa" w:w="1296"/>
+            <w:tcBorders>
+              <w:top w:val="single" w:color="999999" w:sz="4"/>
+              <w:left w:val="single" w:color="999999" w:sz="4"/>
+              <w:bottom w:val="single" w:color="999999" w:sz="4"/>
+              <w:right w:val="single" w:color="999999" w:sz="4"/>
+            </w:tcBorders>
+            <w:tcMar>
+              <w:top w:type="dxa" w:w="60"/>
+              <w:left w:type="dxa" w:w="100"/>
+              <w:bottom w:type="dxa" w:w="60"/>
+              <w:right w:type="dxa" w:w="100"/>
+            </w:tcMar>
+          </w:tcPr>
+          <w:p>
+            <w:pPr>
+              <w:spacing w:after="0" w:line="276"/>
+            </w:pPr>
+            <w:r>
+              <w:rPr>
+                <w:rFonts w:ascii="Times New Roman" w:cs="Times New Roman" w:eastAsia="Times New Roman" w:hAnsi="Times New Roman"/>
+                <w:b w:val="false"/>
+                <w:bCs w:val="false"/>
+                <w:sz w:val="20"/>
+                <w:szCs w:val="20"/>
+              </w:rPr>
+              <w:t xml:space="preserve">Trânsito em julgado — certificado pela Secretaria do órgão em que o processo se encerrar (2ª CDP, se não houver REsp/RE; 2ª Vice-Presidência, se inadmitidos sem agravo; STJ/STF, se subirem). Pode haver trânsito parcial por capítulos não impugnados.</w:t>
+            </w:r>
+          </w:p>
+        </w:tc>
+        <w:tc>
+          <w:tcPr>
+            <w:tcW w:type="dxa" w:w="1296"/>
+            <w:tcBorders>
+              <w:top w:val="single" w:color="999999" w:sz="4"/>
+              <w:left w:val="single" w:color="999999" w:sz="4"/>
+              <w:bottom w:val="single" w:color="999999" w:sz="4"/>
+              <w:right w:val="single" w:color="999999" w:sz="4"/>
+            </w:tcBorders>
+            <w:tcMar>
+              <w:top w:type="dxa" w:w="60"/>
+              <w:left w:type="dxa" w:w="100"/>
+              <w:bottom w:type="dxa" w:w="60"/>
+              <w:right w:type="dxa" w:w="100"/>
+            </w:tcMar>
+          </w:tcPr>
+          <w:p>
+            <w:pPr>
+              <w:spacing w:after="0" w:line="276"/>
+            </w:pPr>
+            <w:r>
+              <w:rPr>
+                <w:rFonts w:ascii="Times New Roman" w:cs="Times New Roman" w:eastAsia="Times New Roman" w:hAnsi="Times New Roman"/>
+                <w:b w:val="false"/>
+                <w:bCs w:val="false"/>
+                <w:sz w:val="20"/>
+                <w:szCs w:val="20"/>
+              </w:rPr>
+              <w:t xml:space="preserve">Secretaria competente.</w:t>
+            </w:r>
+          </w:p>
+        </w:tc>
+        <w:tc>
+          <w:tcPr>
+            <w:tcW w:type="dxa" w:w="1296"/>
+            <w:tcBorders>
+              <w:top w:val="single" w:color="999999" w:sz="4"/>
+              <w:left w:val="single" w:color="999999" w:sz="4"/>
+              <w:bottom w:val="single" w:color="999999" w:sz="4"/>
+              <w:right w:val="single" w:color="999999" w:sz="4"/>
+            </w:tcBorders>
+            <w:tcMar>
+              <w:top w:type="dxa" w:w="60"/>
+              <w:left w:type="dxa" w:w="100"/>
+              <w:bottom w:type="dxa" w:w="60"/>
+              <w:right w:type="dxa" w:w="100"/>
+            </w:tcMar>
+          </w:tcPr>
+          <w:p>
+            <w:pPr>
+              <w:spacing w:after="0" w:line="276"/>
+            </w:pPr>
+            <w:r>
+              <w:rPr>
+                <w:rFonts w:ascii="Times New Roman" w:cs="Times New Roman" w:eastAsia="Times New Roman" w:hAnsi="Times New Roman"/>
+                <w:b w:val="false"/>
+                <w:bCs w:val="false"/>
+                <w:sz w:val="20"/>
+                <w:szCs w:val="20"/>
+              </w:rPr>
+              <w:t xml:space="preserve">1º dia útil após escoado, para TODAS as partes, o último prazo recursal sem recurso. Regra prática: o prazo do MP (em dobro) é o que fecha a conta — 30 dias úteis da publicação do acórdão dos ED (ou 10 dias úteis, se ninguém embargar e a questão for ED). Sem recursos excepcionais: estimativa 2027. Com REsp: 2027-2028.</w:t>
+            </w:r>
+          </w:p>
+        </w:tc>
+        <w:tc>
+          <w:tcPr>
+            <w:tcW w:type="dxa" w:w="1296"/>
+            <w:tcBorders>
+              <w:top w:val="single" w:color="999999" w:sz="4"/>
+              <w:left w:val="single" w:color="999999" w:sz="4"/>
+              <w:bottom w:val="single" w:color="999999" w:sz="4"/>
+              <w:right w:val="single" w:color="999999" w:sz="4"/>
+            </w:tcBorders>
+            <w:tcMar>
+              <w:top w:type="dxa" w:w="60"/>
+              <w:left w:type="dxa" w:w="100"/>
+              <w:bottom w:type="dxa" w:w="60"/>
+              <w:right w:type="dxa" w:w="100"/>
+            </w:tcMar>
+          </w:tcPr>
+          <w:p>
+            <w:pPr>
+              <w:spacing w:after="0" w:line="276"/>
+            </w:pPr>
+            <w:r>
+              <w:rPr>
+                <w:rFonts w:ascii="Times New Roman" w:cs="Times New Roman" w:eastAsia="Times New Roman" w:hAnsi="Times New Roman"/>
+                <w:b w:val="false"/>
+                <w:bCs w:val="false"/>
+                <w:sz w:val="20"/>
+                <w:szCs w:val="20"/>
+              </w:rPr>
+              <w:t xml:space="preserve">CPC 502, 1.003, §5º, 180, 183; CPC 1.026 (ED interrompem para todos).</w:t>
+            </w:r>
+          </w:p>
+        </w:tc>
+        <w:tc>
+          <w:tcPr>
+            <w:tcW w:type="dxa" w:w="1296"/>
+            <w:tcBorders>
+              <w:top w:val="single" w:color="999999" w:sz="4"/>
+              <w:left w:val="single" w:color="999999" w:sz="4"/>
+              <w:bottom w:val="single" w:color="999999" w:sz="4"/>
+              <w:right w:val="single" w:color="999999" w:sz="4"/>
+            </w:tcBorders>
+            <w:tcMar>
+              <w:top w:type="dxa" w:w="60"/>
+              <w:left w:type="dxa" w:w="100"/>
+              <w:bottom w:type="dxa" w:w="60"/>
+              <w:right w:type="dxa" w:w="100"/>
+            </w:tcMar>
+          </w:tcPr>
+          <w:p>
+            <w:pPr>
+              <w:spacing w:after="0" w:line="276"/>
+            </w:pPr>
+            <w:r>
+              <w:rPr>
+                <w:rFonts w:ascii="Times New Roman" w:cs="Times New Roman" w:eastAsia="Times New Roman" w:hAnsi="Times New Roman"/>
+                <w:b w:val="false"/>
+                <w:bCs w:val="false"/>
+                <w:sz w:val="20"/>
+                <w:szCs w:val="20"/>
+              </w:rPr>
+              <w:t xml:space="preserve">Certidão prematura (antes do prazo em dobro do MP) ou tardia; disputa sobre a data — que é o marco da tese do termo inicial dos prazos de 60/90/120 dias.</w:t>
+            </w:r>
+          </w:p>
+        </w:tc>
+        <w:tc>
+          <w:tcPr>
+            <w:tcW w:type="dxa" w:w="1296"/>
+            <w:tcBorders>
+              <w:top w:val="single" w:color="999999" w:sz="4"/>
+              <w:left w:val="single" w:color="999999" w:sz="4"/>
+              <w:bottom w:val="single" w:color="999999" w:sz="4"/>
+              <w:right w:val="single" w:color="999999" w:sz="4"/>
+            </w:tcBorders>
+            <w:tcMar>
+              <w:top w:type="dxa" w:w="60"/>
+              <w:left w:type="dxa" w:w="100"/>
+              <w:bottom w:type="dxa" w:w="60"/>
+              <w:right w:type="dxa" w:w="100"/>
+            </w:tcMar>
+          </w:tcPr>
+          <w:p>
+            <w:pPr>
+              <w:spacing w:after="0" w:line="276"/>
+            </w:pPr>
+            <w:r>
+              <w:rPr>
+                <w:rFonts w:ascii="Times New Roman" w:cs="Times New Roman" w:eastAsia="Times New Roman" w:hAnsi="Times New Roman"/>
+                <w:b w:val="false"/>
+                <w:bCs w:val="false"/>
+                <w:sz w:val="20"/>
+                <w:szCs w:val="20"/>
+              </w:rPr>
+              <w:t xml:space="preserve">Conferir a data certificada com a contagem própria. Se errada, petição de retificação imediata. Registrar a data em todos os controles do escritório.</w:t>
+            </w:r>
+          </w:p>
+        </w:tc>
+      </w:tr>
+      <w:tr>
+        <w:tc>
+          <w:tcPr>
+            <w:tcW w:type="dxa" w:w="1296"/>
+            <w:tcBorders>
+              <w:top w:val="single" w:color="999999" w:sz="4"/>
+              <w:left w:val="single" w:color="999999" w:sz="4"/>
+              <w:bottom w:val="single" w:color="999999" w:sz="4"/>
+              <w:right w:val="single" w:color="999999" w:sz="4"/>
+            </w:tcBorders>
+            <w:tcMar>
+              <w:top w:type="dxa" w:w="60"/>
+              <w:left w:type="dxa" w:w="100"/>
+              <w:bottom w:type="dxa" w:w="60"/>
+              <w:right w:type="dxa" w:w="100"/>
+            </w:tcMar>
+          </w:tcPr>
+          <w:p>
+            <w:pPr>
+              <w:spacing w:after="0" w:line="276"/>
+            </w:pPr>
+            <w:r>
+              <w:rPr>
+                <w:rFonts w:ascii="Times New Roman" w:cs="Times New Roman" w:eastAsia="Times New Roman" w:hAnsi="Times New Roman"/>
+                <w:b w:val="false"/>
+                <w:bCs w:val="false"/>
+                <w:sz w:val="20"/>
+                <w:szCs w:val="20"/>
+              </w:rPr>
+              <w:t xml:space="preserve">22</w:t>
+            </w:r>
+          </w:p>
+        </w:tc>
+        <w:tc>
+          <w:tcPr>
+            <w:tcW w:type="dxa" w:w="1296"/>
+            <w:tcBorders>
+              <w:top w:val="single" w:color="999999" w:sz="4"/>
+              <w:left w:val="single" w:color="999999" w:sz="4"/>
+              <w:bottom w:val="single" w:color="999999" w:sz="4"/>
+              <w:right w:val="single" w:color="999999" w:sz="4"/>
+            </w:tcBorders>
+            <w:tcMar>
+              <w:top w:type="dxa" w:w="60"/>
+              <w:left w:type="dxa" w:w="100"/>
+              <w:bottom w:type="dxa" w:w="60"/>
+              <w:right w:type="dxa" w:w="100"/>
+            </w:tcMar>
+          </w:tcPr>
+          <w:p>
+            <w:pPr>
+              <w:spacing w:after="0" w:line="276"/>
+            </w:pPr>
+            <w:r>
+              <w:rPr>
+                <w:rFonts w:ascii="Times New Roman" w:cs="Times New Roman" w:eastAsia="Times New Roman" w:hAnsi="Times New Roman"/>
+                <w:b w:val="false"/>
+                <w:bCs w:val="false"/>
+                <w:sz w:val="20"/>
+                <w:szCs w:val="20"/>
+              </w:rPr>
+              <w:t xml:space="preserve">Baixa dos autos ao 1º grau (Vara da Fazenda Pública da Comarca de São José, chave 409609497820) e intimação das partes do retorno. A sentença readquire eficácia (efeito suspensivo ex lege cessa).</w:t>
+            </w:r>
+          </w:p>
+        </w:tc>
+        <w:tc>
+          <w:tcPr>
+            <w:tcW w:type="dxa" w:w="1296"/>
+            <w:tcBorders>
+              <w:top w:val="single" w:color="999999" w:sz="4"/>
+              <w:left w:val="single" w:color="999999" w:sz="4"/>
+              <w:bottom w:val="single" w:color="999999" w:sz="4"/>
+              <w:right w:val="single" w:color="999999" w:sz="4"/>
+            </w:tcBorders>
+            <w:tcMar>
+              <w:top w:type="dxa" w:w="60"/>
+              <w:left w:type="dxa" w:w="100"/>
+              <w:bottom w:type="dxa" w:w="60"/>
+              <w:right w:type="dxa" w:w="100"/>
+            </w:tcMar>
+          </w:tcPr>
+          <w:p>
+            <w:pPr>
+              <w:spacing w:after="0" w:line="276"/>
+            </w:pPr>
+            <w:r>
+              <w:rPr>
+                <w:rFonts w:ascii="Times New Roman" w:cs="Times New Roman" w:eastAsia="Times New Roman" w:hAnsi="Times New Roman"/>
+                <w:b w:val="false"/>
+                <w:bCs w:val="false"/>
+                <w:sz w:val="20"/>
+                <w:szCs w:val="20"/>
+              </w:rPr>
+              <w:t xml:space="preserve">Secretaria do TJSC (baixa) e cartório da Vara da Fazenda Pública.</w:t>
+            </w:r>
+          </w:p>
+        </w:tc>
+        <w:tc>
+          <w:tcPr>
+            <w:tcW w:type="dxa" w:w="1296"/>
+            <w:tcBorders>
+              <w:top w:val="single" w:color="999999" w:sz="4"/>
+              <w:left w:val="single" w:color="999999" w:sz="4"/>
+              <w:bottom w:val="single" w:color="999999" w:sz="4"/>
+              <w:right w:val="single" w:color="999999" w:sz="4"/>
+            </w:tcBorders>
+            <w:tcMar>
+              <w:top w:type="dxa" w:w="60"/>
+              <w:left w:type="dxa" w:w="100"/>
+              <w:bottom w:type="dxa" w:w="60"/>
+              <w:right w:type="dxa" w:w="100"/>
+            </w:tcMar>
+          </w:tcPr>
+          <w:p>
+            <w:pPr>
+              <w:spacing w:after="0" w:line="276"/>
+            </w:pPr>
+            <w:r>
+              <w:rPr>
+                <w:rFonts w:ascii="Times New Roman" w:cs="Times New Roman" w:eastAsia="Times New Roman" w:hAnsi="Times New Roman"/>
+                <w:b w:val="false"/>
+                <w:bCs w:val="false"/>
+                <w:sz w:val="20"/>
+                <w:szCs w:val="20"/>
+              </w:rPr>
+              <w:t xml:space="preserve">Dias a poucas semanas após a certidão de trânsito [CONFERIR: norma da CGJ/RITJSC sobre remessa].</w:t>
+            </w:r>
+          </w:p>
+        </w:tc>
+        <w:tc>
+          <w:tcPr>
+            <w:tcW w:type="dxa" w:w="1296"/>
+            <w:tcBorders>
+              <w:top w:val="single" w:color="999999" w:sz="4"/>
+              <w:left w:val="single" w:color="999999" w:sz="4"/>
+              <w:bottom w:val="single" w:color="999999" w:sz="4"/>
+              <w:right w:val="single" w:color="999999" w:sz="4"/>
+            </w:tcBorders>
+            <w:tcMar>
+              <w:top w:type="dxa" w:w="60"/>
+              <w:left w:type="dxa" w:w="100"/>
+              <w:bottom w:type="dxa" w:w="60"/>
+              <w:right w:type="dxa" w:w="100"/>
+            </w:tcMar>
+          </w:tcPr>
+          <w:p>
+            <w:pPr>
+              <w:spacing w:after="0" w:line="276"/>
+            </w:pPr>
+            <w:r>
+              <w:rPr>
+                <w:rFonts w:ascii="Times New Roman" w:cs="Times New Roman" w:eastAsia="Times New Roman" w:hAnsi="Times New Roman"/>
+                <w:b w:val="false"/>
+                <w:bCs w:val="false"/>
+                <w:sz w:val="20"/>
+                <w:szCs w:val="20"/>
+              </w:rPr>
+              <w:t xml:space="preserve">CPC 1.012, caput (efeito suspensivo até o julgamento); RITJSC e normas da CGJ sobre remessa e baixa [CONFERIR].</w:t>
+            </w:r>
+          </w:p>
+        </w:tc>
+        <w:tc>
+          <w:tcPr>
+            <w:tcW w:type="dxa" w:w="1296"/>
+            <w:tcBorders>
+              <w:top w:val="single" w:color="999999" w:sz="4"/>
+              <w:left w:val="single" w:color="999999" w:sz="4"/>
+              <w:bottom w:val="single" w:color="999999" w:sz="4"/>
+              <w:right w:val="single" w:color="999999" w:sz="4"/>
+            </w:tcBorders>
+            <w:tcMar>
+              <w:top w:type="dxa" w:w="60"/>
+              <w:left w:type="dxa" w:w="100"/>
+              <w:bottom w:type="dxa" w:w="60"/>
+              <w:right w:type="dxa" w:w="100"/>
+            </w:tcMar>
+          </w:tcPr>
+          <w:p>
+            <w:pPr>
+              <w:spacing w:after="0" w:line="276"/>
+            </w:pPr>
+            <w:r>
+              <w:rPr>
+                <w:rFonts w:ascii="Times New Roman" w:cs="Times New Roman" w:eastAsia="Times New Roman" w:hAnsi="Times New Roman"/>
+                <w:b w:val="false"/>
+                <w:bCs w:val="false"/>
+                <w:sz w:val="20"/>
+                <w:szCs w:val="20"/>
+              </w:rPr>
+              <w:t xml:space="preserve">Cadastro do 1º grau ainda com 'Justiça gratuita: Deferida' (tela 'Custas' de 02/09/2026) e 'EIRELI' — confusão na liquidação de custas finais (a sentença isentou custas) e nas intimações. Intimação de retorno em nome de renunciantes.</w:t>
+            </w:r>
+          </w:p>
+        </w:tc>
+        <w:tc>
+          <w:tcPr>
+            <w:tcW w:type="dxa" w:w="1296"/>
+            <w:tcBorders>
+              <w:top w:val="single" w:color="999999" w:sz="4"/>
+              <w:left w:val="single" w:color="999999" w:sz="4"/>
+              <w:bottom w:val="single" w:color="999999" w:sz="4"/>
+              <w:right w:val="single" w:color="999999" w:sz="4"/>
+            </w:tcBorders>
+            <w:tcMar>
+              <w:top w:type="dxa" w:w="60"/>
+              <w:left w:type="dxa" w:w="100"/>
+              <w:bottom w:type="dxa" w:w="60"/>
+              <w:right w:type="dxa" w:w="100"/>
+            </w:tcMar>
+          </w:tcPr>
+          <w:p>
+            <w:pPr>
+              <w:spacing w:after="0" w:line="276"/>
+            </w:pPr>
+            <w:r>
+              <w:rPr>
+                <w:rFonts w:ascii="Times New Roman" w:cs="Times New Roman" w:eastAsia="Times New Roman" w:hAnsi="Times New Roman"/>
+                <w:b w:val="false"/>
+                <w:bCs w:val="false"/>
+                <w:sz w:val="20"/>
+                <w:szCs w:val="20"/>
+              </w:rPr>
+              <w:t xml:space="preserve">Petição imediata após a baixa: (i) juntar prova do cumprimento já ocorrido (alvará; atestado CBMSC vigente até 23/04/2027; documentos do Ev. 280); (ii) requerer cronograma e fixação do termo inicial dos prazos a partir da intimação pessoal; (iii) requerer que nenhuma multa incida sem prévia intimação pessoal (Tema 1296; Súmula 410/STJ); (iv) retificação do cadastro; (v) intimação exclusiva (CPC 272, §5º).</w:t>
+            </w:r>
+          </w:p>
+        </w:tc>
+      </w:tr>
+      <w:tr>
+        <w:tc>
+          <w:tcPr>
+            <w:tcW w:type="dxa" w:w="1296"/>
+            <w:tcBorders>
+              <w:top w:val="single" w:color="999999" w:sz="4"/>
+              <w:left w:val="single" w:color="999999" w:sz="4"/>
+              <w:bottom w:val="single" w:color="999999" w:sz="4"/>
+              <w:right w:val="single" w:color="999999" w:sz="4"/>
+            </w:tcBorders>
+            <w:tcMar>
+              <w:top w:type="dxa" w:w="60"/>
+              <w:left w:type="dxa" w:w="100"/>
+              <w:bottom w:type="dxa" w:w="60"/>
+              <w:right w:type="dxa" w:w="100"/>
+            </w:tcMar>
+          </w:tcPr>
+          <w:p>
+            <w:pPr>
+              <w:spacing w:after="0" w:line="276"/>
+            </w:pPr>
+            <w:r>
+              <w:rPr>
+                <w:rFonts w:ascii="Times New Roman" w:cs="Times New Roman" w:eastAsia="Times New Roman" w:hAnsi="Times New Roman"/>
+                <w:b w:val="false"/>
+                <w:bCs w:val="false"/>
+                <w:sz w:val="20"/>
+                <w:szCs w:val="20"/>
+              </w:rPr>
+              <w:t xml:space="preserve">23</w:t>
+            </w:r>
+          </w:p>
+        </w:tc>
+        <w:tc>
+          <w:tcPr>
+            <w:tcW w:type="dxa" w:w="1296"/>
+            <w:tcBorders>
+              <w:top w:val="single" w:color="999999" w:sz="4"/>
+              <w:left w:val="single" w:color="999999" w:sz="4"/>
+              <w:bottom w:val="single" w:color="999999" w:sz="4"/>
+              <w:right w:val="single" w:color="999999" w:sz="4"/>
+            </w:tcBorders>
+            <w:tcMar>
+              <w:top w:type="dxa" w:w="60"/>
+              <w:left w:type="dxa" w:w="100"/>
+              <w:bottom w:type="dxa" w:w="60"/>
+              <w:right w:type="dxa" w:w="100"/>
+            </w:tcMar>
+          </w:tcPr>
+          <w:p>
+            <w:pPr>
+              <w:spacing w:after="0" w:line="276"/>
+            </w:pPr>
+            <w:r>
+              <w:rPr>
+                <w:rFonts w:ascii="Times New Roman" w:cs="Times New Roman" w:eastAsia="Times New Roman" w:hAnsi="Times New Roman"/>
+                <w:b w:val="false"/>
+                <w:bCs w:val="false"/>
+                <w:sz w:val="20"/>
+                <w:szCs w:val="20"/>
+              </w:rPr>
+              <w:t xml:space="preserve">Cumprimento de sentença de obrigação de fazer: o juízo, de ofício ou a requerimento do MP, determina a intimação PESSOAL da Antunelli (na pessoa do administrador, Gabriel — CPC 75, VIII; atenção à divergência de endereço n. 1.003 x n. 1.100) para cumprir as 65 obrigações; só a partir daí pode incidir a multa. Impugnação em 15 dias. Multa de R$ 500,00/dia por obrigação, teto global R$ 200 mil (confessado pelo MP no Ev. 284); modificação da multa vincenda por excessividade ou cumprimento parcial superveniente; multa em ACP destinada ao fundo da Lei 7.347/1985, art. 13 [CONFERIR].</w:t>
+            </w:r>
+          </w:p>
+        </w:tc>
+        <w:tc>
+          <w:tcPr>
+            <w:tcW w:type="dxa" w:w="1296"/>
+            <w:tcBorders>
+              <w:top w:val="single" w:color="999999" w:sz="4"/>
+              <w:left w:val="single" w:color="999999" w:sz="4"/>
+              <w:bottom w:val="single" w:color="999999" w:sz="4"/>
+              <w:right w:val="single" w:color="999999" w:sz="4"/>
+            </w:tcBorders>
+            <w:tcMar>
+              <w:top w:type="dxa" w:w="60"/>
+              <w:left w:type="dxa" w:w="100"/>
+              <w:bottom w:type="dxa" w:w="60"/>
+              <w:right w:type="dxa" w:w="100"/>
+            </w:tcMar>
+          </w:tcPr>
+          <w:p>
+            <w:pPr>
+              <w:spacing w:after="0" w:line="276"/>
+            </w:pPr>
+            <w:r>
+              <w:rPr>
+                <w:rFonts w:ascii="Times New Roman" w:cs="Times New Roman" w:eastAsia="Times New Roman" w:hAnsi="Times New Roman"/>
+                <w:b w:val="false"/>
+                <w:bCs w:val="false"/>
+                <w:sz w:val="20"/>
+                <w:szCs w:val="20"/>
+              </w:rPr>
+              <w:t xml:space="preserve">Juízo da Vara da Fazenda Pública de São José (Dr. Fernando Yazbek Zazini ou sucessor); MP (11ª PJ de São José) como exequente; Município (nova inspeção determinada na sentença).</w:t>
+            </w:r>
+          </w:p>
+        </w:tc>
+        <w:tc>
+          <w:tcPr>
+            <w:tcW w:type="dxa" w:w="1296"/>
+            <w:tcBorders>
+              <w:top w:val="single" w:color="999999" w:sz="4"/>
+              <w:left w:val="single" w:color="999999" w:sz="4"/>
+              <w:bottom w:val="single" w:color="999999" w:sz="4"/>
+              <w:right w:val="single" w:color="999999" w:sz="4"/>
+            </w:tcBorders>
+            <w:tcMar>
+              <w:top w:type="dxa" w:w="60"/>
+              <w:left w:type="dxa" w:w="100"/>
+              <w:bottom w:type="dxa" w:w="60"/>
+              <w:right w:type="dxa" w:w="100"/>
+            </w:tcMar>
+          </w:tcPr>
+          <w:p>
+            <w:pPr>
+              <w:spacing w:after="0" w:line="276"/>
+            </w:pPr>
+            <w:r>
+              <w:rPr>
+                <w:rFonts w:ascii="Times New Roman" w:cs="Times New Roman" w:eastAsia="Times New Roman" w:hAnsi="Times New Roman"/>
+                <w:b w:val="false"/>
+                <w:bCs w:val="false"/>
+                <w:sz w:val="20"/>
+                <w:szCs w:val="20"/>
+              </w:rPr>
+              <w:t xml:space="preserve">Prazos da sentença (16 imediatas; 33 em 60 dias; 13 em 90 dias; 3 em 120 dias) contados — tese da Antunelli — da intimação pessoal para cumprir, porque a sentença esteve suspensa (CPC 1.012; 537, §4º). Impugnação: 15 dias úteis (CPC 536, §4º c/c 525). Prazo da nova inspeção do Município: [CONFERIR NO EPROC: dispositivo da sentença Ev. 271].</w:t>
+            </w:r>
+          </w:p>
+        </w:tc>
+        <w:tc>
+          <w:tcPr>
+            <w:tcW w:type="dxa" w:w="1296"/>
+            <w:tcBorders>
+              <w:top w:val="single" w:color="999999" w:sz="4"/>
+              <w:left w:val="single" w:color="999999" w:sz="4"/>
+              <w:bottom w:val="single" w:color="999999" w:sz="4"/>
+              <w:right w:val="single" w:color="999999" w:sz="4"/>
+            </w:tcBorders>
+            <w:tcMar>
+              <w:top w:type="dxa" w:w="60"/>
+              <w:left w:type="dxa" w:w="100"/>
+              <w:bottom w:type="dxa" w:w="60"/>
+              <w:right w:type="dxa" w:w="100"/>
+            </w:tcMar>
+          </w:tcPr>
+          <w:p>
+            <w:pPr>
+              <w:spacing w:after="0" w:line="276"/>
+            </w:pPr>
+            <w:r>
+              <w:rPr>
+                <w:rFonts w:ascii="Times New Roman" w:cs="Times New Roman" w:eastAsia="Times New Roman" w:hAnsi="Times New Roman"/>
+                <w:b w:val="false"/>
+                <w:bCs w:val="false"/>
+                <w:sz w:val="20"/>
+                <w:szCs w:val="20"/>
+              </w:rPr>
+              <w:t xml:space="preserve">CPC 536, caput e §§1º e 4º; 537, §§1º, 3º e 4º; 525; 924, II (extinção pela satisfação); Tema 1296/STJ (tese: prévia intimação pessoal do devedor é pressuposto da multa; Súmula 410/STJ mantida sob o CPC/2015); CPC 927, III.</w:t>
+            </w:r>
+          </w:p>
+        </w:tc>
+        <w:tc>
+          <w:tcPr>
+            <w:tcW w:type="dxa" w:w="1296"/>
+            <w:tcBorders>
+              <w:top w:val="single" w:color="999999" w:sz="4"/>
+              <w:left w:val="single" w:color="999999" w:sz="4"/>
+              <w:bottom w:val="single" w:color="999999" w:sz="4"/>
+              <w:right w:val="single" w:color="999999" w:sz="4"/>
+            </w:tcBorders>
+            <w:tcMar>
+              <w:top w:type="dxa" w:w="60"/>
+              <w:left w:type="dxa" w:w="100"/>
+              <w:bottom w:type="dxa" w:w="60"/>
+              <w:right w:type="dxa" w:w="100"/>
+            </w:tcMar>
+          </w:tcPr>
+          <w:p>
+            <w:pPr>
+              <w:spacing w:after="0" w:line="276"/>
+            </w:pPr>
+            <w:r>
+              <w:rPr>
+                <w:rFonts w:ascii="Times New Roman" w:cs="Times New Roman" w:eastAsia="Times New Roman" w:hAnsi="Times New Roman"/>
+                <w:b w:val="false"/>
+                <w:bCs w:val="false"/>
+                <w:sz w:val="20"/>
+                <w:szCs w:val="20"/>
+              </w:rPr>
+              <w:t xml:space="preserve">Leitura 'material' dos prazos: multa retroativa desde 23/06, 23/07 e 22/08/2026 → R$ 32.500,00/dia, teto de R$ 200 mil esgotado em ~7 dias. Início da execução da multa antes de perícia/inspeção. Município excluído → tudo, inclusive calçadas (bem público), sobre a Antunelli.</w:t>
+            </w:r>
+          </w:p>
+        </w:tc>
+        <w:tc>
+          <w:tcPr>
+            <w:tcW w:type="dxa" w:w="1296"/>
+            <w:tcBorders>
+              <w:top w:val="single" w:color="999999" w:sz="4"/>
+              <w:left w:val="single" w:color="999999" w:sz="4"/>
+              <w:bottom w:val="single" w:color="999999" w:sz="4"/>
+              <w:right w:val="single" w:color="999999" w:sz="4"/>
+            </w:tcBorders>
+            <w:tcMar>
+              <w:top w:type="dxa" w:w="60"/>
+              <w:left w:type="dxa" w:w="100"/>
+              <w:bottom w:type="dxa" w:w="60"/>
+              <w:right w:type="dxa" w:w="100"/>
+            </w:tcMar>
+          </w:tcPr>
+          <w:p>
+            <w:pPr>
+              <w:spacing w:after="0" w:line="276"/>
+            </w:pPr>
+            <w:r>
+              <w:rPr>
+                <w:rFonts w:ascii="Times New Roman" w:cs="Times New Roman" w:eastAsia="Times New Roman" w:hAnsi="Times New Roman"/>
+                <w:b w:val="false"/>
+                <w:bCs w:val="false"/>
+                <w:sz w:val="20"/>
+                <w:szCs w:val="20"/>
+              </w:rPr>
+              <w:t xml:space="preserve">Impugnar em 15 dias (536, §4º/525): ausência de intimação pessoal prévia (Tema 1296); termo inicial no trânsito; cumprimento comprovado (extinção parcial, 924, II); pedir inspeção/perícia antes de qualquer multa; pedir redução/exclusão da multa vincenda (537, §1º, I e II). Manter documentação de cumprimento contínuo (alvará, VISA, CBMSC) e o processo de readequação do alvará na VISA-SJ em ordem.</w:t>
+            </w:r>
+          </w:p>
+        </w:tc>
+      </w:tr>
+    </w:tbl>
+    <w:p>
+      <w:pPr>
+        <w:spacing w:after="120"/>
+      </w:pPr>
+    </w:p>
+    <w:p>
+      <w:pPr>
+        <w:keepNext/>
+        <w:spacing w:after="180" w:before="360" w:line="360"/>
+        <w:jc w:val="left"/>
+      </w:pPr>
+      <w:r>
+        <w:rPr>
+          <w:rFonts w:ascii="Times New Roman" w:cs="Times New Roman" w:eastAsia="Times New Roman" w:hAnsi="Times New Roman"/>
+          <w:b/>
+          <w:bCs/>
+          <w:sz w:val="24"/>
+          <w:szCs w:val="24"/>
+        </w:rPr>
+        <w:t xml:space="preserve">Apêndice B — Ramificações de risco</w:t>
+      </w:r>
+    </w:p>
+    <w:p>
+      <w:pPr>
+        <w:pStyle w:val="ListParagraph"/>
+        <w:numPr>
+          <w:ilvl w:val="0"/>
+          <w:numId w:val="2"/>
+        </w:numPr>
+        <w:spacing w:after="80" w:line="360"/>
+        <w:jc w:val="both"/>
+      </w:pPr>
+      <w:r>
+        <w:rPr>
+          <w:rFonts w:ascii="Times New Roman" w:cs="Times New Roman" w:eastAsia="Times New Roman" w:hAnsi="Times New Roman"/>
+          <w:b/>
+          <w:bCs/>
+          <w:sz w:val="24"/>
+          <w:szCs w:val="24"/>
+        </w:rPr>
+        <w:t xml:space="preserve">[baixa] (a) Relator considera a comprovação do preparo insuficiente ou irregular (valor divergente das guias de maio — R$ 724,33/724,18 x R$ 720,00 —, guia não localizada como paga, comprovante ilegível ou 'agendamento' em vez de pagamento).</w:t>
+      </w:r>
+      <w:r>
+        <w:rPr>
+          <w:rFonts w:ascii="Times New Roman" w:cs="Times New Roman" w:eastAsia="Times New Roman" w:hAnsi="Times New Roman"/>
+          <w:sz w:val="24"/>
+          <w:szCs w:val="24"/>
+        </w:rPr>
+        <w:t xml:space="preserve"> Consequência: Intimação para complementar/sanar em 5 dias úteis (CPC 1.007, §§2º e 7º; 932, p.ú.). Se o relator saltar a intimação e decretar deserção: apelação não conhecida monocraticamente, sentença eficaz após o trânsito da decisão, 65 obrigações exigíveis. Resposta: Complementar ou juntar extrato bancário autenticado no 1º dia do prazo. Contra decreto de deserção sem intimação: agravo interno em 15 dias úteis, sem preparo (CPC 1.021; RITJSC 293, p.ú.), invocando CPC 1.007, §§2º, 6º e 7º, o justo impedimento documentado (Doc. 4: tarja sistêmica, Cartilha 5.2, e-mails da DCDP de 02/09), a guia gerada pelo próprio Tribunal no valor de R$ 720,00 e a inaplicabilidade do §4º (houve requerimento nas razões, CPC 99, §7º, e prazo judicial para recolhimento simples).</w:t>
+      </w:r>
+    </w:p>
+    <w:p>
+      <w:pPr>
+        <w:pStyle w:val="ListParagraph"/>
+        <w:numPr>
+          <w:ilvl w:val="0"/>
+          <w:numId w:val="2"/>
+        </w:numPr>
+        <w:spacing w:after="80" w:line="360"/>
+        <w:jc w:val="both"/>
+      </w:pPr>
+      <w:r>
+        <w:rPr>
+          <w:rFonts w:ascii="Times New Roman" w:cs="Times New Roman" w:eastAsia="Times New Roman" w:hAnsi="Times New Roman"/>
+          <w:b/>
+          <w:bCs/>
+          <w:sz w:val="24"/>
+          <w:szCs w:val="24"/>
+        </w:rPr>
+        <w:t xml:space="preserve">[alta] (b) Relator aplica a Súmula 51/TJSC e declara prejudicado (ou homologa a desistência do) pedido de gratuidade — efeito desejado.</w:t>
+      </w:r>
+      <w:r>
+        <w:rPr>
+          <w:rFonts w:ascii="Times New Roman" w:cs="Times New Roman" w:eastAsia="Times New Roman" w:hAnsi="Times New Roman"/>
+          <w:sz w:val="24"/>
+          <w:szCs w:val="24"/>
+        </w:rPr>
+        <w:t xml:space="preserve"> Consequência: Não conhecimento do recurso 'no ponto' da gratuidade, e só nele; a apelação segue integralmente conhecida no mais. Sem custas adicionais no 2º grau. Para recursos futuros (REsp/RE/agravo em REsp) a Antunelli pagará preparo integral — não cabe reabrir a gratuidade. Resposta: Não embargar nem agravar. Orçar desde já as custas de eventual REsp/RE. Manter a coerência: em nenhuma peça futura pedir gratuidade.</w:t>
+      </w:r>
+    </w:p>
+    <w:p>
+      <w:pPr>
+        <w:pStyle w:val="ListParagraph"/>
+        <w:numPr>
+          <w:ilvl w:val="0"/>
+          <w:numId w:val="2"/>
+        </w:numPr>
+        <w:spacing w:after="80" w:line="360"/>
+        <w:jc w:val="both"/>
+      </w:pPr>
+      <w:r>
+        <w:rPr>
+          <w:rFonts w:ascii="Times New Roman" w:cs="Times New Roman" w:eastAsia="Times New Roman" w:hAnsi="Times New Roman"/>
+          <w:b/>
+          <w:bCs/>
+          <w:sz w:val="24"/>
+          <w:szCs w:val="24"/>
+        </w:rPr>
+        <w:t xml:space="preserve">[media] (c) Relator questiona a representação ao ver a procuração de reforço (apelação assinada com base nos Ev. 21/38, anteriores à revogação do Ev. 93) ou entende que a assinatura da outorgante não está demonstrada.</w:t>
+      </w:r>
+      <w:r>
+        <w:rPr>
+          <w:rFonts w:ascii="Times New Roman" w:cs="Times New Roman" w:eastAsia="Times New Roman" w:hAnsi="Times New Roman"/>
+          <w:sz w:val="24"/>
+          <w:szCs w:val="24"/>
+        </w:rPr>
+        <w:t xml:space="preserve"> Consequência: Intimação para sanar em 5 dias úteis (CPC 76, caput; 932, p.ú.). Não sanado: não conhecimento (CPC 76, §2º, I). Se ignorada a ratificação juntada e o relator tratar o ato como inexistente, risco de não conhecimento monocrático → agravo interno. Resposta: Responder no 1º dia com a cadeia completa: Ev. 21/38 → Ev. 93 (revogação) → Ev. 211/256 (renúncia, nunca processada) → Sétima Alteração (08/06/2021: sócio único e administrador isolado) → Ev. 257 (manifestação como sócio e advogado, com contrato social) → procuração com ratificação expressa. Base: CPC 104, §2º (ineficácia, não inexistência), CC 662, p.ú. (retroação), CC 1.018 e CPC 75, VIII (administrador constitui mandatário), CPC 105, §§1º e 2º. Se a objeção for à assinatura, juntar nova procuração assinada com e-CNPJ da Antunelli ou de punho digitalizado, sem admitir vício. Contra não conhecimento monocrático: agravo interno em 15 dias úteis.</w:t>
+      </w:r>
+    </w:p>
+    <w:p>
+      <w:pPr>
+        <w:pStyle w:val="ListParagraph"/>
+        <w:numPr>
+          <w:ilvl w:val="0"/>
+          <w:numId w:val="2"/>
+        </w:numPr>
+        <w:spacing w:after="80" w:line="360"/>
+        <w:jc w:val="both"/>
+      </w:pPr>
+      <w:r>
+        <w:rPr>
+          <w:rFonts w:ascii="Times New Roman" w:cs="Times New Roman" w:eastAsia="Times New Roman" w:hAnsi="Times New Roman"/>
+          <w:b/>
+          <w:bCs/>
+          <w:sz w:val="24"/>
+          <w:szCs w:val="24"/>
+        </w:rPr>
+        <w:t xml:space="preserve">[media] (d) Decisão monocrática do relator (CPC 932, III, IV ou V) negando provimento ou não conhecendo, em vez de levar ao colegiado.</w:t>
+      </w:r>
+      <w:r>
+        <w:rPr>
+          <w:rFonts w:ascii="Times New Roman" w:cs="Times New Roman" w:eastAsia="Times New Roman" w:hAnsi="Times New Roman"/>
+          <w:sz w:val="24"/>
+          <w:szCs w:val="24"/>
+        </w:rPr>
+        <w:t xml:space="preserve"> Consequência: Sem sessão, sem sustentação oral, sem art. 942. Abre-se o agravo interno de 15 dias úteis, sem preparo (RITJSC 293, p.ú.), julgado pela 2ª CDP; o acórdão do agravo é que exaure a instância. Multa de 1% a 5% do valor atualizado da causa se o agravo for unanimemente inadmissível ou improcedente (CPC 1.021, §4º). Resposta: Agravo interno específico, fundamento por fundamento (1.021, §1º), demonstrando que o rol do 932, IV/V, é taxativo e que não há súmula ou repetitivo que resolva o mérito; pedir retratação (§2º) e julgamento colegiado; prequestionar. Não repetir a apelação (dialeticidade). Depois: ED e REsp/RE contra o acórdão do agravo.</w:t>
+      </w:r>
+    </w:p>
+    <w:p>
+      <w:pPr>
+        <w:pStyle w:val="ListParagraph"/>
+        <w:numPr>
+          <w:ilvl w:val="0"/>
+          <w:numId w:val="2"/>
+        </w:numPr>
+        <w:spacing w:after="80" w:line="360"/>
+        <w:jc w:val="both"/>
+      </w:pPr>
+      <w:r>
+        <w:rPr>
+          <w:rFonts w:ascii="Times New Roman" w:cs="Times New Roman" w:eastAsia="Times New Roman" w:hAnsi="Times New Roman"/>
+          <w:b/>
+          <w:bCs/>
+          <w:sz w:val="24"/>
+          <w:szCs w:val="24"/>
+        </w:rPr>
+        <w:t xml:space="preserve">[media] (e) O Ministério Público (ou o Município) interpõe embargos de declaração e/ou REsp — verossímil apenas se houver provimento parcial em favor da Antunelli (redução do teto, alongamento de prazos, extinção parcial, calçadas ao Município).</w:t>
+      </w:r>
+      <w:r>
+        <w:rPr>
+          <w:rFonts w:ascii="Times New Roman" w:cs="Times New Roman" w:eastAsia="Times New Roman" w:hAnsi="Times New Roman"/>
+          <w:sz w:val="24"/>
+          <w:szCs w:val="24"/>
+        </w:rPr>
+        <w:t xml:space="preserve"> Consequência: Prazos em dobro para MP e Município (ED: 10 dias úteis; REsp/RE: 30 dias úteis — CPC 180 e 183) e isenção de preparo; o trânsito é adiado por meses ou anos. Enquanto pende recurso excepcional da Antunelli sem efeito suspensivo, o MP pode promover cumprimento provisório das obrigações (CPC 520), com a multa apenas depositada (CPC 537, §3º). Resposta: Contrarrazões em 15 dias úteis (CPC 1.023, §2º, para ED com efeito infringente: 5 dias; CPC 1.030 para REsp/RE), com preliminares de inadmissibilidade (Súmula 7; prequestionamento; dialeticidade). Se instaurado cumprimento provisório, pedir efeito suspensivo ao REsp (CPC 1.029, §5º) e impugnar (536, §4º/525), sempre invocando o Tema 1296.</w:t>
+      </w:r>
+    </w:p>
+    <w:p>
+      <w:pPr>
+        <w:pStyle w:val="ListParagraph"/>
+        <w:numPr>
+          <w:ilvl w:val="0"/>
+          <w:numId w:val="2"/>
+        </w:numPr>
+        <w:spacing w:after="80" w:line="360"/>
+        <w:jc w:val="both"/>
+      </w:pPr>
+      <w:r>
+        <w:rPr>
+          <w:rFonts w:ascii="Times New Roman" w:cs="Times New Roman" w:eastAsia="Times New Roman" w:hAnsi="Times New Roman"/>
+          <w:b/>
+          <w:bCs/>
+          <w:sz w:val="24"/>
+          <w:szCs w:val="24"/>
+        </w:rPr>
+        <w:t xml:space="preserve">[alta] (f) Desprovimento integral das duas apelações (parecer da PGJ nesse sentido) e trânsito em julgado → retomada dos prazos das 65 obrigações.</w:t>
+      </w:r>
+      <w:r>
+        <w:rPr>
+          <w:rFonts w:ascii="Times New Roman" w:cs="Times New Roman" w:eastAsia="Times New Roman" w:hAnsi="Times New Roman"/>
+          <w:sz w:val="24"/>
+          <w:szCs w:val="24"/>
+        </w:rPr>
+        <w:t xml:space="preserve"> Consequência: Sentença exigível: 16 obrigações imediatas; 33 em 60 dias; 13 em 90 dias; 3 em 120 dias. Disputa sobre o termo inicial: (i) tese da Antunelli — da intimação pessoal para cumprir, após o trânsito, porque a sentença esteve suspensa (CPC 1.012; 537, §4º; Tema 1296); (ii) tese adversa — prazos já vencidos em 23/06, 23/07 e 22/08/2026, com multa retroativa (R$ 32.500/dia; teto de R$ 200 mil em ~7 dias). Município obrigado à nova inspeção. Resposta: Antes do trânsito: ED para fixar no acórdão o termo inicial e o teto global (confissão do MP, Ev. 284). No 1º grau: petição imediata após a baixa com prova do cumprimento; exigir intimação pessoal prévia (Tema 1296/Súmula 410); impugnação em 15 dias; perícia/inspeção antes de qualquer multa; redução da vincenda (537, §1º); extinção parcial pela satisfação (924, II). Meta: impedir que a multa vença (o Tema 1442 trava a discussão de multa já vencida no STJ).</w:t>
+      </w:r>
+    </w:p>
+    <w:p>
+      <w:pPr>
+        <w:pStyle w:val="ListParagraph"/>
+        <w:numPr>
+          <w:ilvl w:val="0"/>
+          <w:numId w:val="2"/>
+        </w:numPr>
+        <w:spacing w:after="80" w:line="360"/>
+        <w:jc w:val="both"/>
+      </w:pPr>
+      <w:r>
+        <w:rPr>
+          <w:rFonts w:ascii="Times New Roman" w:cs="Times New Roman" w:eastAsia="Times New Roman" w:hAnsi="Times New Roman"/>
+          <w:b/>
+          <w:bCs/>
+          <w:sz w:val="24"/>
+          <w:szCs w:val="24"/>
+        </w:rPr>
+        <w:t xml:space="preserve">[media] (g) Provimento parcial (de uma ou de ambas as apelações): redução/limitação das astreintes, alongamento de prazos, extinção de obrigações cumpridas (CPC 487, III), redistribuição das calçadas; ou, no sentido inverso, exclusão do Município e responsabilidade exclusiva da Antunelli pelas calçadas (pedidos 'b' e 'd' do Ev. 288).</w:t>
+      </w:r>
+      <w:r>
+        <w:rPr>
+          <w:rFonts w:ascii="Times New Roman" w:cs="Times New Roman" w:eastAsia="Times New Roman" w:hAnsi="Times New Roman"/>
+          <w:sz w:val="24"/>
+          <w:szCs w:val="24"/>
+        </w:rPr>
+        <w:t xml:space="preserve"> Consequência: Capítulos reformados podem ser impugnados por MP e Município (prazos em dobro); capítulos não impugnados transitam em separado. Divergência parcial de votos aciona o art. 942. Se o Município for excluído, todo o ônus (inclusive logradouro público) recai sobre a ré. Resposta: Avaliar não recorrer dos capítulos favoráveis para consolidá-los; ED apenas nas omissões que prejudiquem o cumprimento (termo inicial, teto). Contra a exclusão do Município e a atribuição exclusiva das calçadas: ED para prequestionar CF 30, VIII, e 182 e a natureza pública do bem; depois RE (com preliminar de repercussão geral) e REsp no que couber.</w:t>
+      </w:r>
+    </w:p>
+    <w:p>
+      <w:pPr>
+        <w:pStyle w:val="ListParagraph"/>
+        <w:numPr>
+          <w:ilvl w:val="0"/>
+          <w:numId w:val="2"/>
+        </w:numPr>
+        <w:spacing w:after="80" w:line="360"/>
+        <w:jc w:val="both"/>
+      </w:pPr>
+      <w:r>
+        <w:rPr>
+          <w:rFonts w:ascii="Times New Roman" w:cs="Times New Roman" w:eastAsia="Times New Roman" w:hAnsi="Times New Roman"/>
+          <w:b/>
+          <w:bCs/>
+          <w:sz w:val="24"/>
+          <w:szCs w:val="24"/>
+        </w:rPr>
+        <w:t xml:space="preserve">[media] (h) Pagamento por boleto ainda não compensado no dia do protocolo (ou no dia da conclusão ao relator); guia ID 51010131 exibida como 'em aberto'.</w:t>
+      </w:r>
+      <w:r>
+        <w:rPr>
+          <w:rFonts w:ascii="Times New Roman" w:cs="Times New Roman" w:eastAsia="Times New Roman" w:hAnsi="Times New Roman"/>
+          <w:sz w:val="24"/>
+          <w:szCs w:val="24"/>
+        </w:rPr>
+        <w:t xml:space="preserve"> Consequência: Certidão de 'recolhimento não localizado' → intimação para sanar ou leitura de que a comprovação foi intempestiva. Resposta: Juntar já no protocolo o comprovante bancário (não mero agendamento); em 08/09, conferir a baixa da guia; se em aberto, e-mail à DCDP e petição com extrato autenticado, lembrando a Resolução CM n. 3/2019, art. 1º, §4º (vencimento do boleto não influi no prazo processual) [CONFERIR TEXTO] e que o pagamento ocorreu em 02/09, dentro do prazo. Preferir cartão em pagamentos futuros (STJ/STF).</w:t>
+      </w:r>
+    </w:p>
+    <w:p>
+      <w:pPr>
+        <w:pStyle w:val="ListParagraph"/>
+        <w:numPr>
+          <w:ilvl w:val="0"/>
+          <w:numId w:val="2"/>
+        </w:numPr>
+        <w:spacing w:after="80" w:line="360"/>
+        <w:jc w:val="both"/>
+      </w:pPr>
+      <w:r>
+        <w:rPr>
+          <w:rFonts w:ascii="Times New Roman" w:cs="Times New Roman" w:eastAsia="Times New Roman" w:hAnsi="Times New Roman"/>
+          <w:b/>
+          <w:bCs/>
+          <w:sz w:val="24"/>
+          <w:szCs w:val="24"/>
+        </w:rPr>
+        <w:t xml:space="preserve">[media] (i) Pedido de vista, adiamento, retirada de pauta ou reinclusão após objeção ao virtual.</w:t>
+      </w:r>
+      <w:r>
+        <w:rPr>
+          <w:rFonts w:ascii="Times New Roman" w:cs="Times New Roman" w:eastAsia="Times New Roman" w:hAnsi="Times New Roman"/>
+          <w:sz w:val="24"/>
+          <w:szCs w:val="24"/>
+        </w:rPr>
+        <w:t xml:space="preserve"> Consequência: Atraso de 1 a 2 sessões (CPC 940: vista de 10 dias, prorrogáveis por 10). A inscrição para sustentação oral deve ser renovada a cada nova inclusão em pauta (RITJSC 142-M, II [CONFERIR TEXTO]; 176). Resposta: Nova vigia da pauta; nova inscrição (2 dias úteis antes); manter o roteiro atualizado com o que já foi dito pelo relator, se houver voto proferido.</w:t>
+      </w:r>
+    </w:p>
+    <w:p>
+      <w:pPr>
+        <w:pStyle w:val="ListParagraph"/>
+        <w:numPr>
+          <w:ilvl w:val="0"/>
+          <w:numId w:val="2"/>
+        </w:numPr>
+        <w:spacing w:after="80" w:line="360"/>
+        <w:jc w:val="both"/>
+      </w:pPr>
+      <w:r>
+        <w:rPr>
+          <w:rFonts w:ascii="Times New Roman" w:cs="Times New Roman" w:eastAsia="Times New Roman" w:hAnsi="Times New Roman"/>
+          <w:b/>
+          <w:bCs/>
+          <w:sz w:val="24"/>
+          <w:szCs w:val="24"/>
+        </w:rPr>
+        <w:t xml:space="preserve">[alta] (j) Sobrestamento do REsp da Antunelli pelo Tema 1442/STJ (modificação de astreintes vencidas; art. 537, §1º), na 2ª Vice-Presidência ou no STJ.</w:t>
+      </w:r>
+      <w:r>
+        <w:rPr>
+          <w:rFonts w:ascii="Times New Roman" w:cs="Times New Roman" w:eastAsia="Times New Roman" w:hAnsi="Times New Roman"/>
+          <w:sz w:val="24"/>
+          <w:szCs w:val="24"/>
+        </w:rPr>
+        <w:t xml:space="preserve"> Consequência: REsp parado por tempo indeterminado (CPC 1.030, III; 1.037, II); enquanto isso, cumprimento provisório possível no 1º grau. Resposta: Não fundar o REsp em 'redução de multa vencida'. Fundar no Tema 1296 (multa nunca incidiu por falta de intimação pessoal — não há multa 'vencida'), no CPC 1.012/537, §4º (termo inicial) e em violações processuais. Se sobrestado, requerimento de distinção (CPC 1.037, §§9º a 13) em 5 dias da intimação do sobrestamento.</w:t>
+      </w:r>
+    </w:p>
+    <w:p>
+      <w:pPr>
+        <w:pStyle w:val="ListParagraph"/>
+        <w:numPr>
+          <w:ilvl w:val="0"/>
+          <w:numId w:val="2"/>
+        </w:numPr>
+        <w:spacing w:after="80" w:line="360"/>
+        <w:jc w:val="both"/>
+      </w:pPr>
+      <w:r>
+        <w:rPr>
+          <w:rFonts w:ascii="Times New Roman" w:cs="Times New Roman" w:eastAsia="Times New Roman" w:hAnsi="Times New Roman"/>
+          <w:b/>
+          <w:bCs/>
+          <w:sz w:val="24"/>
+          <w:szCs w:val="24"/>
+        </w:rPr>
+        <w:t xml:space="preserve">[baixa] (k) Não conhecimento de recurso futuro (agravo interno, ED, REsp) por ofensa à dialeticidade — a 2ª CDP já não conheceu recurso que repetia peça anterior (análise de 16/08/2026, §6.10) [CONFERIR: número do acórdão].</w:t>
+      </w:r>
+      <w:r>
+        <w:rPr>
+          <w:rFonts w:ascii="Times New Roman" w:cs="Times New Roman" w:eastAsia="Times New Roman" w:hAnsi="Times New Roman"/>
+          <w:sz w:val="24"/>
+          <w:szCs w:val="24"/>
+        </w:rPr>
+        <w:t xml:space="preserve"> Consequência: Recurso não conhecido; perda da instância; multa possível (CPC 1.021, §4º; 1.026, §2º). Resposta: Cada recurso dialoga com a decisão atacada, ponto a ponto; nunca colar a apelação ou os memoriais.</w:t>
+      </w:r>
+    </w:p>
+    <w:p>
+      <w:pPr>
+        <w:pStyle w:val="ListParagraph"/>
+        <w:numPr>
+          <w:ilvl w:val="0"/>
+          <w:numId w:val="2"/>
+        </w:numPr>
+        <w:spacing w:after="80" w:line="360"/>
+        <w:jc w:val="both"/>
+      </w:pPr>
+      <w:r>
+        <w:rPr>
+          <w:rFonts w:ascii="Times New Roman" w:cs="Times New Roman" w:eastAsia="Times New Roman" w:hAnsi="Times New Roman"/>
+          <w:b/>
+          <w:bCs/>
+          <w:sz w:val="24"/>
+          <w:szCs w:val="24"/>
+        </w:rPr>
+        <w:t xml:space="preserve">[media] (l) Intimações da fase recursal ou do cumprimento de sentença expedidas em nome das renunciantes ou de advogado revogado, com decurso em branco (repetição dos Ev. 90/97 de 2020).</w:t>
+      </w:r>
+      <w:r>
+        <w:rPr>
+          <w:rFonts w:ascii="Times New Roman" w:cs="Times New Roman" w:eastAsia="Times New Roman" w:hAnsi="Times New Roman"/>
+          <w:sz w:val="24"/>
+          <w:szCs w:val="24"/>
+        </w:rPr>
+        <w:t xml:space="preserve"> Consequência: Perda de prazos fatais (ED de 5 dias; REsp de 15; impugnação de 15) sem que o advogado veja a publicação. Resposta: Etapa 2 (desabilitação e intimação exclusiva, CPC 272, §§2º e 5º) nos dois graus; se ocorrer, arguir nulidade na primeira oportunidade (CPC 272, §8º, e 278) com prova do requerimento de intimação exclusiva (Ev. 40 e 65 do 1º grau e a nova petição).</w:t>
+      </w:r>
+    </w:p>
+    <w:p>
+      <w:pPr>
+        <w:keepNext/>
+        <w:spacing w:after="180" w:before="360" w:line="360"/>
+        <w:jc w:val="left"/>
+      </w:pPr>
+      <w:r>
+        <w:rPr>
+          <w:rFonts w:ascii="Times New Roman" w:cs="Times New Roman" w:eastAsia="Times New Roman" w:hAnsi="Times New Roman"/>
+          <w:b/>
+          <w:bCs/>
+          <w:sz w:val="24"/>
+          <w:szCs w:val="24"/>
+        </w:rPr>
+        <w:t xml:space="preserve">Apêndice C — Prazos a vigiar</w:t>
+      </w:r>
+    </w:p>
+    <w:p>
+      <w:pPr>
+        <w:pStyle w:val="ListParagraph"/>
+        <w:numPr>
+          <w:ilvl w:val="0"/>
+          <w:numId w:val="2"/>
+        </w:numPr>
+        <w:spacing w:after="80" w:line="360"/>
+        <w:jc w:val="both"/>
+      </w:pPr>
+      <w:r>
+        <w:rPr>
+          <w:rFonts w:ascii="Times New Roman" w:cs="Times New Roman" w:eastAsia="Times New Roman" w:hAnsi="Times New Roman"/>
+          <w:sz w:val="24"/>
+          <w:szCs w:val="24"/>
+        </w:rPr>
+        <w:t xml:space="preserve">04/09/2026 (sexta) 23h59min59s — prazo fatal do Ev. 25/27: protocolo da petição de cumprimento com comprovante do preparo (R$ 720,00, guia Ev. 31) e procuração com ratificação. Protocolar preferencialmente em 02/09 ou 03/09.</w:t>
+      </w:r>
+    </w:p>
+    <w:p>
+      <w:pPr>
+        <w:pStyle w:val="ListParagraph"/>
+        <w:numPr>
+          <w:ilvl w:val="0"/>
+          <w:numId w:val="2"/>
+        </w:numPr>
+        <w:spacing w:after="80" w:line="360"/>
+        <w:jc w:val="both"/>
+      </w:pPr>
+      <w:r>
+        <w:rPr>
+          <w:rFonts w:ascii="Times New Roman" w:cs="Times New Roman" w:eastAsia="Times New Roman" w:hAnsi="Times New Roman"/>
+          <w:sz w:val="24"/>
+          <w:szCs w:val="24"/>
+        </w:rPr>
+        <w:t xml:space="preserve">03/09, 04/09 e 08/09/2026 — conferir no eproc a situação da guia ID 51010131 ('paga/baixada') e o status do prazo do Ev. 27 ('FECHADO'). 07/09 (segunda) é feriado forense (Independência); 08/09 (terça) é o 1º dia útil seguinte.</w:t>
+      </w:r>
+    </w:p>
+    <w:p>
+      <w:pPr>
+        <w:pStyle w:val="ListParagraph"/>
+        <w:numPr>
+          <w:ilvl w:val="0"/>
+          <w:numId w:val="2"/>
+        </w:numPr>
+        <w:spacing w:after="80" w:line="360"/>
+        <w:jc w:val="both"/>
+      </w:pPr>
+      <w:r>
+        <w:rPr>
+          <w:rFonts w:ascii="Times New Roman" w:cs="Times New Roman" w:eastAsia="Times New Roman" w:hAnsi="Times New Roman"/>
+          <w:sz w:val="24"/>
+          <w:szCs w:val="24"/>
+        </w:rPr>
+        <w:t xml:space="preserve">08/09/2026 — sugestão de data-limite interna para a peça autônoma de desabilitação das renunciantes, intimação exclusiva e retificação cadastral (sem prazo legal).</w:t>
+      </w:r>
+    </w:p>
+    <w:p>
+      <w:pPr>
+        <w:pStyle w:val="ListParagraph"/>
+        <w:numPr>
+          <w:ilvl w:val="0"/>
+          <w:numId w:val="2"/>
+        </w:numPr>
+        <w:spacing w:after="80" w:line="360"/>
+        <w:jc w:val="both"/>
+      </w:pPr>
+      <w:r>
+        <w:rPr>
+          <w:rFonts w:ascii="Times New Roman" w:cs="Times New Roman" w:eastAsia="Times New Roman" w:hAnsi="Times New Roman"/>
+          <w:sz w:val="24"/>
+          <w:szCs w:val="24"/>
+        </w:rPr>
+        <w:t xml:space="preserve">De 08/09/2026 em diante, diariamente — DJEN (OAB 53.040) e painel do eproc: despacho do relator sobre o preparo/gratuidade; se houver intimação para sanar (CPC 932, p.ú.; 1.007, §§2º e 7º): 5 dias úteis contados do dia útil seguinte à publicação.</w:t>
+      </w:r>
+    </w:p>
+    <w:p>
+      <w:pPr>
+        <w:pStyle w:val="ListParagraph"/>
+        <w:numPr>
+          <w:ilvl w:val="0"/>
+          <w:numId w:val="2"/>
+        </w:numPr>
+        <w:spacing w:after="80" w:line="360"/>
+        <w:jc w:val="both"/>
+      </w:pPr>
+      <w:r>
+        <w:rPr>
+          <w:rFonts w:ascii="Times New Roman" w:cs="Times New Roman" w:eastAsia="Times New Roman" w:hAnsi="Times New Roman"/>
+          <w:sz w:val="24"/>
+          <w:szCs w:val="24"/>
+        </w:rPr>
+        <w:t xml:space="preserve">Se o relator abrir vista ao MP: 10 dias úteis para o MP (CPC 180); eventual réplica da Antunelli: 5 dias úteis (CPC 218, §3º).</w:t>
+      </w:r>
+    </w:p>
+    <w:p>
+      <w:pPr>
+        <w:pStyle w:val="ListParagraph"/>
+        <w:numPr>
+          <w:ilvl w:val="0"/>
+          <w:numId w:val="2"/>
+        </w:numPr>
+        <w:spacing w:after="80" w:line="360"/>
+        <w:jc w:val="both"/>
+      </w:pPr>
+      <w:r>
+        <w:rPr>
+          <w:rFonts w:ascii="Times New Roman" w:cs="Times New Roman" w:eastAsia="Times New Roman" w:hAnsi="Times New Roman"/>
+          <w:sz w:val="24"/>
+          <w:szCs w:val="24"/>
+        </w:rPr>
+        <w:t xml:space="preserve">Pauta: publicada com pelo menos 5 dias úteis de antecedência (CPC 935; RITJSC 142-L, §1º). No dia da publicação, calcular o dia-limite 'até 2 dias úteis antes da sessão' para: objeção ao virtual (142-M, §1º), sustentação de argumentos por áudio/vídeo (142-Q) ou inscrição para sustentação oral em sessão presencial/videoconferência (176, caput). Intempestivos não são admitidos (142-M, §4º). Sessão virtual: votação em até 6 dias úteis (142-N, §1º).</w:t>
+      </w:r>
+    </w:p>
+    <w:p>
+      <w:pPr>
+        <w:pStyle w:val="ListParagraph"/>
+        <w:numPr>
+          <w:ilvl w:val="0"/>
+          <w:numId w:val="2"/>
+        </w:numPr>
+        <w:spacing w:after="80" w:line="360"/>
+        <w:jc w:val="both"/>
+      </w:pPr>
+      <w:r>
+        <w:rPr>
+          <w:rFonts w:ascii="Times New Roman" w:cs="Times New Roman" w:eastAsia="Times New Roman" w:hAnsi="Times New Roman"/>
+          <w:sz w:val="24"/>
+          <w:szCs w:val="24"/>
+        </w:rPr>
+        <w:t xml:space="preserve">Decisão monocrática (CPC 932): agravo interno em 15 dias úteis, sem preparo (CPC 1.021; RITJSC 293, p.ú.).</w:t>
+      </w:r>
+    </w:p>
+    <w:p>
+      <w:pPr>
+        <w:pStyle w:val="ListParagraph"/>
+        <w:numPr>
+          <w:ilvl w:val="0"/>
+          <w:numId w:val="2"/>
+        </w:numPr>
+        <w:spacing w:after="80" w:line="360"/>
+        <w:jc w:val="both"/>
+      </w:pPr>
+      <w:r>
+        <w:rPr>
+          <w:rFonts w:ascii="Times New Roman" w:cs="Times New Roman" w:eastAsia="Times New Roman" w:hAnsi="Times New Roman"/>
+          <w:sz w:val="24"/>
+          <w:szCs w:val="24"/>
+        </w:rPr>
+        <w:t xml:space="preserve">Acórdão publicado: embargos de declaração em 5 dias úteis (CPC 1.023) — MP e Município têm 10 (CPC 180 e 183); os ED interrompem o prazo dos demais recursos para todos (CPC 1.026). Contraditório em ED com efeito infringente: 5 dias (1.023, §2º).</w:t>
+      </w:r>
+    </w:p>
+    <w:p>
+      <w:pPr>
+        <w:pStyle w:val="ListParagraph"/>
+        <w:numPr>
+          <w:ilvl w:val="0"/>
+          <w:numId w:val="2"/>
+        </w:numPr>
+        <w:spacing w:after="80" w:line="360"/>
+        <w:jc w:val="both"/>
+      </w:pPr>
+      <w:r>
+        <w:rPr>
+          <w:rFonts w:ascii="Times New Roman" w:cs="Times New Roman" w:eastAsia="Times New Roman" w:hAnsi="Times New Roman"/>
+          <w:sz w:val="24"/>
+          <w:szCs w:val="24"/>
+        </w:rPr>
+        <w:t xml:space="preserve">Acórdão dos ED publicado: REsp e RE em 15 dias úteis (CPC 1.003, §5º), simultâneos (1.031), com preparo do STJ/STF comprovado na origem (CPC 1.007; Súmula 187/STJ) e procuração nova nos autos (Súmula 115/STJ). MP e Município: 30 dias úteis. Contrarrazões: 15 dias úteis (CPC 1.030).</w:t>
+      </w:r>
+    </w:p>
+    <w:p>
+      <w:pPr>
+        <w:pStyle w:val="ListParagraph"/>
+        <w:numPr>
+          <w:ilvl w:val="0"/>
+          <w:numId w:val="2"/>
+        </w:numPr>
+        <w:spacing w:after="80" w:line="360"/>
+        <w:jc w:val="both"/>
+      </w:pPr>
+      <w:r>
+        <w:rPr>
+          <w:rFonts w:ascii="Times New Roman" w:cs="Times New Roman" w:eastAsia="Times New Roman" w:hAnsi="Times New Roman"/>
+          <w:sz w:val="24"/>
+          <w:szCs w:val="24"/>
+        </w:rPr>
+        <w:t xml:space="preserve">Decisão do 2º Vice-Presidente: agravo interno (contra negativa por CPC 1.030, I ou III) ou agravo em REsp/RE (contra inadmissão, CPC 1.042) — ambos 15 dias úteis; contraminuta 15 dias úteis. Sobrestamento pelo Tema 1442: requerimento de distinção em 5 dias (CPC 1.037, §10).</w:t>
+      </w:r>
+    </w:p>
+    <w:p>
+      <w:pPr>
+        <w:pStyle w:val="ListParagraph"/>
+        <w:numPr>
+          <w:ilvl w:val="0"/>
+          <w:numId w:val="2"/>
+        </w:numPr>
+        <w:spacing w:after="80" w:line="360"/>
+        <w:jc w:val="both"/>
+      </w:pPr>
+      <w:r>
+        <w:rPr>
+          <w:rFonts w:ascii="Times New Roman" w:cs="Times New Roman" w:eastAsia="Times New Roman" w:hAnsi="Times New Roman"/>
+          <w:sz w:val="24"/>
+          <w:szCs w:val="24"/>
+        </w:rPr>
+        <w:t xml:space="preserve">STJ/STF: agravo interno contra decisão monocrática em 15 dias úteis (CPC 1.021); ED em 5 dias úteis (CPC 1.023).</w:t>
+      </w:r>
+    </w:p>
+    <w:p>
+      <w:pPr>
+        <w:pStyle w:val="ListParagraph"/>
+        <w:numPr>
+          <w:ilvl w:val="0"/>
+          <w:numId w:val="2"/>
+        </w:numPr>
+        <w:spacing w:after="80" w:line="360"/>
+        <w:jc w:val="both"/>
+      </w:pPr>
+      <w:r>
+        <w:rPr>
+          <w:rFonts w:ascii="Times New Roman" w:cs="Times New Roman" w:eastAsia="Times New Roman" w:hAnsi="Times New Roman"/>
+          <w:sz w:val="24"/>
+          <w:szCs w:val="24"/>
+        </w:rPr>
+        <w:t xml:space="preserve">Trânsito em julgado: conferir a certidão — o prazo em dobro do MP (30 dias úteis do acórdão dos ED) é o que fecha a conta; a data é o marco da tese do termo inicial das obrigações.</w:t>
+      </w:r>
+    </w:p>
+    <w:p>
+      <w:pPr>
+        <w:pStyle w:val="ListParagraph"/>
+        <w:numPr>
+          <w:ilvl w:val="0"/>
+          <w:numId w:val="2"/>
+        </w:numPr>
+        <w:spacing w:after="80" w:line="360"/>
+        <w:jc w:val="both"/>
+      </w:pPr>
+      <w:r>
+        <w:rPr>
+          <w:rFonts w:ascii="Times New Roman" w:cs="Times New Roman" w:eastAsia="Times New Roman" w:hAnsi="Times New Roman"/>
+          <w:sz w:val="24"/>
+          <w:szCs w:val="24"/>
+        </w:rPr>
+        <w:t xml:space="preserve">Baixa ao 1º grau: petição imediata (mesma semana) com prova de cumprimento, pedido de cronograma/termo inicial e de intimação pessoal prévia (Tema 1296; Súmula 410/STJ).</w:t>
+      </w:r>
+    </w:p>
+    <w:p>
+      <w:pPr>
+        <w:pStyle w:val="ListParagraph"/>
+        <w:numPr>
+          <w:ilvl w:val="0"/>
+          <w:numId w:val="2"/>
+        </w:numPr>
+        <w:spacing w:after="80" w:line="360"/>
+        <w:jc w:val="both"/>
+      </w:pPr>
+      <w:r>
+        <w:rPr>
+          <w:rFonts w:ascii="Times New Roman" w:cs="Times New Roman" w:eastAsia="Times New Roman" w:hAnsi="Times New Roman"/>
+          <w:sz w:val="24"/>
+          <w:szCs w:val="24"/>
+        </w:rPr>
+        <w:t xml:space="preserve">Cumprimento de sentença: impugnação em 15 dias úteis da intimação (CPC 536, §4º c/c 525); prazos das obrigações (60/90/120 dias) a contar — na tese da Antunelli — da intimação pessoal para cumprir; nunca deixar vencer multa (Tema 1442 trava a revisão de multa vencida).</w:t>
+      </w:r>
+    </w:p>
+    <w:p>
+      <w:pPr>
+        <w:pStyle w:val="ListParagraph"/>
+        <w:numPr>
+          <w:ilvl w:val="0"/>
+          <w:numId w:val="2"/>
+        </w:numPr>
+        <w:spacing w:after="80" w:line="360"/>
+        <w:jc w:val="both"/>
+      </w:pPr>
+      <w:r>
+        <w:rPr>
+          <w:rFonts w:ascii="Times New Roman" w:cs="Times New Roman" w:eastAsia="Times New Roman" w:hAnsi="Times New Roman"/>
+          <w:sz w:val="24"/>
+          <w:szCs w:val="24"/>
+        </w:rPr>
+        <w:t xml:space="preserve">23/04/2027 — vencimento do atestado do CBMSC (Ev. 280, Doc. 8): renovar antes, para que a prova de cumprimento permaneça vigente no cumprimento de sentença.</w:t>
+      </w:r>
+    </w:p>
+    <w:p>
+      <w:pPr>
+        <w:pStyle w:val="ListParagraph"/>
+        <w:numPr>
+          <w:ilvl w:val="0"/>
+          <w:numId w:val="2"/>
+        </w:numPr>
+        <w:spacing w:after="80" w:line="360"/>
+        <w:jc w:val="both"/>
+      </w:pPr>
+      <w:r>
+        <w:rPr>
+          <w:rFonts w:ascii="Times New Roman" w:cs="Times New Roman" w:eastAsia="Times New Roman" w:hAnsi="Times New Roman"/>
+          <w:sz w:val="24"/>
+          <w:szCs w:val="24"/>
+        </w:rPr>
+        <w:t xml:space="preserve">Permanente: vigia de publicações em nome das renunciantes (Caroline Vaz, OAB/SC 54.142; Lígia Luis, OAB/SC 53.624) até a desabilitação efetiva nos dois graus.</w:t>
+      </w:r>
+    </w:p>
+    <w:p>
+      <w:pPr>
+        <w:keepNext/>
+        <w:spacing w:after="180" w:before="360" w:line="360"/>
+        <w:jc w:val="left"/>
+      </w:pPr>
+      <w:r>
+        <w:rPr>
+          <w:rFonts w:ascii="Times New Roman" w:cs="Times New Roman" w:eastAsia="Times New Roman" w:hAnsi="Times New Roman"/>
+          <w:b/>
+          <w:bCs/>
+          <w:sz w:val="24"/>
+          <w:szCs w:val="24"/>
+        </w:rPr>
+        <w:t xml:space="preserve">Apêndice D — Achados da verificação adversarial já incorporados às peças</w:t>
+      </w:r>
+    </w:p>
+    <w:p>
+      <w:pPr>
+        <w:pStyle w:val="ListParagraph"/>
+        <w:numPr>
+          <w:ilvl w:val="0"/>
+          <w:numId w:val="2"/>
+        </w:numPr>
+        <w:spacing w:after="80" w:line="360"/>
+        <w:jc w:val="both"/>
+      </w:pPr>
+      <w:r>
+        <w:rPr>
+          <w:rFonts w:ascii="Times New Roman" w:cs="Times New Roman" w:eastAsia="Times New Roman" w:hAnsi="Times New Roman"/>
+          <w:sz w:val="24"/>
+          <w:szCs w:val="24"/>
+        </w:rPr>
+        <w:t xml:space="preserve">Identificação precisa do ato de que se desiste: "Evento 280 dos autos de origem, conforme certidão do Evento 23 deste recurso" (a peça corre no caderno do 2º grau, com numeração própria).</w:t>
+      </w:r>
+    </w:p>
+    <w:p>
+      <w:pPr>
+        <w:pStyle w:val="ListParagraph"/>
+        <w:numPr>
+          <w:ilvl w:val="0"/>
+          <w:numId w:val="2"/>
+        </w:numPr>
+        <w:spacing w:after="80" w:line="360"/>
+        <w:jc w:val="both"/>
+      </w:pPr>
+      <w:r>
+        <w:rPr>
+          <w:rFonts w:ascii="Times New Roman" w:cs="Times New Roman" w:eastAsia="Times New Roman" w:hAnsi="Times New Roman"/>
+          <w:sz w:val="24"/>
+          <w:szCs w:val="24"/>
+        </w:rPr>
+        <w:t xml:space="preserve">Pedido "b" reduzido à declaração de prejudicialidade; retirado o pedido de nova anotação cadastral da gratuidade, que já causou erros em cascata (Ev. 293, Ev. 3-4, tarja).</w:t>
+      </w:r>
+    </w:p>
+    <w:p>
+      <w:pPr>
+        <w:pStyle w:val="ListParagraph"/>
+        <w:numPr>
+          <w:ilvl w:val="0"/>
+          <w:numId w:val="2"/>
+        </w:numPr>
+        <w:spacing w:after="80" w:line="360"/>
+        <w:jc w:val="both"/>
+      </w:pPr>
+      <w:r>
+        <w:rPr>
+          <w:rFonts w:ascii="Times New Roman" w:cs="Times New Roman" w:eastAsia="Times New Roman" w:hAnsi="Times New Roman"/>
+          <w:sz w:val="24"/>
+          <w:szCs w:val="24"/>
+        </w:rPr>
+        <w:t xml:space="preserve">Art. 99, § 7º, lido corretamente: o Ev. 25 não indeferiu a gratuidade; abriu alternativa com base no § 2º. O § 4º do art. 1.007 é afastado pela norma especial do § 7º, não por um pressuposto que o § 4º não enuncia.</w:t>
+      </w:r>
+    </w:p>
+    <w:p>
+      <w:pPr>
+        <w:pStyle w:val="ListParagraph"/>
+        <w:numPr>
+          <w:ilvl w:val="0"/>
+          <w:numId w:val="2"/>
+        </w:numPr>
+        <w:spacing w:after="80" w:line="360"/>
+        <w:jc w:val="both"/>
+      </w:pPr>
+      <w:r>
+        <w:rPr>
+          <w:rFonts w:ascii="Times New Roman" w:cs="Times New Roman" w:eastAsia="Times New Roman" w:hAnsi="Times New Roman"/>
+          <w:sz w:val="24"/>
+          <w:szCs w:val="24"/>
+        </w:rPr>
+        <w:t xml:space="preserve">Sede: n. 1.100 (registro na JUCESC) e estabelecimento no n. 1.003, para não divergir do contrato social juntado como Doc. 3.</w:t>
+      </w:r>
+    </w:p>
+    <w:p>
+      <w:pPr>
+        <w:pStyle w:val="ListParagraph"/>
+        <w:numPr>
+          <w:ilvl w:val="0"/>
+          <w:numId w:val="2"/>
+        </w:numPr>
+        <w:spacing w:after="80" w:line="360"/>
+        <w:jc w:val="both"/>
+      </w:pPr>
+      <w:r>
+        <w:rPr>
+          <w:rFonts w:ascii="Times New Roman" w:cs="Times New Roman" w:eastAsia="Times New Roman" w:hAnsi="Times New Roman"/>
+          <w:sz w:val="24"/>
+          <w:szCs w:val="24"/>
+        </w:rPr>
+        <w:t xml:space="preserve">Valor e número da guia ancorados no Ev. 31 e no Doc. 1, com marcação de conferência; Circular CGJ n. 643/2025 não é citada.</w:t>
+      </w:r>
+    </w:p>
+    <w:p>
+      <w:pPr>
+        <w:pStyle w:val="ListParagraph"/>
+        <w:numPr>
+          <w:ilvl w:val="0"/>
+          <w:numId w:val="2"/>
+        </w:numPr>
+        <w:spacing w:after="80" w:line="360"/>
+        <w:jc w:val="both"/>
+      </w:pPr>
+      <w:r>
+        <w:rPr>
+          <w:rFonts w:ascii="Times New Roman" w:cs="Times New Roman" w:eastAsia="Times New Roman" w:hAnsi="Times New Roman"/>
+          <w:sz w:val="24"/>
+          <w:szCs w:val="24"/>
+        </w:rPr>
+        <w:t xml:space="preserve">Desistência sempre com o verbo "desiste" e com a ressalva expressa de que o recurso e os demais requerimentos dos memoriais ficam mantidos (CPC, art. 998, afastado).</w:t>
+      </w:r>
+    </w:p>
+    <w:p>
+      <w:pPr>
+        <w:pStyle w:val="ListParagraph"/>
+        <w:numPr>
+          <w:ilvl w:val="0"/>
+          <w:numId w:val="2"/>
+        </w:numPr>
+        <w:spacing w:after="80" w:line="360"/>
+        <w:jc w:val="both"/>
+      </w:pPr>
+      <w:r>
+        <w:rPr>
+          <w:rFonts w:ascii="Times New Roman" w:cs="Times New Roman" w:eastAsia="Times New Roman" w:hAnsi="Times New Roman"/>
+          <w:sz w:val="24"/>
+          <w:szCs w:val="24"/>
+        </w:rPr>
+        <w:t xml:space="preserve">Declaração de autenticidade das reproduções digitalizadas (Lei n. 11.419/2006, art. 11, § 1º; CPC, art. 425, VI).</w:t>
+      </w:r>
+    </w:p>
+    <w:p>
+      <w:pPr>
+        <w:pStyle w:val="ListParagraph"/>
+        <w:numPr>
+          <w:ilvl w:val="0"/>
+          <w:numId w:val="2"/>
+        </w:numPr>
+        <w:spacing w:after="80" w:line="360"/>
+        <w:jc w:val="both"/>
+      </w:pPr>
+      <w:r>
+        <w:rPr>
+          <w:rFonts w:ascii="Times New Roman" w:cs="Times New Roman" w:eastAsia="Times New Roman" w:hAnsi="Times New Roman"/>
+          <w:sz w:val="24"/>
+          <w:szCs w:val="24"/>
+        </w:rPr>
+        <w:t xml:space="preserve">Capítulo da representação: fato descritivo (sócio único e administrador é o subscritor; Sétima Alteração já nos autos, Ev. 257) antes da juntada "em reforço"; sem citar revogação, renúncia, CPC 76/104 ou Súmula 115.</w:t>
+      </w:r>
+    </w:p>
+    <w:p>
+      <w:pPr>
+        <w:pStyle w:val="ListParagraph"/>
+        <w:numPr>
+          <w:ilvl w:val="0"/>
+          <w:numId w:val="2"/>
+        </w:numPr>
+        <w:spacing w:after="80" w:line="360"/>
+        <w:jc w:val="both"/>
+      </w:pPr>
+      <w:r>
+        <w:rPr>
+          <w:rFonts w:ascii="Times New Roman" w:cs="Times New Roman" w:eastAsia="Times New Roman" w:hAnsi="Times New Roman"/>
+          <w:sz w:val="24"/>
+          <w:szCs w:val="24"/>
+        </w:rPr>
+        <w:t xml:space="preserve">Procuração: aceite do outorgado, duas linhas de assinatura, poderes de recolher custas e de requerer intimação exclusiva, menção a STJ e STF, ratificação nominativa incluindo as diligências de 02/09 e a própria petição.</w:t>
+      </w:r>
+    </w:p>
+    <w:p>
+      <w:pPr>
+        <w:pStyle w:val="ListParagraph"/>
+        <w:numPr>
+          <w:ilvl w:val="0"/>
+          <w:numId w:val="2"/>
+        </w:numPr>
+        <w:spacing w:after="80" w:line="360"/>
+        <w:jc w:val="both"/>
+      </w:pPr>
+      <w:r>
+        <w:rPr>
+          <w:rFonts w:ascii="Times New Roman" w:cs="Times New Roman" w:eastAsia="Times New Roman" w:hAnsi="Times New Roman"/>
+          <w:sz w:val="24"/>
+          <w:szCs w:val="24"/>
+        </w:rPr>
+        <w:t xml:space="preserve">Peça 03: retirado o pedido de certidão das comunicações às renunciantes (preclusão provável e exposição desnecessária do intervalo sem procurador); mantidos baixa, intimação exclusiva (inclusive pauta) e razão social.</w:t>
       </w:r>
     </w:p>
     <w:sectPr>

--- a/juridico/ACP-0900193-90.2016.8.24.0064/2026-09-02-cumprimento-ev25/auditoria/RELATORIO-AUDITORIA.docx
+++ b/juridico/ACP-0900193-90.2016.8.24.0064/2026-09-02-cumprimento-ev25/auditoria/RELATORIO-AUDITORIA.docx
@@ -7011,7 +7011,7 @@
           <w:sz w:val="24"/>
           <w:szCs w:val="24"/>
         </w:rPr>
-        <w:t xml:space="preserve">1. Conferir no eproc o teor integral do Ev. 25 e ajustar a transcrição da peça se houver diferença. 2. Conferir a aba Custas (guia paga/baixada) e montar o Doc. 1. 3. Assinar a procuração pela Antunelli (e-CNPJ ou punho digitalizado). 4. Rodar o gate local de citações (Planalto em disco) — os sites oficiais estavam bloqueados para esta sessão. 5. Ajustar a data das peças para a data do protocolo, se não for 02/09. 6. Decidir sobre sustentação oral / sustentação de argumentos / objeção ao virtual.</w:t>
+        <w:t xml:space="preserve">1. Conferir no eproc o teor integral do Ev. 25 e ajustar a transcrição da peça se houver diferença. 2. Conferir a aba Custas (guia paga/baixada) e montar o Doc. 1. 3. Assinar a procuração pela Antunelli (e-CNPJ ou punho digitalizado). 4. Rodar o gate local de citações (Planalto em disco) — os sites oficiais estavam bloqueados para esta sessão. 5. Ajustar a data das três peças para a data do protocolo, se não for 02/09 (a peça 03 se reporta à principal como "protocolada nesta data"), e remover as marcações [CONFERIR ...] após cada conferência. 6. Decidir sobre sustentação oral / sustentação de argumentos / objeção ao virtual.</w:t>
       </w:r>
     </w:p>
     <w:p>

--- a/juridico/ACP-0900193-90.2016.8.24.0064/2026-09-02-cumprimento-ev25/auditoria/RELATORIO-AUDITORIA.docx
+++ b/juridico/ACP-0900193-90.2016.8.24.0064/2026-09-02-cumprimento-ev25/auditoria/RELATORIO-AUDITORIA.docx
@@ -3961,7 +3961,7 @@
                 <w:sz w:val="20"/>
                 <w:szCs w:val="20"/>
               </w:rPr>
-              <w:t xml:space="preserve">refere os Docs. 2 e 3</w:t>
+              <w:t xml:space="preserve">Doc. 1 procuração e Doc. 2 contrato social (cópias)</w:t>
             </w:r>
           </w:p>
         </w:tc>
@@ -3993,7 +3993,7 @@
                 <w:sz w:val="20"/>
                 <w:szCs w:val="20"/>
               </w:rPr>
-              <w:t xml:space="preserve">sem prazo (mesmo dia, de preferência)</w:t>
+              <w:t xml:space="preserve">sem prazo (mesmo dia, logo depois da peça 1)</w:t>
             </w:r>
           </w:p>
         </w:tc>
@@ -13444,7 +13444,7 @@
           <w:sz w:val="24"/>
           <w:szCs w:val="24"/>
         </w:rPr>
-        <w:t xml:space="preserve">Peça 03: retirado o pedido de certidão das comunicações às renunciantes (preclusão provável e exposição desnecessária do intervalo sem procurador); mantidos baixa, intimação exclusiva (inclusive pauta) e razão social.</w:t>
+        <w:t xml:space="preserve">Peça 03: retirado o pedido de certidão das comunicações às renunciantes (preclusão provável e exposição desnecessária do intervalo sem procurador); retirados também a menção aos requerimentos de 2018/2019 (feitos sob mandato depois revogado), o contraste com a revogação (CPC 111), a cronologia dos atos do subscritor e a remissão ao art. 106, I (rege a causa própria); a petição passa a ser instruída com cópias da procuração e do contrato social, para anotação imediata pelo cadastro. Mantidos baixa, intimação exclusiva (inclusive pauta) e razão social.</w:t>
       </w:r>
     </w:p>
     <w:sectPr>

--- a/juridico/ACP-0900193-90.2016.8.24.0064/2026-09-02-cumprimento-ev25/auditoria/RELATORIO-AUDITORIA.docx
+++ b/juridico/ACP-0900193-90.2016.8.24.0064/2026-09-02-cumprimento-ev25/auditoria/RELATORIO-AUDITORIA.docx
@@ -7048,6 +7048,25 @@
           <w:szCs w:val="24"/>
         </w:rPr>
         <w:t xml:space="preserve">E-mails de 02/09/2026 entre o advogado e a Seção de Custas Judiciais do TJSC (dcdp.custas@tjsc.jus.br); notas do escritório (pareceres de 16/08, 27/08, 28/08, 31/08 e 02/09/2026; árvore do 2º grau lida na tela do eproc em 31/08/2026); contrarrazões do MP (Ev. 284); checklist de protocolo da apelação (05/2026); textos da Súmula 51/TJSC, da Resolução CM n. 3/2019 e da Circular CGJ n. 643/2025 confirmados por busca na web.</w:t>
+      </w:r>
+    </w:p>
+    <w:p>
+      <w:pPr>
+        <w:pStyle w:val="ListParagraph"/>
+        <w:numPr>
+          <w:ilvl w:val="0"/>
+          <w:numId w:val="2"/>
+        </w:numPr>
+        <w:spacing w:after="80" w:line="360"/>
+        <w:jc w:val="both"/>
+      </w:pPr>
+      <w:r>
+        <w:rPr>
+          <w:rFonts w:ascii="Times New Roman" w:cs="Times New Roman" w:eastAsia="Times New Roman" w:hAnsi="Times New Roman"/>
+          <w:sz w:val="24"/>
+          <w:szCs w:val="24"/>
+        </w:rPr>
+        <w:t xml:space="preserve">Método: dossiê de fatos com coordenadas; quatro laudos de agentes independentes (preparo/deserção, representação processual, caminho processual, citações legais); nove revisões adversariais das três peças, em três lentes (fatos e citações; estratégia e risco; forma e norma culta), aplicadas em dez versões sucessivas; todos os laudos estão em `fontes/laudos/`.</w:t>
       </w:r>
     </w:p>
     <w:p>
